--- a/Backend/Director_Disclosure/Output_Disclosures/2024-25/ORIENT_CEMENT_LIMITED/MBP-1/MBP1_RAVI_KAPOOR_00003847.docx
+++ b/Backend/Director_Disclosure/Output_Disclosures/2024-25/ORIENT_CEMENT_LIMITED/MBP-1/MBP1_RAVI_KAPOOR_00003847.docx
@@ -93,272 +93,17 @@
     </w:p>
     <w:p>
       <w:pPr>
-        <w:spacing w:before="0" w:after="0"/>
-        <w:jc w:val="left"/>
-      </w:pPr>
-      <w:r>
-        <w:rPr>
-          <w:rFonts w:ascii="Adani" w:hAnsi="Adani"/>
-          <w:b w:val="0"/>
-          <w:sz w:val="20"/>
-          <w:u w:val="none"/>
-        </w:rPr>
-        <w:t>ORIENT CEMENT LIMITED</w:t>
-      </w:r>
-    </w:p>
-    <w:p>
-      <w:pPr>
-        <w:spacing w:before="0" w:after="0"/>
-        <w:jc w:val="left"/>
-      </w:pPr>
-      <w:r>
-        <w:rPr>
-          <w:rFonts w:ascii="Adani" w:hAnsi="Adani"/>
-          <w:b w:val="0"/>
-          <w:sz w:val="20"/>
-          <w:u w:val="none"/>
-        </w:rPr>
-        <w:t>SANGHI INDUSTRIES LIMITED</w:t>
-      </w:r>
-    </w:p>
-    <w:p>
-      <w:pPr>
-        <w:spacing w:before="0" w:after="0"/>
-        <w:jc w:val="left"/>
-      </w:pPr>
-      <w:r>
-        <w:rPr>
-          <w:rFonts w:ascii="Adani" w:hAnsi="Adani"/>
-          <w:b w:val="0"/>
-          <w:sz w:val="20"/>
-          <w:u w:val="none"/>
-        </w:rPr>
-        <w:t>ADANI WIND ENERGY (GUJARAT) LIMITED</w:t>
-      </w:r>
-    </w:p>
-    <w:p>
-      <w:pPr>
-        <w:spacing w:before="0" w:after="0"/>
-        <w:jc w:val="left"/>
-      </w:pPr>
-      <w:r>
-        <w:rPr>
-          <w:rFonts w:ascii="Adani" w:hAnsi="Adani"/>
-          <w:b w:val="0"/>
-          <w:sz w:val="20"/>
-          <w:u w:val="none"/>
-        </w:rPr>
-        <w:t>YAN ADVISORY SERVICES LLP</w:t>
-      </w:r>
-    </w:p>
-    <w:p>
-      <w:pPr>
-        <w:spacing w:before="0" w:after="0"/>
-        <w:jc w:val="left"/>
-      </w:pPr>
-      <w:r>
-        <w:rPr>
-          <w:rFonts w:ascii="Adani" w:hAnsi="Adani"/>
-          <w:b w:val="0"/>
-          <w:sz w:val="20"/>
-          <w:u w:val="none"/>
-        </w:rPr>
-        <w:t>AMITY CONSULTANTS LLP</w:t>
-      </w:r>
-    </w:p>
-    <w:p>
-      <w:pPr>
-        <w:spacing w:before="0" w:after="0"/>
-        <w:jc w:val="left"/>
-      </w:pPr>
-      <w:r>
-        <w:rPr>
-          <w:rFonts w:ascii="Adani" w:hAnsi="Adani"/>
-          <w:b w:val="0"/>
-          <w:sz w:val="20"/>
-          <w:u w:val="none"/>
-        </w:rPr>
-        <w:t>KODANGAL SOLAR PARKS LIMITED</w:t>
-      </w:r>
-    </w:p>
-    <w:p>
-      <w:pPr>
-        <w:spacing w:before="0" w:after="0"/>
-        <w:jc w:val="left"/>
-      </w:pPr>
-      <w:r>
-        <w:rPr>
-          <w:rFonts w:ascii="Adani" w:hAnsi="Adani"/>
-          <w:b w:val="0"/>
-          <w:sz w:val="20"/>
-          <w:u w:val="none"/>
-        </w:rPr>
-        <w:t>WARDHA SOLAR (MAHARASHTRA) LIMITED</w:t>
-      </w:r>
-    </w:p>
-    <w:p>
-      <w:pPr>
-        <w:spacing w:before="0" w:after="0"/>
-        <w:jc w:val="left"/>
-      </w:pPr>
-      <w:r>
-        <w:rPr>
-          <w:rFonts w:ascii="Adani" w:hAnsi="Adani"/>
-          <w:b w:val="0"/>
-          <w:sz w:val="20"/>
-          <w:u w:val="none"/>
-        </w:rPr>
-        <w:t>ADANI GREEN ENERGY (UP) LIMITED</w:t>
-      </w:r>
-    </w:p>
-    <w:p>
-      <w:pPr>
-        <w:spacing w:before="0" w:after="0"/>
-        <w:jc w:val="left"/>
-      </w:pPr>
-      <w:r>
-        <w:rPr>
-          <w:rFonts w:ascii="Adani" w:hAnsi="Adani"/>
-          <w:b w:val="0"/>
-          <w:sz w:val="20"/>
-          <w:u w:val="none"/>
-        </w:rPr>
-        <w:t>GUJARAT ROAD AND INFRASTRUCTURE COMPANY LIMITED</w:t>
-      </w:r>
-    </w:p>
-    <w:p>
-      <w:pPr>
-        <w:spacing w:before="0" w:after="0"/>
-        <w:jc w:val="left"/>
-      </w:pPr>
-      <w:r>
-        <w:rPr>
-          <w:rFonts w:ascii="Adani" w:hAnsi="Adani"/>
-          <w:b w:val="0"/>
-          <w:sz w:val="20"/>
-          <w:u w:val="none"/>
-        </w:rPr>
-        <w:t>MARINE INFRASTRUCTURE DEVELOPER PRIVATE LIMITED</w:t>
-      </w:r>
-    </w:p>
-    <w:p>
-      <w:pPr>
-        <w:spacing w:before="0" w:after="0"/>
-        <w:jc w:val="left"/>
-      </w:pPr>
-      <w:r>
-        <w:rPr>
-          <w:rFonts w:ascii="Adani" w:hAnsi="Adani"/>
-          <w:b w:val="0"/>
-          <w:sz w:val="20"/>
-          <w:u w:val="none"/>
-        </w:rPr>
-        <w:t>SADBHAV HYBRID ANNUITY PROJECTS LIMITED</w:t>
-      </w:r>
-    </w:p>
-    <w:p>
-      <w:pPr>
-        <w:spacing w:before="0" w:after="0"/>
-        <w:jc w:val="left"/>
-      </w:pPr>
-      <w:r>
-        <w:rPr>
-          <w:rFonts w:ascii="Adani" w:hAnsi="Adani"/>
-          <w:b w:val="0"/>
-          <w:sz w:val="20"/>
-          <w:u w:val="none"/>
-        </w:rPr>
-        <w:t>MAHARASHTRA BORDER CHECK POST NETWORK LIMITED</w:t>
-      </w:r>
-    </w:p>
-    <w:p>
-      <w:pPr>
-        <w:spacing w:before="0" w:after="0"/>
-        <w:jc w:val="left"/>
-      </w:pPr>
-      <w:r>
-        <w:rPr>
-          <w:rFonts w:ascii="Adani" w:hAnsi="Adani"/>
-          <w:b w:val="0"/>
-          <w:sz w:val="20"/>
-          <w:u w:val="none"/>
-        </w:rPr>
-        <w:t>KRV INSOLVENCY PROFESSIONALS LLP</w:t>
-      </w:r>
-    </w:p>
-    <w:p>
-      <w:pPr>
-        <w:spacing w:before="0" w:after="0"/>
-        <w:jc w:val="left"/>
-      </w:pPr>
-      <w:r>
-        <w:rPr>
-          <w:rFonts w:ascii="Adani" w:hAnsi="Adani"/>
-          <w:b w:val="0"/>
-          <w:sz w:val="20"/>
-          <w:u w:val="none"/>
-        </w:rPr>
-        <w:t>LNR IPR SOLUTIONS LLP</w:t>
-      </w:r>
-    </w:p>
-    <w:p>
-      <w:pPr>
-        <w:spacing w:before="0" w:after="0"/>
-        <w:jc w:val="left"/>
-      </w:pPr>
-      <w:r>
-        <w:rPr>
-          <w:rFonts w:ascii="Adani" w:hAnsi="Adani"/>
-          <w:b w:val="0"/>
-          <w:sz w:val="20"/>
-          <w:u w:val="none"/>
-        </w:rPr>
-        <w:t>CORONEY TECHNOLOGIES PRIVATE LIMITED</w:t>
-      </w:r>
-    </w:p>
-    <w:p>
-      <w:pPr>
-        <w:spacing w:before="0" w:after="0"/>
-        <w:jc w:val="left"/>
-      </w:pPr>
-      <w:r>
-        <w:rPr>
-          <w:rFonts w:ascii="Adani" w:hAnsi="Adani"/>
-          <w:b w:val="0"/>
-          <w:sz w:val="20"/>
-          <w:u w:val="none"/>
-        </w:rPr>
-        <w:t>JOHN ENERGY LIMITED</w:t>
-      </w:r>
-    </w:p>
-    <w:p>
-      <w:pPr>
-        <w:spacing w:before="0" w:after="0"/>
-        <w:jc w:val="left"/>
-      </w:pPr>
-      <w:r>
-        <w:rPr>
-          <w:rFonts w:ascii="Adani" w:hAnsi="Adani"/>
-          <w:b w:val="0"/>
-          <w:sz w:val="20"/>
-          <w:u w:val="none"/>
-        </w:rPr>
-        <w:t>CONCORD BIOTECH LIMITED</w:t>
-      </w:r>
-    </w:p>
-    <w:p>
-      <w:pPr>
         <w:spacing w:before="0" w:after="160"/>
         <w:jc w:val="left"/>
       </w:pPr>
       <w:r>
         <w:rPr>
           <w:rFonts w:ascii="Adani" w:hAnsi="Adani"/>
-          <w:b w:val="0"/>
+          <w:b/>
           <w:sz w:val="20"/>
           <w:u w:val="none"/>
         </w:rPr>
-        <w:t>RENI CONSULTANTS PRIVATE LIMITED</w:t>
+        <w:t>ORIENT CEMENT LIMITED</w:t>
       </w:r>
     </w:p>
     <w:p>
@@ -1070,6 +815,148 @@
                 <w:sz w:val="18"/>
                 <w:u w:val="none"/>
               </w:rPr>
+              <w:t>SURAJKIRAN RENEWABLE RESOURCES LIMITED</w:t>
+            </w:r>
+          </w:p>
+        </w:tc>
+        <w:tc>
+          <w:tcPr>
+            <w:tcW w:type="dxa" w:w="1814"/>
+            <w:shd w:val="clear" w:color="auto" w:fill="FFFFFF"/>
+            <w:tcBorders>
+              <w:top w:val="single" w:sz="4" w:space="0" w:color="000000"/>
+              <w:left w:val="single" w:sz="4" w:space="0" w:color="000000"/>
+              <w:bottom w:val="single" w:sz="4" w:space="0" w:color="000000"/>
+              <w:right w:val="single" w:sz="4" w:space="0" w:color="000000"/>
+            </w:tcBorders>
+            <w:vAlign w:val="center"/>
+          </w:tcPr>
+          <w:p>
+            <w:pPr>
+              <w:spacing w:before="40" w:after="40"/>
+              <w:jc w:val="left"/>
+            </w:pPr>
+            <w:r>
+              <w:rPr>
+                <w:rFonts w:ascii="Adani" w:hAnsi="Adani"/>
+                <w:b w:val="0"/>
+                <w:sz w:val="18"/>
+                <w:u w:val="none"/>
+              </w:rPr>
+              <w:t>Director</w:t>
+            </w:r>
+          </w:p>
+        </w:tc>
+        <w:tc>
+          <w:tcPr>
+            <w:tcW w:type="dxa" w:w="1020"/>
+            <w:shd w:val="clear" w:color="auto" w:fill="FFFFFF"/>
+            <w:tcBorders>
+              <w:top w:val="single" w:sz="4" w:space="0" w:color="000000"/>
+              <w:left w:val="single" w:sz="4" w:space="0" w:color="000000"/>
+              <w:bottom w:val="single" w:sz="4" w:space="0" w:color="000000"/>
+              <w:right w:val="single" w:sz="4" w:space="0" w:color="000000"/>
+            </w:tcBorders>
+            <w:vAlign w:val="center"/>
+          </w:tcPr>
+          <w:p>
+            <w:pPr>
+              <w:spacing w:before="40" w:after="40"/>
+              <w:jc w:val="left"/>
+            </w:pPr>
+            <w:r>
+              <w:rPr>
+                <w:rFonts w:ascii="Adani" w:hAnsi="Adani"/>
+                <w:b w:val="0"/>
+                <w:sz w:val="18"/>
+                <w:u w:val="none"/>
+              </w:rPr>
+              <w:t>NIL</w:t>
+            </w:r>
+          </w:p>
+        </w:tc>
+        <w:tc>
+          <w:tcPr>
+            <w:tcW w:type="dxa" w:w="1247"/>
+            <w:shd w:val="clear" w:color="auto" w:fill="FFFFFF"/>
+            <w:tcBorders>
+              <w:top w:val="single" w:sz="4" w:space="0" w:color="000000"/>
+              <w:left w:val="single" w:sz="4" w:space="0" w:color="000000"/>
+              <w:bottom w:val="single" w:sz="4" w:space="0" w:color="000000"/>
+              <w:right w:val="single" w:sz="4" w:space="0" w:color="000000"/>
+            </w:tcBorders>
+            <w:vAlign w:val="center"/>
+          </w:tcPr>
+          <w:p>
+            <w:pPr>
+              <w:spacing w:before="40" w:after="40"/>
+              <w:jc w:val="left"/>
+            </w:pPr>
+            <w:r>
+              <w:rPr>
+                <w:rFonts w:ascii="Adani" w:hAnsi="Adani"/>
+                <w:b w:val="0"/>
+                <w:sz w:val="18"/>
+                <w:u w:val="none"/>
+              </w:rPr>
+              <w:t>22/02/2022</w:t>
+            </w:r>
+          </w:p>
+        </w:tc>
+      </w:tr>
+      <w:tr>
+        <w:tc>
+          <w:tcPr>
+            <w:tcW w:type="dxa" w:w="680"/>
+            <w:shd w:val="clear" w:color="auto" w:fill="FFFFFF"/>
+            <w:tcBorders>
+              <w:top w:val="single" w:sz="4" w:space="0" w:color="000000"/>
+              <w:left w:val="single" w:sz="4" w:space="0" w:color="000000"/>
+              <w:bottom w:val="single" w:sz="4" w:space="0" w:color="000000"/>
+              <w:right w:val="single" w:sz="4" w:space="0" w:color="000000"/>
+            </w:tcBorders>
+            <w:vAlign w:val="center"/>
+          </w:tcPr>
+          <w:p>
+            <w:pPr>
+              <w:spacing w:before="40" w:after="40"/>
+              <w:jc w:val="left"/>
+            </w:pPr>
+            <w:r>
+              <w:rPr>
+                <w:rFonts w:ascii="Adani" w:hAnsi="Adani"/>
+                <w:b w:val="0"/>
+                <w:sz w:val="18"/>
+                <w:u w:val="none"/>
+              </w:rPr>
+              <w:t>5</w:t>
+            </w:r>
+          </w:p>
+        </w:tc>
+        <w:tc>
+          <w:tcPr>
+            <w:tcW w:type="dxa" w:w="3969"/>
+            <w:shd w:val="clear" w:color="auto" w:fill="FFFFFF"/>
+            <w:tcBorders>
+              <w:top w:val="single" w:sz="4" w:space="0" w:color="000000"/>
+              <w:left w:val="single" w:sz="4" w:space="0" w:color="000000"/>
+              <w:bottom w:val="single" w:sz="4" w:space="0" w:color="000000"/>
+              <w:right w:val="single" w:sz="4" w:space="0" w:color="000000"/>
+            </w:tcBorders>
+            <w:vAlign w:val="center"/>
+          </w:tcPr>
+          <w:p>
+            <w:pPr>
+              <w:spacing w:before="40" w:after="40"/>
+              <w:jc w:val="left"/>
+            </w:pPr>
+            <w:r>
+              <w:rPr>
+                <w:rFonts w:ascii="Adani" w:hAnsi="Adani"/>
+                <w:b w:val="0"/>
+                <w:sz w:val="18"/>
+                <w:u w:val="none"/>
+              </w:rPr>
               <w:t>YAN ADVISORY SERVICES LLP</w:t>
             </w:r>
           </w:p>
@@ -1184,7 +1071,7 @@
                 <w:sz w:val="18"/>
                 <w:u w:val="none"/>
               </w:rPr>
-              <w:t>5</w:t>
+              <w:t>6</w:t>
             </w:r>
           </w:p>
         </w:tc>
@@ -1326,7 +1213,149 @@
                 <w:sz w:val="18"/>
                 <w:u w:val="none"/>
               </w:rPr>
-              <w:t>6</w:t>
+              <w:t>7</w:t>
+            </w:r>
+          </w:p>
+        </w:tc>
+        <w:tc>
+          <w:tcPr>
+            <w:tcW w:type="dxa" w:w="3969"/>
+            <w:shd w:val="clear" w:color="auto" w:fill="FFFFFF"/>
+            <w:tcBorders>
+              <w:top w:val="single" w:sz="4" w:space="0" w:color="000000"/>
+              <w:left w:val="single" w:sz="4" w:space="0" w:color="000000"/>
+              <w:bottom w:val="single" w:sz="4" w:space="0" w:color="000000"/>
+              <w:right w:val="single" w:sz="4" w:space="0" w:color="000000"/>
+            </w:tcBorders>
+            <w:vAlign w:val="center"/>
+          </w:tcPr>
+          <w:p>
+            <w:pPr>
+              <w:spacing w:before="40" w:after="40"/>
+              <w:jc w:val="left"/>
+            </w:pPr>
+            <w:r>
+              <w:rPr>
+                <w:rFonts w:ascii="Adani" w:hAnsi="Adani"/>
+                <w:b w:val="0"/>
+                <w:sz w:val="18"/>
+                <w:u w:val="none"/>
+              </w:rPr>
+              <w:t>ADANI GREEN ENERGY (UP) LIMITED</w:t>
+            </w:r>
+          </w:p>
+        </w:tc>
+        <w:tc>
+          <w:tcPr>
+            <w:tcW w:type="dxa" w:w="1814"/>
+            <w:shd w:val="clear" w:color="auto" w:fill="FFFFFF"/>
+            <w:tcBorders>
+              <w:top w:val="single" w:sz="4" w:space="0" w:color="000000"/>
+              <w:left w:val="single" w:sz="4" w:space="0" w:color="000000"/>
+              <w:bottom w:val="single" w:sz="4" w:space="0" w:color="000000"/>
+              <w:right w:val="single" w:sz="4" w:space="0" w:color="000000"/>
+            </w:tcBorders>
+            <w:vAlign w:val="center"/>
+          </w:tcPr>
+          <w:p>
+            <w:pPr>
+              <w:spacing w:before="40" w:after="40"/>
+              <w:jc w:val="left"/>
+            </w:pPr>
+            <w:r>
+              <w:rPr>
+                <w:rFonts w:ascii="Adani" w:hAnsi="Adani"/>
+                <w:b w:val="0"/>
+                <w:sz w:val="18"/>
+                <w:u w:val="none"/>
+              </w:rPr>
+              <w:t>Director</w:t>
+            </w:r>
+          </w:p>
+        </w:tc>
+        <w:tc>
+          <w:tcPr>
+            <w:tcW w:type="dxa" w:w="1020"/>
+            <w:shd w:val="clear" w:color="auto" w:fill="FFFFFF"/>
+            <w:tcBorders>
+              <w:top w:val="single" w:sz="4" w:space="0" w:color="000000"/>
+              <w:left w:val="single" w:sz="4" w:space="0" w:color="000000"/>
+              <w:bottom w:val="single" w:sz="4" w:space="0" w:color="000000"/>
+              <w:right w:val="single" w:sz="4" w:space="0" w:color="000000"/>
+            </w:tcBorders>
+            <w:vAlign w:val="center"/>
+          </w:tcPr>
+          <w:p>
+            <w:pPr>
+              <w:spacing w:before="40" w:after="40"/>
+              <w:jc w:val="left"/>
+            </w:pPr>
+            <w:r>
+              <w:rPr>
+                <w:rFonts w:ascii="Adani" w:hAnsi="Adani"/>
+                <w:b w:val="0"/>
+                <w:sz w:val="18"/>
+                <w:u w:val="none"/>
+              </w:rPr>
+              <w:t>NIL</w:t>
+            </w:r>
+          </w:p>
+        </w:tc>
+        <w:tc>
+          <w:tcPr>
+            <w:tcW w:type="dxa" w:w="1247"/>
+            <w:shd w:val="clear" w:color="auto" w:fill="FFFFFF"/>
+            <w:tcBorders>
+              <w:top w:val="single" w:sz="4" w:space="0" w:color="000000"/>
+              <w:left w:val="single" w:sz="4" w:space="0" w:color="000000"/>
+              <w:bottom w:val="single" w:sz="4" w:space="0" w:color="000000"/>
+              <w:right w:val="single" w:sz="4" w:space="0" w:color="000000"/>
+            </w:tcBorders>
+            <w:vAlign w:val="center"/>
+          </w:tcPr>
+          <w:p>
+            <w:pPr>
+              <w:spacing w:before="40" w:after="40"/>
+              <w:jc w:val="left"/>
+            </w:pPr>
+            <w:r>
+              <w:rPr>
+                <w:rFonts w:ascii="Adani" w:hAnsi="Adani"/>
+                <w:b w:val="0"/>
+                <w:sz w:val="18"/>
+                <w:u w:val="none"/>
+              </w:rPr>
+              <w:t>31/03/2021</w:t>
+            </w:r>
+          </w:p>
+        </w:tc>
+      </w:tr>
+      <w:tr>
+        <w:tc>
+          <w:tcPr>
+            <w:tcW w:type="dxa" w:w="680"/>
+            <w:shd w:val="clear" w:color="auto" w:fill="FFFFFF"/>
+            <w:tcBorders>
+              <w:top w:val="single" w:sz="4" w:space="0" w:color="000000"/>
+              <w:left w:val="single" w:sz="4" w:space="0" w:color="000000"/>
+              <w:bottom w:val="single" w:sz="4" w:space="0" w:color="000000"/>
+              <w:right w:val="single" w:sz="4" w:space="0" w:color="000000"/>
+            </w:tcBorders>
+            <w:vAlign w:val="center"/>
+          </w:tcPr>
+          <w:p>
+            <w:pPr>
+              <w:spacing w:before="40" w:after="40"/>
+              <w:jc w:val="left"/>
+            </w:pPr>
+            <w:r>
+              <w:rPr>
+                <w:rFonts w:ascii="Adani" w:hAnsi="Adani"/>
+                <w:b w:val="0"/>
+                <w:sz w:val="18"/>
+                <w:u w:val="none"/>
+              </w:rPr>
+              <w:t>8</w:t>
             </w:r>
           </w:p>
         </w:tc>
@@ -1468,7 +1497,7 @@
                 <w:sz w:val="18"/>
                 <w:u w:val="none"/>
               </w:rPr>
-              <w:t>7</w:t>
+              <w:t>9</w:t>
             </w:r>
           </w:p>
         </w:tc>
@@ -1581,290 +1610,6 @@
                 <w:u w:val="none"/>
               </w:rPr>
               <w:t>31/03/2021</w:t>
-            </w:r>
-          </w:p>
-        </w:tc>
-      </w:tr>
-      <w:tr>
-        <w:tc>
-          <w:tcPr>
-            <w:tcW w:type="dxa" w:w="680"/>
-            <w:shd w:val="clear" w:color="auto" w:fill="FFFFFF"/>
-            <w:tcBorders>
-              <w:top w:val="single" w:sz="4" w:space="0" w:color="000000"/>
-              <w:left w:val="single" w:sz="4" w:space="0" w:color="000000"/>
-              <w:bottom w:val="single" w:sz="4" w:space="0" w:color="000000"/>
-              <w:right w:val="single" w:sz="4" w:space="0" w:color="000000"/>
-            </w:tcBorders>
-            <w:vAlign w:val="center"/>
-          </w:tcPr>
-          <w:p>
-            <w:pPr>
-              <w:spacing w:before="40" w:after="40"/>
-              <w:jc w:val="left"/>
-            </w:pPr>
-            <w:r>
-              <w:rPr>
-                <w:rFonts w:ascii="Adani" w:hAnsi="Adani"/>
-                <w:b w:val="0"/>
-                <w:sz w:val="18"/>
-                <w:u w:val="none"/>
-              </w:rPr>
-              <w:t>8</w:t>
-            </w:r>
-          </w:p>
-        </w:tc>
-        <w:tc>
-          <w:tcPr>
-            <w:tcW w:type="dxa" w:w="3969"/>
-            <w:shd w:val="clear" w:color="auto" w:fill="FFFFFF"/>
-            <w:tcBorders>
-              <w:top w:val="single" w:sz="4" w:space="0" w:color="000000"/>
-              <w:left w:val="single" w:sz="4" w:space="0" w:color="000000"/>
-              <w:bottom w:val="single" w:sz="4" w:space="0" w:color="000000"/>
-              <w:right w:val="single" w:sz="4" w:space="0" w:color="000000"/>
-            </w:tcBorders>
-            <w:vAlign w:val="center"/>
-          </w:tcPr>
-          <w:p>
-            <w:pPr>
-              <w:spacing w:before="40" w:after="40"/>
-              <w:jc w:val="left"/>
-            </w:pPr>
-            <w:r>
-              <w:rPr>
-                <w:rFonts w:ascii="Adani" w:hAnsi="Adani"/>
-                <w:b w:val="0"/>
-                <w:sz w:val="18"/>
-                <w:u w:val="none"/>
-              </w:rPr>
-              <w:t>ADANI GREEN ENERGY (UP) LIMITED</w:t>
-            </w:r>
-          </w:p>
-        </w:tc>
-        <w:tc>
-          <w:tcPr>
-            <w:tcW w:type="dxa" w:w="1814"/>
-            <w:shd w:val="clear" w:color="auto" w:fill="FFFFFF"/>
-            <w:tcBorders>
-              <w:top w:val="single" w:sz="4" w:space="0" w:color="000000"/>
-              <w:left w:val="single" w:sz="4" w:space="0" w:color="000000"/>
-              <w:bottom w:val="single" w:sz="4" w:space="0" w:color="000000"/>
-              <w:right w:val="single" w:sz="4" w:space="0" w:color="000000"/>
-            </w:tcBorders>
-            <w:vAlign w:val="center"/>
-          </w:tcPr>
-          <w:p>
-            <w:pPr>
-              <w:spacing w:before="40" w:after="40"/>
-              <w:jc w:val="left"/>
-            </w:pPr>
-            <w:r>
-              <w:rPr>
-                <w:rFonts w:ascii="Adani" w:hAnsi="Adani"/>
-                <w:b w:val="0"/>
-                <w:sz w:val="18"/>
-                <w:u w:val="none"/>
-              </w:rPr>
-              <w:t>Director</w:t>
-            </w:r>
-          </w:p>
-        </w:tc>
-        <w:tc>
-          <w:tcPr>
-            <w:tcW w:type="dxa" w:w="1020"/>
-            <w:shd w:val="clear" w:color="auto" w:fill="FFFFFF"/>
-            <w:tcBorders>
-              <w:top w:val="single" w:sz="4" w:space="0" w:color="000000"/>
-              <w:left w:val="single" w:sz="4" w:space="0" w:color="000000"/>
-              <w:bottom w:val="single" w:sz="4" w:space="0" w:color="000000"/>
-              <w:right w:val="single" w:sz="4" w:space="0" w:color="000000"/>
-            </w:tcBorders>
-            <w:vAlign w:val="center"/>
-          </w:tcPr>
-          <w:p>
-            <w:pPr>
-              <w:spacing w:before="40" w:after="40"/>
-              <w:jc w:val="left"/>
-            </w:pPr>
-            <w:r>
-              <w:rPr>
-                <w:rFonts w:ascii="Adani" w:hAnsi="Adani"/>
-                <w:b w:val="0"/>
-                <w:sz w:val="18"/>
-                <w:u w:val="none"/>
-              </w:rPr>
-              <w:t>NIL</w:t>
-            </w:r>
-          </w:p>
-        </w:tc>
-        <w:tc>
-          <w:tcPr>
-            <w:tcW w:type="dxa" w:w="1247"/>
-            <w:shd w:val="clear" w:color="auto" w:fill="FFFFFF"/>
-            <w:tcBorders>
-              <w:top w:val="single" w:sz="4" w:space="0" w:color="000000"/>
-              <w:left w:val="single" w:sz="4" w:space="0" w:color="000000"/>
-              <w:bottom w:val="single" w:sz="4" w:space="0" w:color="000000"/>
-              <w:right w:val="single" w:sz="4" w:space="0" w:color="000000"/>
-            </w:tcBorders>
-            <w:vAlign w:val="center"/>
-          </w:tcPr>
-          <w:p>
-            <w:pPr>
-              <w:spacing w:before="40" w:after="40"/>
-              <w:jc w:val="left"/>
-            </w:pPr>
-            <w:r>
-              <w:rPr>
-                <w:rFonts w:ascii="Adani" w:hAnsi="Adani"/>
-                <w:b w:val="0"/>
-                <w:sz w:val="18"/>
-                <w:u w:val="none"/>
-              </w:rPr>
-              <w:t>31/03/2021</w:t>
-            </w:r>
-          </w:p>
-        </w:tc>
-      </w:tr>
-      <w:tr>
-        <w:tc>
-          <w:tcPr>
-            <w:tcW w:type="dxa" w:w="680"/>
-            <w:shd w:val="clear" w:color="auto" w:fill="FFFFFF"/>
-            <w:tcBorders>
-              <w:top w:val="single" w:sz="4" w:space="0" w:color="000000"/>
-              <w:left w:val="single" w:sz="4" w:space="0" w:color="000000"/>
-              <w:bottom w:val="single" w:sz="4" w:space="0" w:color="000000"/>
-              <w:right w:val="single" w:sz="4" w:space="0" w:color="000000"/>
-            </w:tcBorders>
-            <w:vAlign w:val="center"/>
-          </w:tcPr>
-          <w:p>
-            <w:pPr>
-              <w:spacing w:before="40" w:after="40"/>
-              <w:jc w:val="left"/>
-            </w:pPr>
-            <w:r>
-              <w:rPr>
-                <w:rFonts w:ascii="Adani" w:hAnsi="Adani"/>
-                <w:b w:val="0"/>
-                <w:sz w:val="18"/>
-                <w:u w:val="none"/>
-              </w:rPr>
-              <w:t>9</w:t>
-            </w:r>
-          </w:p>
-        </w:tc>
-        <w:tc>
-          <w:tcPr>
-            <w:tcW w:type="dxa" w:w="3969"/>
-            <w:shd w:val="clear" w:color="auto" w:fill="FFFFFF"/>
-            <w:tcBorders>
-              <w:top w:val="single" w:sz="4" w:space="0" w:color="000000"/>
-              <w:left w:val="single" w:sz="4" w:space="0" w:color="000000"/>
-              <w:bottom w:val="single" w:sz="4" w:space="0" w:color="000000"/>
-              <w:right w:val="single" w:sz="4" w:space="0" w:color="000000"/>
-            </w:tcBorders>
-            <w:vAlign w:val="center"/>
-          </w:tcPr>
-          <w:p>
-            <w:pPr>
-              <w:spacing w:before="40" w:after="40"/>
-              <w:jc w:val="left"/>
-            </w:pPr>
-            <w:r>
-              <w:rPr>
-                <w:rFonts w:ascii="Adani" w:hAnsi="Adani"/>
-                <w:b w:val="0"/>
-                <w:sz w:val="18"/>
-                <w:u w:val="none"/>
-              </w:rPr>
-              <w:t>GUJARAT ROAD AND INFRASTRUCTURE COMPANY LIMITED</w:t>
-            </w:r>
-          </w:p>
-        </w:tc>
-        <w:tc>
-          <w:tcPr>
-            <w:tcW w:type="dxa" w:w="1814"/>
-            <w:shd w:val="clear" w:color="auto" w:fill="FFFFFF"/>
-            <w:tcBorders>
-              <w:top w:val="single" w:sz="4" w:space="0" w:color="000000"/>
-              <w:left w:val="single" w:sz="4" w:space="0" w:color="000000"/>
-              <w:bottom w:val="single" w:sz="4" w:space="0" w:color="000000"/>
-              <w:right w:val="single" w:sz="4" w:space="0" w:color="000000"/>
-            </w:tcBorders>
-            <w:vAlign w:val="center"/>
-          </w:tcPr>
-          <w:p>
-            <w:pPr>
-              <w:spacing w:before="40" w:after="40"/>
-              <w:jc w:val="left"/>
-            </w:pPr>
-            <w:r>
-              <w:rPr>
-                <w:rFonts w:ascii="Adani" w:hAnsi="Adani"/>
-                <w:b w:val="0"/>
-                <w:sz w:val="18"/>
-                <w:u w:val="none"/>
-              </w:rPr>
-              <w:t>Director</w:t>
-            </w:r>
-          </w:p>
-        </w:tc>
-        <w:tc>
-          <w:tcPr>
-            <w:tcW w:type="dxa" w:w="1020"/>
-            <w:shd w:val="clear" w:color="auto" w:fill="FFFFFF"/>
-            <w:tcBorders>
-              <w:top w:val="single" w:sz="4" w:space="0" w:color="000000"/>
-              <w:left w:val="single" w:sz="4" w:space="0" w:color="000000"/>
-              <w:bottom w:val="single" w:sz="4" w:space="0" w:color="000000"/>
-              <w:right w:val="single" w:sz="4" w:space="0" w:color="000000"/>
-            </w:tcBorders>
-            <w:vAlign w:val="center"/>
-          </w:tcPr>
-          <w:p>
-            <w:pPr>
-              <w:spacing w:before="40" w:after="40"/>
-              <w:jc w:val="left"/>
-            </w:pPr>
-            <w:r>
-              <w:rPr>
-                <w:rFonts w:ascii="Adani" w:hAnsi="Adani"/>
-                <w:b w:val="0"/>
-                <w:sz w:val="18"/>
-                <w:u w:val="none"/>
-              </w:rPr>
-              <w:t>NIL</w:t>
-            </w:r>
-          </w:p>
-        </w:tc>
-        <w:tc>
-          <w:tcPr>
-            <w:tcW w:type="dxa" w:w="1247"/>
-            <w:shd w:val="clear" w:color="auto" w:fill="FFFFFF"/>
-            <w:tcBorders>
-              <w:top w:val="single" w:sz="4" w:space="0" w:color="000000"/>
-              <w:left w:val="single" w:sz="4" w:space="0" w:color="000000"/>
-              <w:bottom w:val="single" w:sz="4" w:space="0" w:color="000000"/>
-              <w:right w:val="single" w:sz="4" w:space="0" w:color="000000"/>
-            </w:tcBorders>
-            <w:vAlign w:val="center"/>
-          </w:tcPr>
-          <w:p>
-            <w:pPr>
-              <w:spacing w:before="40" w:after="40"/>
-              <w:jc w:val="left"/>
-            </w:pPr>
-            <w:r>
-              <w:rPr>
-                <w:rFonts w:ascii="Adani" w:hAnsi="Adani"/>
-                <w:b w:val="0"/>
-                <w:sz w:val="18"/>
-                <w:u w:val="none"/>
-              </w:rPr>
-              <w:t>28/03/2021</w:t>
             </w:r>
           </w:p>
         </w:tc>
@@ -2064,290 +1809,6 @@
                 <w:sz w:val="18"/>
                 <w:u w:val="none"/>
               </w:rPr>
-              <w:t>SADBHAV HYBRID ANNUITY PROJECTS LIMITED</w:t>
-            </w:r>
-          </w:p>
-        </w:tc>
-        <w:tc>
-          <w:tcPr>
-            <w:tcW w:type="dxa" w:w="1814"/>
-            <w:shd w:val="clear" w:color="auto" w:fill="FFFFFF"/>
-            <w:tcBorders>
-              <w:top w:val="single" w:sz="4" w:space="0" w:color="000000"/>
-              <w:left w:val="single" w:sz="4" w:space="0" w:color="000000"/>
-              <w:bottom w:val="single" w:sz="4" w:space="0" w:color="000000"/>
-              <w:right w:val="single" w:sz="4" w:space="0" w:color="000000"/>
-            </w:tcBorders>
-            <w:vAlign w:val="center"/>
-          </w:tcPr>
-          <w:p>
-            <w:pPr>
-              <w:spacing w:before="40" w:after="40"/>
-              <w:jc w:val="left"/>
-            </w:pPr>
-            <w:r>
-              <w:rPr>
-                <w:rFonts w:ascii="Adani" w:hAnsi="Adani"/>
-                <w:b w:val="0"/>
-                <w:sz w:val="18"/>
-                <w:u w:val="none"/>
-              </w:rPr>
-              <w:t>Director</w:t>
-            </w:r>
-          </w:p>
-        </w:tc>
-        <w:tc>
-          <w:tcPr>
-            <w:tcW w:type="dxa" w:w="1020"/>
-            <w:shd w:val="clear" w:color="auto" w:fill="FFFFFF"/>
-            <w:tcBorders>
-              <w:top w:val="single" w:sz="4" w:space="0" w:color="000000"/>
-              <w:left w:val="single" w:sz="4" w:space="0" w:color="000000"/>
-              <w:bottom w:val="single" w:sz="4" w:space="0" w:color="000000"/>
-              <w:right w:val="single" w:sz="4" w:space="0" w:color="000000"/>
-            </w:tcBorders>
-            <w:vAlign w:val="center"/>
-          </w:tcPr>
-          <w:p>
-            <w:pPr>
-              <w:spacing w:before="40" w:after="40"/>
-              <w:jc w:val="left"/>
-            </w:pPr>
-            <w:r>
-              <w:rPr>
-                <w:rFonts w:ascii="Adani" w:hAnsi="Adani"/>
-                <w:b w:val="0"/>
-                <w:sz w:val="18"/>
-                <w:u w:val="none"/>
-              </w:rPr>
-              <w:t>NIL</w:t>
-            </w:r>
-          </w:p>
-        </w:tc>
-        <w:tc>
-          <w:tcPr>
-            <w:tcW w:type="dxa" w:w="1247"/>
-            <w:shd w:val="clear" w:color="auto" w:fill="FFFFFF"/>
-            <w:tcBorders>
-              <w:top w:val="single" w:sz="4" w:space="0" w:color="000000"/>
-              <w:left w:val="single" w:sz="4" w:space="0" w:color="000000"/>
-              <w:bottom w:val="single" w:sz="4" w:space="0" w:color="000000"/>
-              <w:right w:val="single" w:sz="4" w:space="0" w:color="000000"/>
-            </w:tcBorders>
-            <w:vAlign w:val="center"/>
-          </w:tcPr>
-          <w:p>
-            <w:pPr>
-              <w:spacing w:before="40" w:after="40"/>
-              <w:jc w:val="left"/>
-            </w:pPr>
-            <w:r>
-              <w:rPr>
-                <w:rFonts w:ascii="Adani" w:hAnsi="Adani"/>
-                <w:b w:val="0"/>
-                <w:sz w:val="18"/>
-                <w:u w:val="none"/>
-              </w:rPr>
-              <w:t>26/06/2018</w:t>
-            </w:r>
-          </w:p>
-        </w:tc>
-      </w:tr>
-      <w:tr>
-        <w:tc>
-          <w:tcPr>
-            <w:tcW w:type="dxa" w:w="680"/>
-            <w:shd w:val="clear" w:color="auto" w:fill="FFFFFF"/>
-            <w:tcBorders>
-              <w:top w:val="single" w:sz="4" w:space="0" w:color="000000"/>
-              <w:left w:val="single" w:sz="4" w:space="0" w:color="000000"/>
-              <w:bottom w:val="single" w:sz="4" w:space="0" w:color="000000"/>
-              <w:right w:val="single" w:sz="4" w:space="0" w:color="000000"/>
-            </w:tcBorders>
-            <w:vAlign w:val="center"/>
-          </w:tcPr>
-          <w:p>
-            <w:pPr>
-              <w:spacing w:before="40" w:after="40"/>
-              <w:jc w:val="left"/>
-            </w:pPr>
-            <w:r>
-              <w:rPr>
-                <w:rFonts w:ascii="Adani" w:hAnsi="Adani"/>
-                <w:b w:val="0"/>
-                <w:sz w:val="18"/>
-                <w:u w:val="none"/>
-              </w:rPr>
-              <w:t>12</w:t>
-            </w:r>
-          </w:p>
-        </w:tc>
-        <w:tc>
-          <w:tcPr>
-            <w:tcW w:type="dxa" w:w="3969"/>
-            <w:shd w:val="clear" w:color="auto" w:fill="FFFFFF"/>
-            <w:tcBorders>
-              <w:top w:val="single" w:sz="4" w:space="0" w:color="000000"/>
-              <w:left w:val="single" w:sz="4" w:space="0" w:color="000000"/>
-              <w:bottom w:val="single" w:sz="4" w:space="0" w:color="000000"/>
-              <w:right w:val="single" w:sz="4" w:space="0" w:color="000000"/>
-            </w:tcBorders>
-            <w:vAlign w:val="center"/>
-          </w:tcPr>
-          <w:p>
-            <w:pPr>
-              <w:spacing w:before="40" w:after="40"/>
-              <w:jc w:val="left"/>
-            </w:pPr>
-            <w:r>
-              <w:rPr>
-                <w:rFonts w:ascii="Adani" w:hAnsi="Adani"/>
-                <w:b w:val="0"/>
-                <w:sz w:val="18"/>
-                <w:u w:val="none"/>
-              </w:rPr>
-              <w:t>MAHARASHTRA BORDER CHECK POST NETWORK LIMITED</w:t>
-            </w:r>
-          </w:p>
-        </w:tc>
-        <w:tc>
-          <w:tcPr>
-            <w:tcW w:type="dxa" w:w="1814"/>
-            <w:shd w:val="clear" w:color="auto" w:fill="FFFFFF"/>
-            <w:tcBorders>
-              <w:top w:val="single" w:sz="4" w:space="0" w:color="000000"/>
-              <w:left w:val="single" w:sz="4" w:space="0" w:color="000000"/>
-              <w:bottom w:val="single" w:sz="4" w:space="0" w:color="000000"/>
-              <w:right w:val="single" w:sz="4" w:space="0" w:color="000000"/>
-            </w:tcBorders>
-            <w:vAlign w:val="center"/>
-          </w:tcPr>
-          <w:p>
-            <w:pPr>
-              <w:spacing w:before="40" w:after="40"/>
-              <w:jc w:val="left"/>
-            </w:pPr>
-            <w:r>
-              <w:rPr>
-                <w:rFonts w:ascii="Adani" w:hAnsi="Adani"/>
-                <w:b w:val="0"/>
-                <w:sz w:val="18"/>
-                <w:u w:val="none"/>
-              </w:rPr>
-              <w:t>Director</w:t>
-            </w:r>
-          </w:p>
-        </w:tc>
-        <w:tc>
-          <w:tcPr>
-            <w:tcW w:type="dxa" w:w="1020"/>
-            <w:shd w:val="clear" w:color="auto" w:fill="FFFFFF"/>
-            <w:tcBorders>
-              <w:top w:val="single" w:sz="4" w:space="0" w:color="000000"/>
-              <w:left w:val="single" w:sz="4" w:space="0" w:color="000000"/>
-              <w:bottom w:val="single" w:sz="4" w:space="0" w:color="000000"/>
-              <w:right w:val="single" w:sz="4" w:space="0" w:color="000000"/>
-            </w:tcBorders>
-            <w:vAlign w:val="center"/>
-          </w:tcPr>
-          <w:p>
-            <w:pPr>
-              <w:spacing w:before="40" w:after="40"/>
-              <w:jc w:val="left"/>
-            </w:pPr>
-            <w:r>
-              <w:rPr>
-                <w:rFonts w:ascii="Adani" w:hAnsi="Adani"/>
-                <w:b w:val="0"/>
-                <w:sz w:val="18"/>
-                <w:u w:val="none"/>
-              </w:rPr>
-              <w:t>NIL</w:t>
-            </w:r>
-          </w:p>
-        </w:tc>
-        <w:tc>
-          <w:tcPr>
-            <w:tcW w:type="dxa" w:w="1247"/>
-            <w:shd w:val="clear" w:color="auto" w:fill="FFFFFF"/>
-            <w:tcBorders>
-              <w:top w:val="single" w:sz="4" w:space="0" w:color="000000"/>
-              <w:left w:val="single" w:sz="4" w:space="0" w:color="000000"/>
-              <w:bottom w:val="single" w:sz="4" w:space="0" w:color="000000"/>
-              <w:right w:val="single" w:sz="4" w:space="0" w:color="000000"/>
-            </w:tcBorders>
-            <w:vAlign w:val="center"/>
-          </w:tcPr>
-          <w:p>
-            <w:pPr>
-              <w:spacing w:before="40" w:after="40"/>
-              <w:jc w:val="left"/>
-            </w:pPr>
-            <w:r>
-              <w:rPr>
-                <w:rFonts w:ascii="Adani" w:hAnsi="Adani"/>
-                <w:b w:val="0"/>
-                <w:sz w:val="18"/>
-                <w:u w:val="none"/>
-              </w:rPr>
-              <w:t>29/01/2018</w:t>
-            </w:r>
-          </w:p>
-        </w:tc>
-      </w:tr>
-      <w:tr>
-        <w:tc>
-          <w:tcPr>
-            <w:tcW w:type="dxa" w:w="680"/>
-            <w:shd w:val="clear" w:color="auto" w:fill="FFFFFF"/>
-            <w:tcBorders>
-              <w:top w:val="single" w:sz="4" w:space="0" w:color="000000"/>
-              <w:left w:val="single" w:sz="4" w:space="0" w:color="000000"/>
-              <w:bottom w:val="single" w:sz="4" w:space="0" w:color="000000"/>
-              <w:right w:val="single" w:sz="4" w:space="0" w:color="000000"/>
-            </w:tcBorders>
-            <w:vAlign w:val="center"/>
-          </w:tcPr>
-          <w:p>
-            <w:pPr>
-              <w:spacing w:before="40" w:after="40"/>
-              <w:jc w:val="left"/>
-            </w:pPr>
-            <w:r>
-              <w:rPr>
-                <w:rFonts w:ascii="Adani" w:hAnsi="Adani"/>
-                <w:b w:val="0"/>
-                <w:sz w:val="18"/>
-                <w:u w:val="none"/>
-              </w:rPr>
-              <w:t>13</w:t>
-            </w:r>
-          </w:p>
-        </w:tc>
-        <w:tc>
-          <w:tcPr>
-            <w:tcW w:type="dxa" w:w="3969"/>
-            <w:shd w:val="clear" w:color="auto" w:fill="FFFFFF"/>
-            <w:tcBorders>
-              <w:top w:val="single" w:sz="4" w:space="0" w:color="000000"/>
-              <w:left w:val="single" w:sz="4" w:space="0" w:color="000000"/>
-              <w:bottom w:val="single" w:sz="4" w:space="0" w:color="000000"/>
-              <w:right w:val="single" w:sz="4" w:space="0" w:color="000000"/>
-            </w:tcBorders>
-            <w:vAlign w:val="center"/>
-          </w:tcPr>
-          <w:p>
-            <w:pPr>
-              <w:spacing w:before="40" w:after="40"/>
-              <w:jc w:val="left"/>
-            </w:pPr>
-            <w:r>
-              <w:rPr>
-                <w:rFonts w:ascii="Adani" w:hAnsi="Adani"/>
-                <w:b w:val="0"/>
-                <w:sz w:val="18"/>
-                <w:u w:val="none"/>
-              </w:rPr>
               <w:t>KRV INSOLVENCY PROFESSIONALS LLP</w:t>
             </w:r>
           </w:p>
@@ -2462,7 +1923,7 @@
                 <w:sz w:val="18"/>
                 <w:u w:val="none"/>
               </w:rPr>
-              <w:t>14</w:t>
+              <w:t>12</w:t>
             </w:r>
           </w:p>
         </w:tc>
@@ -2604,7 +2065,7 @@
                 <w:sz w:val="18"/>
                 <w:u w:val="none"/>
               </w:rPr>
-              <w:t>15</w:t>
+              <w:t>13</w:t>
             </w:r>
           </w:p>
         </w:tc>
@@ -2746,7 +2207,7 @@
                 <w:sz w:val="18"/>
                 <w:u w:val="none"/>
               </w:rPr>
-              <w:t>16</w:t>
+              <w:t>14</w:t>
             </w:r>
           </w:p>
         </w:tc>
@@ -2774,7 +2235,7 @@
                 <w:sz w:val="18"/>
                 <w:u w:val="none"/>
               </w:rPr>
-              <w:t>JOHN ENERGY LIMITED</w:t>
+              <w:t>YAN ADVISORY SERVICES PRIVATE LIMITED</w:t>
             </w:r>
           </w:p>
         </w:tc>
@@ -2858,7 +2319,7 @@
                 <w:sz w:val="18"/>
                 <w:u w:val="none"/>
               </w:rPr>
-              <w:t>27/02/2009</w:t>
+              <w:t>05/02/2007</w:t>
             </w:r>
           </w:p>
         </w:tc>
@@ -2888,7 +2349,149 @@
                 <w:sz w:val="18"/>
                 <w:u w:val="none"/>
               </w:rPr>
-              <w:t>17</w:t>
+              <w:t>15</w:t>
+            </w:r>
+          </w:p>
+        </w:tc>
+        <w:tc>
+          <w:tcPr>
+            <w:tcW w:type="dxa" w:w="3969"/>
+            <w:shd w:val="clear" w:color="auto" w:fill="FFFFFF"/>
+            <w:tcBorders>
+              <w:top w:val="single" w:sz="4" w:space="0" w:color="000000"/>
+              <w:left w:val="single" w:sz="4" w:space="0" w:color="000000"/>
+              <w:bottom w:val="single" w:sz="4" w:space="0" w:color="000000"/>
+              <w:right w:val="single" w:sz="4" w:space="0" w:color="000000"/>
+            </w:tcBorders>
+            <w:vAlign w:val="center"/>
+          </w:tcPr>
+          <w:p>
+            <w:pPr>
+              <w:spacing w:before="40" w:after="40"/>
+              <w:jc w:val="left"/>
+            </w:pPr>
+            <w:r>
+              <w:rPr>
+                <w:rFonts w:ascii="Adani" w:hAnsi="Adani"/>
+                <w:b w:val="0"/>
+                <w:sz w:val="18"/>
+                <w:u w:val="none"/>
+              </w:rPr>
+              <w:t>AMITY CONSULTANTS PRIVATE LIMITED</w:t>
+            </w:r>
+          </w:p>
+        </w:tc>
+        <w:tc>
+          <w:tcPr>
+            <w:tcW w:type="dxa" w:w="1814"/>
+            <w:shd w:val="clear" w:color="auto" w:fill="FFFFFF"/>
+            <w:tcBorders>
+              <w:top w:val="single" w:sz="4" w:space="0" w:color="000000"/>
+              <w:left w:val="single" w:sz="4" w:space="0" w:color="000000"/>
+              <w:bottom w:val="single" w:sz="4" w:space="0" w:color="000000"/>
+              <w:right w:val="single" w:sz="4" w:space="0" w:color="000000"/>
+            </w:tcBorders>
+            <w:vAlign w:val="center"/>
+          </w:tcPr>
+          <w:p>
+            <w:pPr>
+              <w:spacing w:before="40" w:after="40"/>
+              <w:jc w:val="left"/>
+            </w:pPr>
+            <w:r>
+              <w:rPr>
+                <w:rFonts w:ascii="Adani" w:hAnsi="Adani"/>
+                <w:b w:val="0"/>
+                <w:sz w:val="18"/>
+                <w:u w:val="none"/>
+              </w:rPr>
+              <w:t>Director</w:t>
+            </w:r>
+          </w:p>
+        </w:tc>
+        <w:tc>
+          <w:tcPr>
+            <w:tcW w:type="dxa" w:w="1020"/>
+            <w:shd w:val="clear" w:color="auto" w:fill="FFFFFF"/>
+            <w:tcBorders>
+              <w:top w:val="single" w:sz="4" w:space="0" w:color="000000"/>
+              <w:left w:val="single" w:sz="4" w:space="0" w:color="000000"/>
+              <w:bottom w:val="single" w:sz="4" w:space="0" w:color="000000"/>
+              <w:right w:val="single" w:sz="4" w:space="0" w:color="000000"/>
+            </w:tcBorders>
+            <w:vAlign w:val="center"/>
+          </w:tcPr>
+          <w:p>
+            <w:pPr>
+              <w:spacing w:before="40" w:after="40"/>
+              <w:jc w:val="left"/>
+            </w:pPr>
+            <w:r>
+              <w:rPr>
+                <w:rFonts w:ascii="Adani" w:hAnsi="Adani"/>
+                <w:b w:val="0"/>
+                <w:sz w:val="18"/>
+                <w:u w:val="none"/>
+              </w:rPr>
+              <w:t>NIL</w:t>
+            </w:r>
+          </w:p>
+        </w:tc>
+        <w:tc>
+          <w:tcPr>
+            <w:tcW w:type="dxa" w:w="1247"/>
+            <w:shd w:val="clear" w:color="auto" w:fill="FFFFFF"/>
+            <w:tcBorders>
+              <w:top w:val="single" w:sz="4" w:space="0" w:color="000000"/>
+              <w:left w:val="single" w:sz="4" w:space="0" w:color="000000"/>
+              <w:bottom w:val="single" w:sz="4" w:space="0" w:color="000000"/>
+              <w:right w:val="single" w:sz="4" w:space="0" w:color="000000"/>
+            </w:tcBorders>
+            <w:vAlign w:val="center"/>
+          </w:tcPr>
+          <w:p>
+            <w:pPr>
+              <w:spacing w:before="40" w:after="40"/>
+              <w:jc w:val="left"/>
+            </w:pPr>
+            <w:r>
+              <w:rPr>
+                <w:rFonts w:ascii="Adani" w:hAnsi="Adani"/>
+                <w:b w:val="0"/>
+                <w:sz w:val="18"/>
+                <w:u w:val="none"/>
+              </w:rPr>
+              <w:t>20/12/2004</w:t>
+            </w:r>
+          </w:p>
+        </w:tc>
+      </w:tr>
+      <w:tr>
+        <w:tc>
+          <w:tcPr>
+            <w:tcW w:type="dxa" w:w="680"/>
+            <w:shd w:val="clear" w:color="auto" w:fill="FFFFFF"/>
+            <w:tcBorders>
+              <w:top w:val="single" w:sz="4" w:space="0" w:color="000000"/>
+              <w:left w:val="single" w:sz="4" w:space="0" w:color="000000"/>
+              <w:bottom w:val="single" w:sz="4" w:space="0" w:color="000000"/>
+              <w:right w:val="single" w:sz="4" w:space="0" w:color="000000"/>
+            </w:tcBorders>
+            <w:vAlign w:val="center"/>
+          </w:tcPr>
+          <w:p>
+            <w:pPr>
+              <w:spacing w:before="40" w:after="40"/>
+              <w:jc w:val="left"/>
+            </w:pPr>
+            <w:r>
+              <w:rPr>
+                <w:rFonts w:ascii="Adani" w:hAnsi="Adani"/>
+                <w:b w:val="0"/>
+                <w:sz w:val="18"/>
+                <w:u w:val="none"/>
+              </w:rPr>
+              <w:t>16</w:t>
             </w:r>
           </w:p>
         </w:tc>
@@ -3001,148 +2604,6 @@
                 <w:u w:val="none"/>
               </w:rPr>
               <w:t>15/12/2003</w:t>
-            </w:r>
-          </w:p>
-        </w:tc>
-      </w:tr>
-      <w:tr>
-        <w:tc>
-          <w:tcPr>
-            <w:tcW w:type="dxa" w:w="680"/>
-            <w:shd w:val="clear" w:color="auto" w:fill="FFFFFF"/>
-            <w:tcBorders>
-              <w:top w:val="single" w:sz="4" w:space="0" w:color="000000"/>
-              <w:left w:val="single" w:sz="4" w:space="0" w:color="000000"/>
-              <w:bottom w:val="single" w:sz="4" w:space="0" w:color="000000"/>
-              <w:right w:val="single" w:sz="4" w:space="0" w:color="000000"/>
-            </w:tcBorders>
-            <w:vAlign w:val="center"/>
-          </w:tcPr>
-          <w:p>
-            <w:pPr>
-              <w:spacing w:before="40" w:after="40"/>
-              <w:jc w:val="left"/>
-            </w:pPr>
-            <w:r>
-              <w:rPr>
-                <w:rFonts w:ascii="Adani" w:hAnsi="Adani"/>
-                <w:b w:val="0"/>
-                <w:sz w:val="18"/>
-                <w:u w:val="none"/>
-              </w:rPr>
-              <w:t>18</w:t>
-            </w:r>
-          </w:p>
-        </w:tc>
-        <w:tc>
-          <w:tcPr>
-            <w:tcW w:type="dxa" w:w="3969"/>
-            <w:shd w:val="clear" w:color="auto" w:fill="FFFFFF"/>
-            <w:tcBorders>
-              <w:top w:val="single" w:sz="4" w:space="0" w:color="000000"/>
-              <w:left w:val="single" w:sz="4" w:space="0" w:color="000000"/>
-              <w:bottom w:val="single" w:sz="4" w:space="0" w:color="000000"/>
-              <w:right w:val="single" w:sz="4" w:space="0" w:color="000000"/>
-            </w:tcBorders>
-            <w:vAlign w:val="center"/>
-          </w:tcPr>
-          <w:p>
-            <w:pPr>
-              <w:spacing w:before="40" w:after="40"/>
-              <w:jc w:val="left"/>
-            </w:pPr>
-            <w:r>
-              <w:rPr>
-                <w:rFonts w:ascii="Adani" w:hAnsi="Adani"/>
-                <w:b w:val="0"/>
-                <w:sz w:val="18"/>
-                <w:u w:val="none"/>
-              </w:rPr>
-              <w:t>RENI CONSULTANTS PRIVATE LIMITED</w:t>
-            </w:r>
-          </w:p>
-        </w:tc>
-        <w:tc>
-          <w:tcPr>
-            <w:tcW w:type="dxa" w:w="1814"/>
-            <w:shd w:val="clear" w:color="auto" w:fill="FFFFFF"/>
-            <w:tcBorders>
-              <w:top w:val="single" w:sz="4" w:space="0" w:color="000000"/>
-              <w:left w:val="single" w:sz="4" w:space="0" w:color="000000"/>
-              <w:bottom w:val="single" w:sz="4" w:space="0" w:color="000000"/>
-              <w:right w:val="single" w:sz="4" w:space="0" w:color="000000"/>
-            </w:tcBorders>
-            <w:vAlign w:val="center"/>
-          </w:tcPr>
-          <w:p>
-            <w:pPr>
-              <w:spacing w:before="40" w:after="40"/>
-              <w:jc w:val="left"/>
-            </w:pPr>
-            <w:r>
-              <w:rPr>
-                <w:rFonts w:ascii="Adani" w:hAnsi="Adani"/>
-                <w:b w:val="0"/>
-                <w:sz w:val="18"/>
-                <w:u w:val="none"/>
-              </w:rPr>
-              <w:t>Director</w:t>
-            </w:r>
-          </w:p>
-        </w:tc>
-        <w:tc>
-          <w:tcPr>
-            <w:tcW w:type="dxa" w:w="1020"/>
-            <w:shd w:val="clear" w:color="auto" w:fill="FFFFFF"/>
-            <w:tcBorders>
-              <w:top w:val="single" w:sz="4" w:space="0" w:color="000000"/>
-              <w:left w:val="single" w:sz="4" w:space="0" w:color="000000"/>
-              <w:bottom w:val="single" w:sz="4" w:space="0" w:color="000000"/>
-              <w:right w:val="single" w:sz="4" w:space="0" w:color="000000"/>
-            </w:tcBorders>
-            <w:vAlign w:val="center"/>
-          </w:tcPr>
-          <w:p>
-            <w:pPr>
-              <w:spacing w:before="40" w:after="40"/>
-              <w:jc w:val="left"/>
-            </w:pPr>
-            <w:r>
-              <w:rPr>
-                <w:rFonts w:ascii="Adani" w:hAnsi="Adani"/>
-                <w:b w:val="0"/>
-                <w:sz w:val="18"/>
-                <w:u w:val="none"/>
-              </w:rPr>
-              <w:t>NIL</w:t>
-            </w:r>
-          </w:p>
-        </w:tc>
-        <w:tc>
-          <w:tcPr>
-            <w:tcW w:type="dxa" w:w="1247"/>
-            <w:shd w:val="clear" w:color="auto" w:fill="FFFFFF"/>
-            <w:tcBorders>
-              <w:top w:val="single" w:sz="4" w:space="0" w:color="000000"/>
-              <w:left w:val="single" w:sz="4" w:space="0" w:color="000000"/>
-              <w:bottom w:val="single" w:sz="4" w:space="0" w:color="000000"/>
-              <w:right w:val="single" w:sz="4" w:space="0" w:color="000000"/>
-            </w:tcBorders>
-            <w:vAlign w:val="center"/>
-          </w:tcPr>
-          <w:p>
-            <w:pPr>
-              <w:spacing w:before="40" w:after="40"/>
-              <w:jc w:val="left"/>
-            </w:pPr>
-            <w:r>
-              <w:rPr>
-                <w:rFonts w:ascii="Adani" w:hAnsi="Adani"/>
-                <w:b w:val="0"/>
-                <w:sz w:val="18"/>
-                <w:u w:val="none"/>
-              </w:rPr>
-              <w:t>11/07/2000</w:t>
             </w:r>
           </w:p>
         </w:tc>
@@ -3379,7 +2840,7 @@
                 <w:sz w:val="18"/>
                 <w:u w:val="none"/>
               </w:rPr>
-              <w:t>Date:   07th May, 2026</w:t>
+              <w:t>Date:   15th May, 2026</w:t>
             </w:r>
           </w:p>
         </w:tc>
@@ -3645,174 +3106,441 @@
         <w:t>:</w:t>
       </w:r>
     </w:p>
-    <w:p>
-      <w:pPr>
-        <w:pStyle w:val="ListNumber"/>
-        <w:spacing w:before="0" w:after="40"/>
-        <w:ind w:left="720"/>
-      </w:pPr>
-      <w:r>
-        <w:rPr>
-          <w:rFonts w:ascii="Adani" w:hAnsi="Adani"/>
-          <w:b w:val="0"/>
-          <w:sz w:val="20"/>
-          <w:u w:val="none"/>
-        </w:rPr>
-        <w:t>Father</w:t>
-        <w:tab/>
-        <w:tab/>
-        <w:t>:</w:t>
-        <w:tab/>
-        <w:t>NIL</w:t>
-      </w:r>
-    </w:p>
-    <w:p>
-      <w:pPr>
-        <w:pStyle w:val="ListNumber"/>
-        <w:spacing w:before="0" w:after="40"/>
-        <w:ind w:left="720"/>
-      </w:pPr>
-      <w:r>
-        <w:rPr>
-          <w:rFonts w:ascii="Adani" w:hAnsi="Adani"/>
-          <w:b w:val="0"/>
-          <w:sz w:val="20"/>
-          <w:u w:val="none"/>
-        </w:rPr>
-        <w:t>Mother</w:t>
-        <w:tab/>
-        <w:tab/>
-        <w:t>:</w:t>
-        <w:tab/>
-        <w:t>NIL</w:t>
-      </w:r>
-    </w:p>
-    <w:p>
-      <w:pPr>
-        <w:pStyle w:val="ListNumber"/>
-        <w:spacing w:before="0" w:after="40"/>
-        <w:ind w:left="720"/>
-      </w:pPr>
-      <w:r>
-        <w:rPr>
-          <w:rFonts w:ascii="Adani" w:hAnsi="Adani"/>
-          <w:b w:val="0"/>
-          <w:sz w:val="20"/>
-          <w:u w:val="none"/>
-        </w:rPr>
-        <w:t>Son</w:t>
-        <w:tab/>
-        <w:tab/>
-        <w:t>:</w:t>
-        <w:tab/>
-        <w:t>NIL</w:t>
-      </w:r>
-    </w:p>
-    <w:p>
-      <w:pPr>
-        <w:pStyle w:val="ListNumber"/>
-        <w:spacing w:before="0" w:after="40"/>
-        <w:ind w:left="720"/>
-      </w:pPr>
-      <w:r>
-        <w:rPr>
-          <w:rFonts w:ascii="Adani" w:hAnsi="Adani"/>
-          <w:b w:val="0"/>
-          <w:sz w:val="20"/>
-          <w:u w:val="none"/>
-        </w:rPr>
-        <w:t>Son's Wife</w:t>
-        <w:tab/>
-        <w:tab/>
-        <w:t>:</w:t>
-        <w:tab/>
-        <w:t>NIL</w:t>
-      </w:r>
-    </w:p>
-    <w:p>
-      <w:pPr>
-        <w:pStyle w:val="ListNumber"/>
-        <w:spacing w:before="0" w:after="40"/>
-        <w:ind w:left="720"/>
-      </w:pPr>
-      <w:r>
-        <w:rPr>
-          <w:rFonts w:ascii="Adani" w:hAnsi="Adani"/>
-          <w:b w:val="0"/>
-          <w:sz w:val="20"/>
-          <w:u w:val="none"/>
-        </w:rPr>
-        <w:t>Daughter</w:t>
-        <w:tab/>
-        <w:tab/>
-        <w:t>:</w:t>
-        <w:tab/>
-        <w:t>NIL</w:t>
-      </w:r>
-    </w:p>
-    <w:p>
-      <w:pPr>
-        <w:pStyle w:val="ListNumber"/>
-        <w:spacing w:before="0" w:after="40"/>
-        <w:ind w:left="720"/>
-      </w:pPr>
-      <w:r>
-        <w:rPr>
-          <w:rFonts w:ascii="Adani" w:hAnsi="Adani"/>
-          <w:b w:val="0"/>
-          <w:sz w:val="20"/>
-          <w:u w:val="none"/>
-        </w:rPr>
-        <w:t>Daughter's Husband</w:t>
-        <w:tab/>
-        <w:tab/>
-        <w:t>:</w:t>
-        <w:tab/>
-        <w:t>NIL</w:t>
-      </w:r>
-    </w:p>
-    <w:p>
-      <w:pPr>
-        <w:pStyle w:val="ListNumber"/>
-        <w:spacing w:before="0" w:after="40"/>
-        <w:ind w:left="720"/>
-      </w:pPr>
-      <w:r>
-        <w:rPr>
-          <w:rFonts w:ascii="Adani" w:hAnsi="Adani"/>
-          <w:b w:val="0"/>
-          <w:sz w:val="20"/>
-          <w:u w:val="none"/>
-        </w:rPr>
-        <w:t>Brother</w:t>
-        <w:tab/>
-        <w:tab/>
-        <w:t>:</w:t>
-        <w:tab/>
-        <w:t>NIL</w:t>
-      </w:r>
-    </w:p>
-    <w:p>
-      <w:pPr>
-        <w:pStyle w:val="ListNumber"/>
-        <w:spacing w:before="0" w:after="40"/>
-        <w:ind w:left="720"/>
-      </w:pPr>
-      <w:r>
-        <w:rPr>
-          <w:rFonts w:ascii="Adani" w:hAnsi="Adani"/>
-          <w:b w:val="0"/>
-          <w:sz w:val="20"/>
-          <w:u w:val="none"/>
-        </w:rPr>
-        <w:t>Sister</w:t>
-        <w:tab/>
-        <w:tab/>
-        <w:t>:</w:t>
-        <w:tab/>
-        <w:t>NIL</w:t>
-      </w:r>
-    </w:p>
+    <w:tbl>
+      <w:tblPr>
+        <w:tblW w:type="auto" w:w="0"/>
+        <w:jc w:val="left"/>
+        <w:tblLook w:firstColumn="1" w:firstRow="1" w:lastColumn="0" w:lastRow="0" w:noHBand="0" w:noVBand="1" w:val="04A0"/>
+      </w:tblPr>
+      <w:tblGrid>
+        <w:gridCol w:w="4536"/>
+        <w:gridCol w:w="4536"/>
+      </w:tblGrid>
+      <w:tr>
+        <w:tc>
+          <w:tcPr>
+            <w:tcW w:type="dxa" w:w="4536"/>
+            <w:tcBorders>
+              <w:top w:val="none"/>
+              <w:bottom w:val="none"/>
+              <w:left w:val="none"/>
+              <w:right w:val="none"/>
+            </w:tcBorders>
+          </w:tcPr>
+          <w:p>
+            <w:pPr>
+              <w:ind w:left="720"/>
+            </w:pPr>
+            <w:r>
+              <w:rPr>
+                <w:rFonts w:ascii="Adani" w:hAnsi="Adani"/>
+                <w:b w:val="0"/>
+                <w:sz w:val="20"/>
+                <w:u w:val="none"/>
+              </w:rPr>
+              <w:t>1.</w:t>
+              <w:tab/>
+              <w:t>Father</w:t>
+              <w:tab/>
+              <w:t>:</w:t>
+            </w:r>
+          </w:p>
+        </w:tc>
+        <w:tc>
+          <w:tcPr>
+            <w:tcW w:type="dxa" w:w="4536"/>
+            <w:tcBorders>
+              <w:top w:val="none"/>
+              <w:bottom w:val="none"/>
+              <w:left w:val="none"/>
+              <w:right w:val="none"/>
+            </w:tcBorders>
+          </w:tcPr>
+          <w:p>
+            <w:r>
+              <w:rPr>
+                <w:rFonts w:ascii="Adani" w:hAnsi="Adani"/>
+                <w:b w:val="0"/>
+                <w:sz w:val="20"/>
+                <w:u w:val="none"/>
+              </w:rPr>
+              <w:t>NIL</w:t>
+            </w:r>
+          </w:p>
+        </w:tc>
+      </w:tr>
+      <w:tr>
+        <w:tc>
+          <w:tcPr>
+            <w:tcW w:type="dxa" w:w="4536"/>
+            <w:tcBorders>
+              <w:top w:val="none"/>
+              <w:bottom w:val="none"/>
+              <w:left w:val="none"/>
+              <w:right w:val="none"/>
+            </w:tcBorders>
+          </w:tcPr>
+          <w:p>
+            <w:pPr>
+              <w:ind w:left="720"/>
+            </w:pPr>
+            <w:r>
+              <w:rPr>
+                <w:rFonts w:ascii="Adani" w:hAnsi="Adani"/>
+                <w:b w:val="0"/>
+                <w:sz w:val="20"/>
+                <w:u w:val="none"/>
+              </w:rPr>
+              <w:t>2.</w:t>
+              <w:tab/>
+              <w:t>Mother</w:t>
+              <w:tab/>
+              <w:t>:</w:t>
+            </w:r>
+          </w:p>
+        </w:tc>
+        <w:tc>
+          <w:tcPr>
+            <w:tcW w:type="dxa" w:w="4536"/>
+            <w:tcBorders>
+              <w:top w:val="none"/>
+              <w:bottom w:val="none"/>
+              <w:left w:val="none"/>
+              <w:right w:val="none"/>
+            </w:tcBorders>
+          </w:tcPr>
+          <w:p>
+            <w:r>
+              <w:rPr>
+                <w:rFonts w:ascii="Adani" w:hAnsi="Adani"/>
+                <w:b w:val="0"/>
+                <w:sz w:val="20"/>
+                <w:u w:val="none"/>
+              </w:rPr>
+              <w:t>NIL</w:t>
+            </w:r>
+          </w:p>
+        </w:tc>
+      </w:tr>
+      <w:tr>
+        <w:tc>
+          <w:tcPr>
+            <w:tcW w:type="dxa" w:w="4536"/>
+            <w:tcBorders>
+              <w:top w:val="none"/>
+              <w:bottom w:val="none"/>
+              <w:left w:val="none"/>
+              <w:right w:val="none"/>
+            </w:tcBorders>
+          </w:tcPr>
+          <w:p>
+            <w:pPr>
+              <w:ind w:left="720"/>
+            </w:pPr>
+            <w:r>
+              <w:rPr>
+                <w:rFonts w:ascii="Adani" w:hAnsi="Adani"/>
+                <w:b w:val="0"/>
+                <w:sz w:val="20"/>
+                <w:u w:val="none"/>
+              </w:rPr>
+              <w:t>3.</w:t>
+              <w:tab/>
+              <w:t>Son</w:t>
+              <w:tab/>
+              <w:t>:</w:t>
+            </w:r>
+          </w:p>
+        </w:tc>
+        <w:tc>
+          <w:tcPr>
+            <w:tcW w:type="dxa" w:w="4536"/>
+            <w:tcBorders>
+              <w:top w:val="none"/>
+              <w:bottom w:val="none"/>
+              <w:left w:val="none"/>
+              <w:right w:val="none"/>
+            </w:tcBorders>
+          </w:tcPr>
+          <w:p>
+            <w:r>
+              <w:rPr>
+                <w:rFonts w:ascii="Adani" w:hAnsi="Adani"/>
+                <w:b w:val="0"/>
+                <w:sz w:val="20"/>
+                <w:u w:val="none"/>
+              </w:rPr>
+              <w:t>NIL</w:t>
+            </w:r>
+          </w:p>
+        </w:tc>
+      </w:tr>
+      <w:tr>
+        <w:tc>
+          <w:tcPr>
+            <w:tcW w:type="dxa" w:w="4536"/>
+            <w:tcBorders>
+              <w:top w:val="none"/>
+              <w:bottom w:val="none"/>
+              <w:left w:val="none"/>
+              <w:right w:val="none"/>
+            </w:tcBorders>
+          </w:tcPr>
+          <w:p>
+            <w:pPr>
+              <w:ind w:left="720"/>
+            </w:pPr>
+            <w:r>
+              <w:rPr>
+                <w:rFonts w:ascii="Adani" w:hAnsi="Adani"/>
+                <w:b w:val="0"/>
+                <w:sz w:val="20"/>
+                <w:u w:val="none"/>
+              </w:rPr>
+              <w:t>4.</w:t>
+              <w:tab/>
+              <w:t>Son's Wife</w:t>
+              <w:tab/>
+              <w:t>:</w:t>
+            </w:r>
+          </w:p>
+        </w:tc>
+        <w:tc>
+          <w:tcPr>
+            <w:tcW w:type="dxa" w:w="4536"/>
+            <w:tcBorders>
+              <w:top w:val="none"/>
+              <w:bottom w:val="none"/>
+              <w:left w:val="none"/>
+              <w:right w:val="none"/>
+            </w:tcBorders>
+          </w:tcPr>
+          <w:p>
+            <w:r>
+              <w:rPr>
+                <w:rFonts w:ascii="Adani" w:hAnsi="Adani"/>
+                <w:b w:val="0"/>
+                <w:sz w:val="20"/>
+                <w:u w:val="none"/>
+              </w:rPr>
+              <w:t>NIL</w:t>
+            </w:r>
+          </w:p>
+        </w:tc>
+      </w:tr>
+      <w:tr>
+        <w:tc>
+          <w:tcPr>
+            <w:tcW w:type="dxa" w:w="4536"/>
+            <w:tcBorders>
+              <w:top w:val="none"/>
+              <w:bottom w:val="none"/>
+              <w:left w:val="none"/>
+              <w:right w:val="none"/>
+            </w:tcBorders>
+          </w:tcPr>
+          <w:p>
+            <w:pPr>
+              <w:ind w:left="720"/>
+            </w:pPr>
+            <w:r>
+              <w:rPr>
+                <w:rFonts w:ascii="Adani" w:hAnsi="Adani"/>
+                <w:b w:val="0"/>
+                <w:sz w:val="20"/>
+                <w:u w:val="none"/>
+              </w:rPr>
+              <w:t>5.</w:t>
+              <w:tab/>
+              <w:t>Daughter</w:t>
+              <w:tab/>
+              <w:t>:</w:t>
+            </w:r>
+          </w:p>
+        </w:tc>
+        <w:tc>
+          <w:tcPr>
+            <w:tcW w:type="dxa" w:w="4536"/>
+            <w:tcBorders>
+              <w:top w:val="none"/>
+              <w:bottom w:val="none"/>
+              <w:left w:val="none"/>
+              <w:right w:val="none"/>
+            </w:tcBorders>
+          </w:tcPr>
+          <w:p>
+            <w:r>
+              <w:rPr>
+                <w:rFonts w:ascii="Adani" w:hAnsi="Adani"/>
+                <w:b w:val="0"/>
+                <w:sz w:val="20"/>
+                <w:u w:val="none"/>
+              </w:rPr>
+              <w:t>NIL</w:t>
+            </w:r>
+          </w:p>
+        </w:tc>
+      </w:tr>
+      <w:tr>
+        <w:tc>
+          <w:tcPr>
+            <w:tcW w:type="dxa" w:w="4536"/>
+            <w:tcBorders>
+              <w:top w:val="none"/>
+              <w:bottom w:val="none"/>
+              <w:left w:val="none"/>
+              <w:right w:val="none"/>
+            </w:tcBorders>
+          </w:tcPr>
+          <w:p>
+            <w:pPr>
+              <w:ind w:left="720"/>
+            </w:pPr>
+            <w:r>
+              <w:rPr>
+                <w:rFonts w:ascii="Adani" w:hAnsi="Adani"/>
+                <w:b w:val="0"/>
+                <w:sz w:val="20"/>
+                <w:u w:val="none"/>
+              </w:rPr>
+              <w:t>6.</w:t>
+              <w:tab/>
+              <w:t>Daughter's Husband</w:t>
+              <w:tab/>
+              <w:t>:</w:t>
+            </w:r>
+          </w:p>
+        </w:tc>
+        <w:tc>
+          <w:tcPr>
+            <w:tcW w:type="dxa" w:w="4536"/>
+            <w:tcBorders>
+              <w:top w:val="none"/>
+              <w:bottom w:val="none"/>
+              <w:left w:val="none"/>
+              <w:right w:val="none"/>
+            </w:tcBorders>
+          </w:tcPr>
+          <w:p>
+            <w:r>
+              <w:rPr>
+                <w:rFonts w:ascii="Adani" w:hAnsi="Adani"/>
+                <w:b w:val="0"/>
+                <w:sz w:val="20"/>
+                <w:u w:val="none"/>
+              </w:rPr>
+              <w:t>NIL</w:t>
+            </w:r>
+          </w:p>
+        </w:tc>
+      </w:tr>
+      <w:tr>
+        <w:tc>
+          <w:tcPr>
+            <w:tcW w:type="dxa" w:w="4536"/>
+            <w:tcBorders>
+              <w:top w:val="none"/>
+              <w:bottom w:val="none"/>
+              <w:left w:val="none"/>
+              <w:right w:val="none"/>
+            </w:tcBorders>
+          </w:tcPr>
+          <w:p>
+            <w:pPr>
+              <w:ind w:left="720"/>
+            </w:pPr>
+            <w:r>
+              <w:rPr>
+                <w:rFonts w:ascii="Adani" w:hAnsi="Adani"/>
+                <w:b w:val="0"/>
+                <w:sz w:val="20"/>
+                <w:u w:val="none"/>
+              </w:rPr>
+              <w:t>7.</w:t>
+              <w:tab/>
+              <w:t>Brother</w:t>
+              <w:tab/>
+              <w:t>:</w:t>
+            </w:r>
+          </w:p>
+        </w:tc>
+        <w:tc>
+          <w:tcPr>
+            <w:tcW w:type="dxa" w:w="4536"/>
+            <w:tcBorders>
+              <w:top w:val="none"/>
+              <w:bottom w:val="none"/>
+              <w:left w:val="none"/>
+              <w:right w:val="none"/>
+            </w:tcBorders>
+          </w:tcPr>
+          <w:p>
+            <w:r>
+              <w:rPr>
+                <w:rFonts w:ascii="Adani" w:hAnsi="Adani"/>
+                <w:b w:val="0"/>
+                <w:sz w:val="20"/>
+                <w:u w:val="none"/>
+              </w:rPr>
+              <w:t>NIL</w:t>
+            </w:r>
+          </w:p>
+        </w:tc>
+      </w:tr>
+      <w:tr>
+        <w:tc>
+          <w:tcPr>
+            <w:tcW w:type="dxa" w:w="4536"/>
+            <w:tcBorders>
+              <w:top w:val="none"/>
+              <w:bottom w:val="none"/>
+              <w:left w:val="none"/>
+              <w:right w:val="none"/>
+            </w:tcBorders>
+          </w:tcPr>
+          <w:p>
+            <w:pPr>
+              <w:ind w:left="720"/>
+            </w:pPr>
+            <w:r>
+              <w:rPr>
+                <w:rFonts w:ascii="Adani" w:hAnsi="Adani"/>
+                <w:b w:val="0"/>
+                <w:sz w:val="20"/>
+                <w:u w:val="none"/>
+              </w:rPr>
+              <w:t>8.</w:t>
+              <w:tab/>
+              <w:t>Sister</w:t>
+              <w:tab/>
+              <w:t>:</w:t>
+            </w:r>
+          </w:p>
+        </w:tc>
+        <w:tc>
+          <w:tcPr>
+            <w:tcW w:type="dxa" w:w="4536"/>
+            <w:tcBorders>
+              <w:top w:val="none"/>
+              <w:bottom w:val="none"/>
+              <w:left w:val="none"/>
+              <w:right w:val="none"/>
+            </w:tcBorders>
+          </w:tcPr>
+          <w:p>
+            <w:r>
+              <w:rPr>
+                <w:rFonts w:ascii="Adani" w:hAnsi="Adani"/>
+                <w:b w:val="0"/>
+                <w:sz w:val="20"/>
+                <w:u w:val="none"/>
+              </w:rPr>
+              <w:t>NIL</w:t>
+            </w:r>
+          </w:p>
+        </w:tc>
+      </w:tr>
+    </w:tbl>
     <w:p/>
     <w:p>
       <w:pPr>
@@ -4149,7 +3877,7 @@
                 <w:sz w:val="18"/>
                 <w:u w:val="none"/>
               </w:rPr>
-              <w:t>Date:   07th May, 2026</w:t>
+              <w:t>Date:   15th May, 2026</w:t>
             </w:r>
           </w:p>
         </w:tc>
@@ -4310,7 +4038,7 @@
           <w:sz w:val="20"/>
           <w:u w:val="none"/>
         </w:rPr>
-        <w:t>07th May, 2026</w:t>
+        <w:t>15th May, 2026</w:t>
       </w:r>
     </w:p>
     <w:p>
@@ -4400,6 +4128,21 @@
           <w:sz w:val="20"/>
           <w:u w:val="none"/>
         </w:rPr>
+        <w:t>SURAJKIRAN RENEWABLE RESOURCES LIMITED</w:t>
+      </w:r>
+    </w:p>
+    <w:p>
+      <w:pPr>
+        <w:spacing w:before="0" w:after="20"/>
+        <w:jc w:val="left"/>
+      </w:pPr>
+      <w:r>
+        <w:rPr>
+          <w:rFonts w:ascii="Adani" w:hAnsi="Adani"/>
+          <w:b/>
+          <w:sz w:val="20"/>
+          <w:u w:val="none"/>
+        </w:rPr>
         <w:t>YAN ADVISORY SERVICES LLP</w:t>
       </w:r>
     </w:p>
@@ -4416,6 +4159,21 @@
           <w:u w:val="none"/>
         </w:rPr>
         <w:t>AMITY CONSULTANTS LLP</w:t>
+      </w:r>
+    </w:p>
+    <w:p>
+      <w:pPr>
+        <w:spacing w:before="0" w:after="20"/>
+        <w:jc w:val="left"/>
+      </w:pPr>
+      <w:r>
+        <w:rPr>
+          <w:rFonts w:ascii="Adani" w:hAnsi="Adani"/>
+          <w:b/>
+          <w:sz w:val="20"/>
+          <w:u w:val="none"/>
+        </w:rPr>
+        <w:t>ADANI GREEN ENERGY (UP) LIMITED</w:t>
       </w:r>
     </w:p>
     <w:p>
@@ -4460,67 +4218,7 @@
           <w:sz w:val="20"/>
           <w:u w:val="none"/>
         </w:rPr>
-        <w:t>ADANI GREEN ENERGY (UP) LIMITED</w:t>
-      </w:r>
-    </w:p>
-    <w:p>
-      <w:pPr>
-        <w:spacing w:before="0" w:after="20"/>
-        <w:jc w:val="left"/>
-      </w:pPr>
-      <w:r>
-        <w:rPr>
-          <w:rFonts w:ascii="Adani" w:hAnsi="Adani"/>
-          <w:b/>
-          <w:sz w:val="20"/>
-          <w:u w:val="none"/>
-        </w:rPr>
-        <w:t>GUJARAT ROAD AND INFRASTRUCTURE COMPANY LIMITED</w:t>
-      </w:r>
-    </w:p>
-    <w:p>
-      <w:pPr>
-        <w:spacing w:before="0" w:after="20"/>
-        <w:jc w:val="left"/>
-      </w:pPr>
-      <w:r>
-        <w:rPr>
-          <w:rFonts w:ascii="Adani" w:hAnsi="Adani"/>
-          <w:b/>
-          <w:sz w:val="20"/>
-          <w:u w:val="none"/>
-        </w:rPr>
         <w:t>MARINE INFRASTRUCTURE DEVELOPER PRIVATE LIMITED</w:t>
-      </w:r>
-    </w:p>
-    <w:p>
-      <w:pPr>
-        <w:spacing w:before="0" w:after="20"/>
-        <w:jc w:val="left"/>
-      </w:pPr>
-      <w:r>
-        <w:rPr>
-          <w:rFonts w:ascii="Adani" w:hAnsi="Adani"/>
-          <w:b/>
-          <w:sz w:val="20"/>
-          <w:u w:val="none"/>
-        </w:rPr>
-        <w:t>SADBHAV HYBRID ANNUITY PROJECTS LIMITED</w:t>
-      </w:r>
-    </w:p>
-    <w:p>
-      <w:pPr>
-        <w:spacing w:before="0" w:after="20"/>
-        <w:jc w:val="left"/>
-      </w:pPr>
-      <w:r>
-        <w:rPr>
-          <w:rFonts w:ascii="Adani" w:hAnsi="Adani"/>
-          <w:b/>
-          <w:sz w:val="20"/>
-          <w:u w:val="none"/>
-        </w:rPr>
-        <w:t>MAHARASHTRA BORDER CHECK POST NETWORK LIMITED</w:t>
       </w:r>
     </w:p>
     <w:p>
@@ -4580,7 +4278,22 @@
           <w:sz w:val="20"/>
           <w:u w:val="none"/>
         </w:rPr>
-        <w:t>JOHN ENERGY LIMITED</w:t>
+        <w:t>YAN ADVISORY SERVICES PRIVATE LIMITED</w:t>
+      </w:r>
+    </w:p>
+    <w:p>
+      <w:pPr>
+        <w:spacing w:before="0" w:after="20"/>
+        <w:jc w:val="left"/>
+      </w:pPr>
+      <w:r>
+        <w:rPr>
+          <w:rFonts w:ascii="Adani" w:hAnsi="Adani"/>
+          <w:b/>
+          <w:sz w:val="20"/>
+          <w:u w:val="none"/>
+        </w:rPr>
+        <w:t>AMITY CONSULTANTS PRIVATE LIMITED</w:t>
       </w:r>
     </w:p>
     <w:p>
@@ -4596,21 +4309,6 @@
           <w:u w:val="none"/>
         </w:rPr>
         <w:t>CONCORD BIOTECH LIMITED</w:t>
-      </w:r>
-    </w:p>
-    <w:p>
-      <w:pPr>
-        <w:spacing w:before="0" w:after="20"/>
-        <w:jc w:val="left"/>
-      </w:pPr>
-      <w:r>
-        <w:rPr>
-          <w:rFonts w:ascii="Adani" w:hAnsi="Adani"/>
-          <w:b/>
-          <w:sz w:val="20"/>
-          <w:u w:val="none"/>
-        </w:rPr>
-        <w:t>RENI CONSULTANTS PRIVATE LIMITED</w:t>
       </w:r>
     </w:p>
     <w:p/>
@@ -4716,6 +4414,21 @@
           <w:sz w:val="20"/>
           <w:u w:val="none"/>
         </w:rPr>
+        <w:t>SURAJKIRAN RENEWABLE RESOURCES LIMITED</w:t>
+      </w:r>
+    </w:p>
+    <w:p>
+      <w:pPr>
+        <w:spacing w:before="0" w:after="20"/>
+        <w:jc w:val="left"/>
+      </w:pPr>
+      <w:r>
+        <w:rPr>
+          <w:rFonts w:ascii="Adani" w:hAnsi="Adani"/>
+          <w:b w:val="0"/>
+          <w:sz w:val="20"/>
+          <w:u w:val="none"/>
+        </w:rPr>
         <w:t>YAN ADVISORY SERVICES LLP</w:t>
       </w:r>
     </w:p>
@@ -4732,6 +4445,21 @@
           <w:u w:val="none"/>
         </w:rPr>
         <w:t>AMITY CONSULTANTS LLP</w:t>
+      </w:r>
+    </w:p>
+    <w:p>
+      <w:pPr>
+        <w:spacing w:before="0" w:after="20"/>
+        <w:jc w:val="left"/>
+      </w:pPr>
+      <w:r>
+        <w:rPr>
+          <w:rFonts w:ascii="Adani" w:hAnsi="Adani"/>
+          <w:b w:val="0"/>
+          <w:sz w:val="20"/>
+          <w:u w:val="none"/>
+        </w:rPr>
+        <w:t>ADANI GREEN ENERGY (UP) LIMITED</w:t>
       </w:r>
     </w:p>
     <w:p>
@@ -4776,66 +4504,6 @@
           <w:sz w:val="20"/>
           <w:u w:val="none"/>
         </w:rPr>
-        <w:t>ADANI GREEN ENERGY (UP) LIMITED</w:t>
-      </w:r>
-    </w:p>
-    <w:p>
-      <w:pPr>
-        <w:spacing w:before="0" w:after="20"/>
-        <w:jc w:val="left"/>
-      </w:pPr>
-      <w:r>
-        <w:rPr>
-          <w:rFonts w:ascii="Adani" w:hAnsi="Adani"/>
-          <w:b w:val="0"/>
-          <w:sz w:val="20"/>
-          <w:u w:val="none"/>
-        </w:rPr>
-        <w:t>GUJARAT ROAD AND INFRASTRUCTURE COMPANY LIMITED</w:t>
-      </w:r>
-    </w:p>
-    <w:p>
-      <w:pPr>
-        <w:spacing w:before="0" w:after="20"/>
-        <w:jc w:val="left"/>
-      </w:pPr>
-      <w:r>
-        <w:rPr>
-          <w:rFonts w:ascii="Adani" w:hAnsi="Adani"/>
-          <w:b w:val="0"/>
-          <w:sz w:val="20"/>
-          <w:u w:val="none"/>
-        </w:rPr>
-        <w:t>SADBHAV HYBRID ANNUITY PROJECTS LIMITED</w:t>
-      </w:r>
-    </w:p>
-    <w:p>
-      <w:pPr>
-        <w:spacing w:before="0" w:after="20"/>
-        <w:jc w:val="left"/>
-      </w:pPr>
-      <w:r>
-        <w:rPr>
-          <w:rFonts w:ascii="Adani" w:hAnsi="Adani"/>
-          <w:b w:val="0"/>
-          <w:sz w:val="20"/>
-          <w:u w:val="none"/>
-        </w:rPr>
-        <w:t>MAHARASHTRA BORDER CHECK POST NETWORK LIMITED</w:t>
-      </w:r>
-    </w:p>
-    <w:p>
-      <w:pPr>
-        <w:spacing w:before="0" w:after="20"/>
-        <w:jc w:val="left"/>
-      </w:pPr>
-      <w:r>
-        <w:rPr>
-          <w:rFonts w:ascii="Adani" w:hAnsi="Adani"/>
-          <w:b w:val="0"/>
-          <w:sz w:val="20"/>
-          <w:u w:val="none"/>
-        </w:rPr>
         <w:t>KRV INSOLVENCY PROFESSIONALS LLP</w:t>
       </w:r>
     </w:p>
@@ -4852,21 +4520,6 @@
           <w:u w:val="none"/>
         </w:rPr>
         <w:t>LNR IPR SOLUTIONS LLP</w:t>
-      </w:r>
-    </w:p>
-    <w:p>
-      <w:pPr>
-        <w:spacing w:before="0" w:after="20"/>
-        <w:jc w:val="left"/>
-      </w:pPr>
-      <w:r>
-        <w:rPr>
-          <w:rFonts w:ascii="Adani" w:hAnsi="Adani"/>
-          <w:b w:val="0"/>
-          <w:sz w:val="20"/>
-          <w:u w:val="none"/>
-        </w:rPr>
-        <w:t>JOHN ENERGY LIMITED</w:t>
       </w:r>
     </w:p>
     <w:p>
@@ -4976,7 +4629,22 @@
           <w:sz w:val="20"/>
           <w:u w:val="none"/>
         </w:rPr>
-        <w:t>RENI CONSULTANTS PRIVATE LIMITED</w:t>
+        <w:t>YAN ADVISORY SERVICES PRIVATE LIMITED</w:t>
+      </w:r>
+    </w:p>
+    <w:p>
+      <w:pPr>
+        <w:spacing w:before="0" w:after="20"/>
+        <w:jc w:val="left"/>
+      </w:pPr>
+      <w:r>
+        <w:rPr>
+          <w:rFonts w:ascii="Adani" w:hAnsi="Adani"/>
+          <w:b w:val="0"/>
+          <w:sz w:val="20"/>
+          <w:u w:val="none"/>
+        </w:rPr>
+        <w:t>AMITY CONSULTANTS PRIVATE LIMITED</w:t>
       </w:r>
     </w:p>
     <w:p/>
@@ -5734,7 +5402,7 @@
                 <w:sz w:val="18"/>
                 <w:u w:val="none"/>
               </w:rPr>
-              <w:t>18</w:t>
+              <w:t>16</w:t>
             </w:r>
           </w:p>
         </w:tc>
@@ -6248,6 +5916,120 @@
                 <w:sz w:val="18"/>
                 <w:u w:val="none"/>
               </w:rPr>
+              <w:t>U74999GJ2015PLC127992</w:t>
+            </w:r>
+          </w:p>
+        </w:tc>
+        <w:tc>
+          <w:tcPr>
+            <w:tcW w:type="dxa" w:w="4252"/>
+            <w:shd w:val="clear" w:color="auto" w:fill="FFFFFF"/>
+            <w:tcBorders>
+              <w:top w:val="single" w:sz="4" w:space="0" w:color="000000"/>
+              <w:left w:val="single" w:sz="4" w:space="0" w:color="000000"/>
+              <w:bottom w:val="single" w:sz="4" w:space="0" w:color="000000"/>
+              <w:right w:val="single" w:sz="4" w:space="0" w:color="000000"/>
+            </w:tcBorders>
+            <w:vAlign w:val="center"/>
+          </w:tcPr>
+          <w:p>
+            <w:pPr>
+              <w:spacing w:before="40" w:after="40"/>
+              <w:jc w:val="left"/>
+            </w:pPr>
+            <w:r>
+              <w:rPr>
+                <w:rFonts w:ascii="Adani" w:hAnsi="Adani"/>
+                <w:b w:val="0"/>
+                <w:sz w:val="18"/>
+                <w:u w:val="none"/>
+              </w:rPr>
+              <w:t>SURAJKIRAN RENEWABLE RESOURCES LIMITED</w:t>
+            </w:r>
+          </w:p>
+        </w:tc>
+        <w:tc>
+          <w:tcPr>
+            <w:tcW w:type="dxa" w:w="1587"/>
+            <w:shd w:val="clear" w:color="auto" w:fill="FFFFFF"/>
+            <w:tcBorders>
+              <w:top w:val="single" w:sz="4" w:space="0" w:color="000000"/>
+              <w:left w:val="single" w:sz="4" w:space="0" w:color="000000"/>
+              <w:bottom w:val="single" w:sz="4" w:space="0" w:color="000000"/>
+              <w:right w:val="single" w:sz="4" w:space="0" w:color="000000"/>
+            </w:tcBorders>
+            <w:vAlign w:val="center"/>
+          </w:tcPr>
+          <w:p>
+            <w:pPr>
+              <w:spacing w:before="40" w:after="40"/>
+              <w:jc w:val="left"/>
+            </w:pPr>
+            <w:r>
+              <w:rPr>
+                <w:rFonts w:ascii="Adani" w:hAnsi="Adani"/>
+                <w:b w:val="0"/>
+                <w:sz w:val="18"/>
+                <w:u w:val="none"/>
+              </w:rPr>
+              <w:t>Director</w:t>
+            </w:r>
+          </w:p>
+        </w:tc>
+        <w:tc>
+          <w:tcPr>
+            <w:tcW w:type="dxa" w:w="1304"/>
+            <w:shd w:val="clear" w:color="auto" w:fill="FFFFFF"/>
+            <w:tcBorders>
+              <w:top w:val="single" w:sz="4" w:space="0" w:color="000000"/>
+              <w:left w:val="single" w:sz="4" w:space="0" w:color="000000"/>
+              <w:bottom w:val="single" w:sz="4" w:space="0" w:color="000000"/>
+              <w:right w:val="single" w:sz="4" w:space="0" w:color="000000"/>
+            </w:tcBorders>
+            <w:vAlign w:val="center"/>
+          </w:tcPr>
+          <w:p>
+            <w:pPr>
+              <w:spacing w:before="40" w:after="40"/>
+              <w:jc w:val="left"/>
+            </w:pPr>
+            <w:r>
+              <w:rPr>
+                <w:rFonts w:ascii="Adani" w:hAnsi="Adani"/>
+                <w:b w:val="0"/>
+                <w:sz w:val="18"/>
+                <w:u w:val="none"/>
+              </w:rPr>
+              <w:t>22/02/2022</w:t>
+            </w:r>
+          </w:p>
+        </w:tc>
+      </w:tr>
+      <w:tr>
+        <w:tc>
+          <w:tcPr>
+            <w:tcW w:type="dxa" w:w="2268"/>
+            <w:shd w:val="clear" w:color="auto" w:fill="FFFFFF"/>
+            <w:tcBorders>
+              <w:top w:val="single" w:sz="4" w:space="0" w:color="000000"/>
+              <w:left w:val="single" w:sz="4" w:space="0" w:color="000000"/>
+              <w:bottom w:val="single" w:sz="4" w:space="0" w:color="000000"/>
+              <w:right w:val="single" w:sz="4" w:space="0" w:color="000000"/>
+            </w:tcBorders>
+            <w:vAlign w:val="center"/>
+          </w:tcPr>
+          <w:p>
+            <w:pPr>
+              <w:spacing w:before="40" w:after="40"/>
+              <w:jc w:val="left"/>
+            </w:pPr>
+            <w:r>
+              <w:rPr>
+                <w:rFonts w:ascii="Adani" w:hAnsi="Adani"/>
+                <w:b w:val="0"/>
+                <w:sz w:val="18"/>
+                <w:u w:val="none"/>
+              </w:rPr>
               <w:t>ABA-1124</w:t>
             </w:r>
           </w:p>
@@ -6447,6 +6229,120 @@
                 <w:u w:val="none"/>
               </w:rPr>
               <w:t>06/04/2021</w:t>
+            </w:r>
+          </w:p>
+        </w:tc>
+      </w:tr>
+      <w:tr>
+        <w:tc>
+          <w:tcPr>
+            <w:tcW w:type="dxa" w:w="2268"/>
+            <w:shd w:val="clear" w:color="auto" w:fill="FFFFFF"/>
+            <w:tcBorders>
+              <w:top w:val="single" w:sz="4" w:space="0" w:color="000000"/>
+              <w:left w:val="single" w:sz="4" w:space="0" w:color="000000"/>
+              <w:bottom w:val="single" w:sz="4" w:space="0" w:color="000000"/>
+              <w:right w:val="single" w:sz="4" w:space="0" w:color="000000"/>
+            </w:tcBorders>
+            <w:vAlign w:val="center"/>
+          </w:tcPr>
+          <w:p>
+            <w:pPr>
+              <w:spacing w:before="40" w:after="40"/>
+              <w:jc w:val="left"/>
+            </w:pPr>
+            <w:r>
+              <w:rPr>
+                <w:rFonts w:ascii="Adani" w:hAnsi="Adani"/>
+                <w:b w:val="0"/>
+                <w:sz w:val="18"/>
+                <w:u w:val="none"/>
+              </w:rPr>
+              <w:t>U40106GJ2015PLC083925</w:t>
+            </w:r>
+          </w:p>
+        </w:tc>
+        <w:tc>
+          <w:tcPr>
+            <w:tcW w:type="dxa" w:w="4252"/>
+            <w:shd w:val="clear" w:color="auto" w:fill="FFFFFF"/>
+            <w:tcBorders>
+              <w:top w:val="single" w:sz="4" w:space="0" w:color="000000"/>
+              <w:left w:val="single" w:sz="4" w:space="0" w:color="000000"/>
+              <w:bottom w:val="single" w:sz="4" w:space="0" w:color="000000"/>
+              <w:right w:val="single" w:sz="4" w:space="0" w:color="000000"/>
+            </w:tcBorders>
+            <w:vAlign w:val="center"/>
+          </w:tcPr>
+          <w:p>
+            <w:pPr>
+              <w:spacing w:before="40" w:after="40"/>
+              <w:jc w:val="left"/>
+            </w:pPr>
+            <w:r>
+              <w:rPr>
+                <w:rFonts w:ascii="Adani" w:hAnsi="Adani"/>
+                <w:b w:val="0"/>
+                <w:sz w:val="18"/>
+                <w:u w:val="none"/>
+              </w:rPr>
+              <w:t>ADANI GREEN ENERGY (UP) LIMITED</w:t>
+            </w:r>
+          </w:p>
+        </w:tc>
+        <w:tc>
+          <w:tcPr>
+            <w:tcW w:type="dxa" w:w="1587"/>
+            <w:shd w:val="clear" w:color="auto" w:fill="FFFFFF"/>
+            <w:tcBorders>
+              <w:top w:val="single" w:sz="4" w:space="0" w:color="000000"/>
+              <w:left w:val="single" w:sz="4" w:space="0" w:color="000000"/>
+              <w:bottom w:val="single" w:sz="4" w:space="0" w:color="000000"/>
+              <w:right w:val="single" w:sz="4" w:space="0" w:color="000000"/>
+            </w:tcBorders>
+            <w:vAlign w:val="center"/>
+          </w:tcPr>
+          <w:p>
+            <w:pPr>
+              <w:spacing w:before="40" w:after="40"/>
+              <w:jc w:val="left"/>
+            </w:pPr>
+            <w:r>
+              <w:rPr>
+                <w:rFonts w:ascii="Adani" w:hAnsi="Adani"/>
+                <w:b w:val="0"/>
+                <w:sz w:val="18"/>
+                <w:u w:val="none"/>
+              </w:rPr>
+              <w:t>Director</w:t>
+            </w:r>
+          </w:p>
+        </w:tc>
+        <w:tc>
+          <w:tcPr>
+            <w:tcW w:type="dxa" w:w="1304"/>
+            <w:shd w:val="clear" w:color="auto" w:fill="FFFFFF"/>
+            <w:tcBorders>
+              <w:top w:val="single" w:sz="4" w:space="0" w:color="000000"/>
+              <w:left w:val="single" w:sz="4" w:space="0" w:color="000000"/>
+              <w:bottom w:val="single" w:sz="4" w:space="0" w:color="000000"/>
+              <w:right w:val="single" w:sz="4" w:space="0" w:color="000000"/>
+            </w:tcBorders>
+            <w:vAlign w:val="center"/>
+          </w:tcPr>
+          <w:p>
+            <w:pPr>
+              <w:spacing w:before="40" w:after="40"/>
+              <w:jc w:val="left"/>
+            </w:pPr>
+            <w:r>
+              <w:rPr>
+                <w:rFonts w:ascii="Adani" w:hAnsi="Adani"/>
+                <w:b w:val="0"/>
+                <w:sz w:val="18"/>
+                <w:u w:val="none"/>
+              </w:rPr>
+              <w:t>31/03/2021</w:t>
             </w:r>
           </w:p>
         </w:tc>
@@ -6704,234 +6600,6 @@
                 <w:sz w:val="18"/>
                 <w:u w:val="none"/>
               </w:rPr>
-              <w:t>U40106GJ2015PLC083925</w:t>
-            </w:r>
-          </w:p>
-        </w:tc>
-        <w:tc>
-          <w:tcPr>
-            <w:tcW w:type="dxa" w:w="4252"/>
-            <w:shd w:val="clear" w:color="auto" w:fill="FFFFFF"/>
-            <w:tcBorders>
-              <w:top w:val="single" w:sz="4" w:space="0" w:color="000000"/>
-              <w:left w:val="single" w:sz="4" w:space="0" w:color="000000"/>
-              <w:bottom w:val="single" w:sz="4" w:space="0" w:color="000000"/>
-              <w:right w:val="single" w:sz="4" w:space="0" w:color="000000"/>
-            </w:tcBorders>
-            <w:vAlign w:val="center"/>
-          </w:tcPr>
-          <w:p>
-            <w:pPr>
-              <w:spacing w:before="40" w:after="40"/>
-              <w:jc w:val="left"/>
-            </w:pPr>
-            <w:r>
-              <w:rPr>
-                <w:rFonts w:ascii="Adani" w:hAnsi="Adani"/>
-                <w:b w:val="0"/>
-                <w:sz w:val="18"/>
-                <w:u w:val="none"/>
-              </w:rPr>
-              <w:t>ADANI GREEN ENERGY (UP) LIMITED</w:t>
-            </w:r>
-          </w:p>
-        </w:tc>
-        <w:tc>
-          <w:tcPr>
-            <w:tcW w:type="dxa" w:w="1587"/>
-            <w:shd w:val="clear" w:color="auto" w:fill="FFFFFF"/>
-            <w:tcBorders>
-              <w:top w:val="single" w:sz="4" w:space="0" w:color="000000"/>
-              <w:left w:val="single" w:sz="4" w:space="0" w:color="000000"/>
-              <w:bottom w:val="single" w:sz="4" w:space="0" w:color="000000"/>
-              <w:right w:val="single" w:sz="4" w:space="0" w:color="000000"/>
-            </w:tcBorders>
-            <w:vAlign w:val="center"/>
-          </w:tcPr>
-          <w:p>
-            <w:pPr>
-              <w:spacing w:before="40" w:after="40"/>
-              <w:jc w:val="left"/>
-            </w:pPr>
-            <w:r>
-              <w:rPr>
-                <w:rFonts w:ascii="Adani" w:hAnsi="Adani"/>
-                <w:b w:val="0"/>
-                <w:sz w:val="18"/>
-                <w:u w:val="none"/>
-              </w:rPr>
-              <w:t>Director</w:t>
-            </w:r>
-          </w:p>
-        </w:tc>
-        <w:tc>
-          <w:tcPr>
-            <w:tcW w:type="dxa" w:w="1304"/>
-            <w:shd w:val="clear" w:color="auto" w:fill="FFFFFF"/>
-            <w:tcBorders>
-              <w:top w:val="single" w:sz="4" w:space="0" w:color="000000"/>
-              <w:left w:val="single" w:sz="4" w:space="0" w:color="000000"/>
-              <w:bottom w:val="single" w:sz="4" w:space="0" w:color="000000"/>
-              <w:right w:val="single" w:sz="4" w:space="0" w:color="000000"/>
-            </w:tcBorders>
-            <w:vAlign w:val="center"/>
-          </w:tcPr>
-          <w:p>
-            <w:pPr>
-              <w:spacing w:before="40" w:after="40"/>
-              <w:jc w:val="left"/>
-            </w:pPr>
-            <w:r>
-              <w:rPr>
-                <w:rFonts w:ascii="Adani" w:hAnsi="Adani"/>
-                <w:b w:val="0"/>
-                <w:sz w:val="18"/>
-                <w:u w:val="none"/>
-              </w:rPr>
-              <w:t>31/03/2021</w:t>
-            </w:r>
-          </w:p>
-        </w:tc>
-      </w:tr>
-      <w:tr>
-        <w:tc>
-          <w:tcPr>
-            <w:tcW w:type="dxa" w:w="2268"/>
-            <w:shd w:val="clear" w:color="auto" w:fill="FFFFFF"/>
-            <w:tcBorders>
-              <w:top w:val="single" w:sz="4" w:space="0" w:color="000000"/>
-              <w:left w:val="single" w:sz="4" w:space="0" w:color="000000"/>
-              <w:bottom w:val="single" w:sz="4" w:space="0" w:color="000000"/>
-              <w:right w:val="single" w:sz="4" w:space="0" w:color="000000"/>
-            </w:tcBorders>
-            <w:vAlign w:val="center"/>
-          </w:tcPr>
-          <w:p>
-            <w:pPr>
-              <w:spacing w:before="40" w:after="40"/>
-              <w:jc w:val="left"/>
-            </w:pPr>
-            <w:r>
-              <w:rPr>
-                <w:rFonts w:ascii="Adani" w:hAnsi="Adani"/>
-                <w:b w:val="0"/>
-                <w:sz w:val="18"/>
-                <w:u w:val="none"/>
-              </w:rPr>
-              <w:t>U65990GJ1999PLC036086</w:t>
-            </w:r>
-          </w:p>
-        </w:tc>
-        <w:tc>
-          <w:tcPr>
-            <w:tcW w:type="dxa" w:w="4252"/>
-            <w:shd w:val="clear" w:color="auto" w:fill="FFFFFF"/>
-            <w:tcBorders>
-              <w:top w:val="single" w:sz="4" w:space="0" w:color="000000"/>
-              <w:left w:val="single" w:sz="4" w:space="0" w:color="000000"/>
-              <w:bottom w:val="single" w:sz="4" w:space="0" w:color="000000"/>
-              <w:right w:val="single" w:sz="4" w:space="0" w:color="000000"/>
-            </w:tcBorders>
-            <w:vAlign w:val="center"/>
-          </w:tcPr>
-          <w:p>
-            <w:pPr>
-              <w:spacing w:before="40" w:after="40"/>
-              <w:jc w:val="left"/>
-            </w:pPr>
-            <w:r>
-              <w:rPr>
-                <w:rFonts w:ascii="Adani" w:hAnsi="Adani"/>
-                <w:b w:val="0"/>
-                <w:sz w:val="18"/>
-                <w:u w:val="none"/>
-              </w:rPr>
-              <w:t>GUJARAT ROAD AND INFRASTRUCTURE COMPANY LIMITED</w:t>
-            </w:r>
-          </w:p>
-        </w:tc>
-        <w:tc>
-          <w:tcPr>
-            <w:tcW w:type="dxa" w:w="1587"/>
-            <w:shd w:val="clear" w:color="auto" w:fill="FFFFFF"/>
-            <w:tcBorders>
-              <w:top w:val="single" w:sz="4" w:space="0" w:color="000000"/>
-              <w:left w:val="single" w:sz="4" w:space="0" w:color="000000"/>
-              <w:bottom w:val="single" w:sz="4" w:space="0" w:color="000000"/>
-              <w:right w:val="single" w:sz="4" w:space="0" w:color="000000"/>
-            </w:tcBorders>
-            <w:vAlign w:val="center"/>
-          </w:tcPr>
-          <w:p>
-            <w:pPr>
-              <w:spacing w:before="40" w:after="40"/>
-              <w:jc w:val="left"/>
-            </w:pPr>
-            <w:r>
-              <w:rPr>
-                <w:rFonts w:ascii="Adani" w:hAnsi="Adani"/>
-                <w:b w:val="0"/>
-                <w:sz w:val="18"/>
-                <w:u w:val="none"/>
-              </w:rPr>
-              <w:t>Director</w:t>
-            </w:r>
-          </w:p>
-        </w:tc>
-        <w:tc>
-          <w:tcPr>
-            <w:tcW w:type="dxa" w:w="1304"/>
-            <w:shd w:val="clear" w:color="auto" w:fill="FFFFFF"/>
-            <w:tcBorders>
-              <w:top w:val="single" w:sz="4" w:space="0" w:color="000000"/>
-              <w:left w:val="single" w:sz="4" w:space="0" w:color="000000"/>
-              <w:bottom w:val="single" w:sz="4" w:space="0" w:color="000000"/>
-              <w:right w:val="single" w:sz="4" w:space="0" w:color="000000"/>
-            </w:tcBorders>
-            <w:vAlign w:val="center"/>
-          </w:tcPr>
-          <w:p>
-            <w:pPr>
-              <w:spacing w:before="40" w:after="40"/>
-              <w:jc w:val="left"/>
-            </w:pPr>
-            <w:r>
-              <w:rPr>
-                <w:rFonts w:ascii="Adani" w:hAnsi="Adani"/>
-                <w:b w:val="0"/>
-                <w:sz w:val="18"/>
-                <w:u w:val="none"/>
-              </w:rPr>
-              <w:t>28/03/2021</w:t>
-            </w:r>
-          </w:p>
-        </w:tc>
-      </w:tr>
-      <w:tr>
-        <w:tc>
-          <w:tcPr>
-            <w:tcW w:type="dxa" w:w="2268"/>
-            <w:shd w:val="clear" w:color="auto" w:fill="FFFFFF"/>
-            <w:tcBorders>
-              <w:top w:val="single" w:sz="4" w:space="0" w:color="000000"/>
-              <w:left w:val="single" w:sz="4" w:space="0" w:color="000000"/>
-              <w:bottom w:val="single" w:sz="4" w:space="0" w:color="000000"/>
-              <w:right w:val="single" w:sz="4" w:space="0" w:color="000000"/>
-            </w:tcBorders>
-            <w:vAlign w:val="center"/>
-          </w:tcPr>
-          <w:p>
-            <w:pPr>
-              <w:spacing w:before="40" w:after="40"/>
-              <w:jc w:val="left"/>
-            </w:pPr>
-            <w:r>
-              <w:rPr>
-                <w:rFonts w:ascii="Adani" w:hAnsi="Adani"/>
-                <w:b w:val="0"/>
-                <w:sz w:val="18"/>
-                <w:u w:val="none"/>
-              </w:rPr>
               <w:t>U74999TN2016PTC103769</w:t>
             </w:r>
           </w:p>
@@ -7017,234 +6685,6 @@
                 <w:u w:val="none"/>
               </w:rPr>
               <w:t>23/07/2019</w:t>
-            </w:r>
-          </w:p>
-        </w:tc>
-      </w:tr>
-      <w:tr>
-        <w:tc>
-          <w:tcPr>
-            <w:tcW w:type="dxa" w:w="2268"/>
-            <w:shd w:val="clear" w:color="auto" w:fill="FFFFFF"/>
-            <w:tcBorders>
-              <w:top w:val="single" w:sz="4" w:space="0" w:color="000000"/>
-              <w:left w:val="single" w:sz="4" w:space="0" w:color="000000"/>
-              <w:bottom w:val="single" w:sz="4" w:space="0" w:color="000000"/>
-              <w:right w:val="single" w:sz="4" w:space="0" w:color="000000"/>
-            </w:tcBorders>
-            <w:vAlign w:val="center"/>
-          </w:tcPr>
-          <w:p>
-            <w:pPr>
-              <w:spacing w:before="40" w:after="40"/>
-              <w:jc w:val="left"/>
-            </w:pPr>
-            <w:r>
-              <w:rPr>
-                <w:rFonts w:ascii="Adani" w:hAnsi="Adani"/>
-                <w:b w:val="0"/>
-                <w:sz w:val="18"/>
-                <w:u w:val="none"/>
-              </w:rPr>
-              <w:t>U45500DL2018PLC335787</w:t>
-            </w:r>
-          </w:p>
-        </w:tc>
-        <w:tc>
-          <w:tcPr>
-            <w:tcW w:type="dxa" w:w="4252"/>
-            <w:shd w:val="clear" w:color="auto" w:fill="FFFFFF"/>
-            <w:tcBorders>
-              <w:top w:val="single" w:sz="4" w:space="0" w:color="000000"/>
-              <w:left w:val="single" w:sz="4" w:space="0" w:color="000000"/>
-              <w:bottom w:val="single" w:sz="4" w:space="0" w:color="000000"/>
-              <w:right w:val="single" w:sz="4" w:space="0" w:color="000000"/>
-            </w:tcBorders>
-            <w:vAlign w:val="center"/>
-          </w:tcPr>
-          <w:p>
-            <w:pPr>
-              <w:spacing w:before="40" w:after="40"/>
-              <w:jc w:val="left"/>
-            </w:pPr>
-            <w:r>
-              <w:rPr>
-                <w:rFonts w:ascii="Adani" w:hAnsi="Adani"/>
-                <w:b w:val="0"/>
-                <w:sz w:val="18"/>
-                <w:u w:val="none"/>
-              </w:rPr>
-              <w:t>SADBHAV HYBRID ANNUITY PROJECTS LIMITED</w:t>
-            </w:r>
-          </w:p>
-        </w:tc>
-        <w:tc>
-          <w:tcPr>
-            <w:tcW w:type="dxa" w:w="1587"/>
-            <w:shd w:val="clear" w:color="auto" w:fill="FFFFFF"/>
-            <w:tcBorders>
-              <w:top w:val="single" w:sz="4" w:space="0" w:color="000000"/>
-              <w:left w:val="single" w:sz="4" w:space="0" w:color="000000"/>
-              <w:bottom w:val="single" w:sz="4" w:space="0" w:color="000000"/>
-              <w:right w:val="single" w:sz="4" w:space="0" w:color="000000"/>
-            </w:tcBorders>
-            <w:vAlign w:val="center"/>
-          </w:tcPr>
-          <w:p>
-            <w:pPr>
-              <w:spacing w:before="40" w:after="40"/>
-              <w:jc w:val="left"/>
-            </w:pPr>
-            <w:r>
-              <w:rPr>
-                <w:rFonts w:ascii="Adani" w:hAnsi="Adani"/>
-                <w:b w:val="0"/>
-                <w:sz w:val="18"/>
-                <w:u w:val="none"/>
-              </w:rPr>
-              <w:t>Director</w:t>
-            </w:r>
-          </w:p>
-        </w:tc>
-        <w:tc>
-          <w:tcPr>
-            <w:tcW w:type="dxa" w:w="1304"/>
-            <w:shd w:val="clear" w:color="auto" w:fill="FFFFFF"/>
-            <w:tcBorders>
-              <w:top w:val="single" w:sz="4" w:space="0" w:color="000000"/>
-              <w:left w:val="single" w:sz="4" w:space="0" w:color="000000"/>
-              <w:bottom w:val="single" w:sz="4" w:space="0" w:color="000000"/>
-              <w:right w:val="single" w:sz="4" w:space="0" w:color="000000"/>
-            </w:tcBorders>
-            <w:vAlign w:val="center"/>
-          </w:tcPr>
-          <w:p>
-            <w:pPr>
-              <w:spacing w:before="40" w:after="40"/>
-              <w:jc w:val="left"/>
-            </w:pPr>
-            <w:r>
-              <w:rPr>
-                <w:rFonts w:ascii="Adani" w:hAnsi="Adani"/>
-                <w:b w:val="0"/>
-                <w:sz w:val="18"/>
-                <w:u w:val="none"/>
-              </w:rPr>
-              <w:t>26/06/2018</w:t>
-            </w:r>
-          </w:p>
-        </w:tc>
-      </w:tr>
-      <w:tr>
-        <w:tc>
-          <w:tcPr>
-            <w:tcW w:type="dxa" w:w="2268"/>
-            <w:shd w:val="clear" w:color="auto" w:fill="FFFFFF"/>
-            <w:tcBorders>
-              <w:top w:val="single" w:sz="4" w:space="0" w:color="000000"/>
-              <w:left w:val="single" w:sz="4" w:space="0" w:color="000000"/>
-              <w:bottom w:val="single" w:sz="4" w:space="0" w:color="000000"/>
-              <w:right w:val="single" w:sz="4" w:space="0" w:color="000000"/>
-            </w:tcBorders>
-            <w:vAlign w:val="center"/>
-          </w:tcPr>
-          <w:p>
-            <w:pPr>
-              <w:spacing w:before="40" w:after="40"/>
-              <w:jc w:val="left"/>
-            </w:pPr>
-            <w:r>
-              <w:rPr>
-                <w:rFonts w:ascii="Adani" w:hAnsi="Adani"/>
-                <w:b w:val="0"/>
-                <w:sz w:val="18"/>
-                <w:u w:val="none"/>
-              </w:rPr>
-              <w:t>U45201GJ2009PLC056327</w:t>
-            </w:r>
-          </w:p>
-        </w:tc>
-        <w:tc>
-          <w:tcPr>
-            <w:tcW w:type="dxa" w:w="4252"/>
-            <w:shd w:val="clear" w:color="auto" w:fill="FFFFFF"/>
-            <w:tcBorders>
-              <w:top w:val="single" w:sz="4" w:space="0" w:color="000000"/>
-              <w:left w:val="single" w:sz="4" w:space="0" w:color="000000"/>
-              <w:bottom w:val="single" w:sz="4" w:space="0" w:color="000000"/>
-              <w:right w:val="single" w:sz="4" w:space="0" w:color="000000"/>
-            </w:tcBorders>
-            <w:vAlign w:val="center"/>
-          </w:tcPr>
-          <w:p>
-            <w:pPr>
-              <w:spacing w:before="40" w:after="40"/>
-              <w:jc w:val="left"/>
-            </w:pPr>
-            <w:r>
-              <w:rPr>
-                <w:rFonts w:ascii="Adani" w:hAnsi="Adani"/>
-                <w:b w:val="0"/>
-                <w:sz w:val="18"/>
-                <w:u w:val="none"/>
-              </w:rPr>
-              <w:t>MAHARASHTRA BORDER CHECK POST NETWORK LIMITED</w:t>
-            </w:r>
-          </w:p>
-        </w:tc>
-        <w:tc>
-          <w:tcPr>
-            <w:tcW w:type="dxa" w:w="1587"/>
-            <w:shd w:val="clear" w:color="auto" w:fill="FFFFFF"/>
-            <w:tcBorders>
-              <w:top w:val="single" w:sz="4" w:space="0" w:color="000000"/>
-              <w:left w:val="single" w:sz="4" w:space="0" w:color="000000"/>
-              <w:bottom w:val="single" w:sz="4" w:space="0" w:color="000000"/>
-              <w:right w:val="single" w:sz="4" w:space="0" w:color="000000"/>
-            </w:tcBorders>
-            <w:vAlign w:val="center"/>
-          </w:tcPr>
-          <w:p>
-            <w:pPr>
-              <w:spacing w:before="40" w:after="40"/>
-              <w:jc w:val="left"/>
-            </w:pPr>
-            <w:r>
-              <w:rPr>
-                <w:rFonts w:ascii="Adani" w:hAnsi="Adani"/>
-                <w:b w:val="0"/>
-                <w:sz w:val="18"/>
-                <w:u w:val="none"/>
-              </w:rPr>
-              <w:t>Director</w:t>
-            </w:r>
-          </w:p>
-        </w:tc>
-        <w:tc>
-          <w:tcPr>
-            <w:tcW w:type="dxa" w:w="1304"/>
-            <w:shd w:val="clear" w:color="auto" w:fill="FFFFFF"/>
-            <w:tcBorders>
-              <w:top w:val="single" w:sz="4" w:space="0" w:color="000000"/>
-              <w:left w:val="single" w:sz="4" w:space="0" w:color="000000"/>
-              <w:bottom w:val="single" w:sz="4" w:space="0" w:color="000000"/>
-              <w:right w:val="single" w:sz="4" w:space="0" w:color="000000"/>
-            </w:tcBorders>
-            <w:vAlign w:val="center"/>
-          </w:tcPr>
-          <w:p>
-            <w:pPr>
-              <w:spacing w:before="40" w:after="40"/>
-              <w:jc w:val="left"/>
-            </w:pPr>
-            <w:r>
-              <w:rPr>
-                <w:rFonts w:ascii="Adani" w:hAnsi="Adani"/>
-                <w:b w:val="0"/>
-                <w:sz w:val="18"/>
-                <w:u w:val="none"/>
-              </w:rPr>
-              <w:t>29/01/2018</w:t>
             </w:r>
           </w:p>
         </w:tc>
@@ -7616,7 +7056,7 @@
                 <w:sz w:val="18"/>
                 <w:u w:val="none"/>
               </w:rPr>
-              <w:t>U29224GJ1987PLC010044</w:t>
+              <w:t>U74999GJ1991PTC016402</w:t>
             </w:r>
           </w:p>
         </w:tc>
@@ -7644,7 +7084,7 @@
                 <w:sz w:val="18"/>
                 <w:u w:val="none"/>
               </w:rPr>
-              <w:t>JOHN ENERGY LIMITED</w:t>
+              <w:t>YAN ADVISORY SERVICES PRIVATE LIMITED</w:t>
             </w:r>
           </w:p>
         </w:tc>
@@ -7700,7 +7140,121 @@
                 <w:sz w:val="18"/>
                 <w:u w:val="none"/>
               </w:rPr>
-              <w:t>27/02/2009</w:t>
+              <w:t>05/02/2007</w:t>
+            </w:r>
+          </w:p>
+        </w:tc>
+      </w:tr>
+      <w:tr>
+        <w:tc>
+          <w:tcPr>
+            <w:tcW w:type="dxa" w:w="2268"/>
+            <w:shd w:val="clear" w:color="auto" w:fill="FFFFFF"/>
+            <w:tcBorders>
+              <w:top w:val="single" w:sz="4" w:space="0" w:color="000000"/>
+              <w:left w:val="single" w:sz="4" w:space="0" w:color="000000"/>
+              <w:bottom w:val="single" w:sz="4" w:space="0" w:color="000000"/>
+              <w:right w:val="single" w:sz="4" w:space="0" w:color="000000"/>
+            </w:tcBorders>
+            <w:vAlign w:val="center"/>
+          </w:tcPr>
+          <w:p>
+            <w:pPr>
+              <w:spacing w:before="40" w:after="40"/>
+              <w:jc w:val="left"/>
+            </w:pPr>
+            <w:r>
+              <w:rPr>
+                <w:rFonts w:ascii="Adani" w:hAnsi="Adani"/>
+                <w:b w:val="0"/>
+                <w:sz w:val="18"/>
+                <w:u w:val="none"/>
+              </w:rPr>
+              <w:t>U74140GJ2004PTC044545</w:t>
+            </w:r>
+          </w:p>
+        </w:tc>
+        <w:tc>
+          <w:tcPr>
+            <w:tcW w:type="dxa" w:w="4252"/>
+            <w:shd w:val="clear" w:color="auto" w:fill="FFFFFF"/>
+            <w:tcBorders>
+              <w:top w:val="single" w:sz="4" w:space="0" w:color="000000"/>
+              <w:left w:val="single" w:sz="4" w:space="0" w:color="000000"/>
+              <w:bottom w:val="single" w:sz="4" w:space="0" w:color="000000"/>
+              <w:right w:val="single" w:sz="4" w:space="0" w:color="000000"/>
+            </w:tcBorders>
+            <w:vAlign w:val="center"/>
+          </w:tcPr>
+          <w:p>
+            <w:pPr>
+              <w:spacing w:before="40" w:after="40"/>
+              <w:jc w:val="left"/>
+            </w:pPr>
+            <w:r>
+              <w:rPr>
+                <w:rFonts w:ascii="Adani" w:hAnsi="Adani"/>
+                <w:b w:val="0"/>
+                <w:sz w:val="18"/>
+                <w:u w:val="none"/>
+              </w:rPr>
+              <w:t>AMITY CONSULTANTS PRIVATE LIMITED</w:t>
+            </w:r>
+          </w:p>
+        </w:tc>
+        <w:tc>
+          <w:tcPr>
+            <w:tcW w:type="dxa" w:w="1587"/>
+            <w:shd w:val="clear" w:color="auto" w:fill="FFFFFF"/>
+            <w:tcBorders>
+              <w:top w:val="single" w:sz="4" w:space="0" w:color="000000"/>
+              <w:left w:val="single" w:sz="4" w:space="0" w:color="000000"/>
+              <w:bottom w:val="single" w:sz="4" w:space="0" w:color="000000"/>
+              <w:right w:val="single" w:sz="4" w:space="0" w:color="000000"/>
+            </w:tcBorders>
+            <w:vAlign w:val="center"/>
+          </w:tcPr>
+          <w:p>
+            <w:pPr>
+              <w:spacing w:before="40" w:after="40"/>
+              <w:jc w:val="left"/>
+            </w:pPr>
+            <w:r>
+              <w:rPr>
+                <w:rFonts w:ascii="Adani" w:hAnsi="Adani"/>
+                <w:b w:val="0"/>
+                <w:sz w:val="18"/>
+                <w:u w:val="none"/>
+              </w:rPr>
+              <w:t>Director</w:t>
+            </w:r>
+          </w:p>
+        </w:tc>
+        <w:tc>
+          <w:tcPr>
+            <w:tcW w:type="dxa" w:w="1304"/>
+            <w:shd w:val="clear" w:color="auto" w:fill="FFFFFF"/>
+            <w:tcBorders>
+              <w:top w:val="single" w:sz="4" w:space="0" w:color="000000"/>
+              <w:left w:val="single" w:sz="4" w:space="0" w:color="000000"/>
+              <w:bottom w:val="single" w:sz="4" w:space="0" w:color="000000"/>
+              <w:right w:val="single" w:sz="4" w:space="0" w:color="000000"/>
+            </w:tcBorders>
+            <w:vAlign w:val="center"/>
+          </w:tcPr>
+          <w:p>
+            <w:pPr>
+              <w:spacing w:before="40" w:after="40"/>
+              <w:jc w:val="left"/>
+            </w:pPr>
+            <w:r>
+              <w:rPr>
+                <w:rFonts w:ascii="Adani" w:hAnsi="Adani"/>
+                <w:b w:val="0"/>
+                <w:sz w:val="18"/>
+                <w:u w:val="none"/>
+              </w:rPr>
+              <w:t>20/12/2004</w:t>
             </w:r>
           </w:p>
         </w:tc>
@@ -7815,120 +7369,6 @@
                 <w:u w:val="none"/>
               </w:rPr>
               <w:t>15/12/2003</w:t>
-            </w:r>
-          </w:p>
-        </w:tc>
-      </w:tr>
-      <w:tr>
-        <w:tc>
-          <w:tcPr>
-            <w:tcW w:type="dxa" w:w="2268"/>
-            <w:shd w:val="clear" w:color="auto" w:fill="FFFFFF"/>
-            <w:tcBorders>
-              <w:top w:val="single" w:sz="4" w:space="0" w:color="000000"/>
-              <w:left w:val="single" w:sz="4" w:space="0" w:color="000000"/>
-              <w:bottom w:val="single" w:sz="4" w:space="0" w:color="000000"/>
-              <w:right w:val="single" w:sz="4" w:space="0" w:color="000000"/>
-            </w:tcBorders>
-            <w:vAlign w:val="center"/>
-          </w:tcPr>
-          <w:p>
-            <w:pPr>
-              <w:spacing w:before="40" w:after="40"/>
-              <w:jc w:val="left"/>
-            </w:pPr>
-            <w:r>
-              <w:rPr>
-                <w:rFonts w:ascii="Adani" w:hAnsi="Adani"/>
-                <w:b w:val="0"/>
-                <w:sz w:val="18"/>
-                <w:u w:val="none"/>
-              </w:rPr>
-              <w:t>U24229GJ1987PTC009600</w:t>
-            </w:r>
-          </w:p>
-        </w:tc>
-        <w:tc>
-          <w:tcPr>
-            <w:tcW w:type="dxa" w:w="4252"/>
-            <w:shd w:val="clear" w:color="auto" w:fill="FFFFFF"/>
-            <w:tcBorders>
-              <w:top w:val="single" w:sz="4" w:space="0" w:color="000000"/>
-              <w:left w:val="single" w:sz="4" w:space="0" w:color="000000"/>
-              <w:bottom w:val="single" w:sz="4" w:space="0" w:color="000000"/>
-              <w:right w:val="single" w:sz="4" w:space="0" w:color="000000"/>
-            </w:tcBorders>
-            <w:vAlign w:val="center"/>
-          </w:tcPr>
-          <w:p>
-            <w:pPr>
-              <w:spacing w:before="40" w:after="40"/>
-              <w:jc w:val="left"/>
-            </w:pPr>
-            <w:r>
-              <w:rPr>
-                <w:rFonts w:ascii="Adani" w:hAnsi="Adani"/>
-                <w:b w:val="0"/>
-                <w:sz w:val="18"/>
-                <w:u w:val="none"/>
-              </w:rPr>
-              <w:t>RENI CONSULTANTS PRIVATE LIMITED</w:t>
-            </w:r>
-          </w:p>
-        </w:tc>
-        <w:tc>
-          <w:tcPr>
-            <w:tcW w:type="dxa" w:w="1587"/>
-            <w:shd w:val="clear" w:color="auto" w:fill="FFFFFF"/>
-            <w:tcBorders>
-              <w:top w:val="single" w:sz="4" w:space="0" w:color="000000"/>
-              <w:left w:val="single" w:sz="4" w:space="0" w:color="000000"/>
-              <w:bottom w:val="single" w:sz="4" w:space="0" w:color="000000"/>
-              <w:right w:val="single" w:sz="4" w:space="0" w:color="000000"/>
-            </w:tcBorders>
-            <w:vAlign w:val="center"/>
-          </w:tcPr>
-          <w:p>
-            <w:pPr>
-              <w:spacing w:before="40" w:after="40"/>
-              <w:jc w:val="left"/>
-            </w:pPr>
-            <w:r>
-              <w:rPr>
-                <w:rFonts w:ascii="Adani" w:hAnsi="Adani"/>
-                <w:b w:val="0"/>
-                <w:sz w:val="18"/>
-                <w:u w:val="none"/>
-              </w:rPr>
-              <w:t>Director</w:t>
-            </w:r>
-          </w:p>
-        </w:tc>
-        <w:tc>
-          <w:tcPr>
-            <w:tcW w:type="dxa" w:w="1304"/>
-            <w:shd w:val="clear" w:color="auto" w:fill="FFFFFF"/>
-            <w:tcBorders>
-              <w:top w:val="single" w:sz="4" w:space="0" w:color="000000"/>
-              <w:left w:val="single" w:sz="4" w:space="0" w:color="000000"/>
-              <w:bottom w:val="single" w:sz="4" w:space="0" w:color="000000"/>
-              <w:right w:val="single" w:sz="4" w:space="0" w:color="000000"/>
-            </w:tcBorders>
-            <w:vAlign w:val="center"/>
-          </w:tcPr>
-          <w:p>
-            <w:pPr>
-              <w:spacing w:before="40" w:after="40"/>
-              <w:jc w:val="left"/>
-            </w:pPr>
-            <w:r>
-              <w:rPr>
-                <w:rFonts w:ascii="Adani" w:hAnsi="Adani"/>
-                <w:b w:val="0"/>
-                <w:sz w:val="18"/>
-                <w:u w:val="none"/>
-              </w:rPr>
-              <w:t>11/07/2000</w:t>
             </w:r>
           </w:p>
         </w:tc>

--- a/Backend/Director_Disclosure/Output_Disclosures/2024-25/ORIENT_CEMENT_LIMITED/MBP-1/MBP1_RAVI_KAPOOR_00003847.docx
+++ b/Backend/Director_Disclosure/Output_Disclosures/2024-25/ORIENT_CEMENT_LIMITED/MBP-1/MBP1_RAVI_KAPOOR_00003847.docx
@@ -2840,7 +2840,7 @@
                 <w:sz w:val="18"/>
                 <w:u w:val="none"/>
               </w:rPr>
-              <w:t>Date:   15th May, 2026</w:t>
+              <w:t>Date:   27th May, 2026</w:t>
             </w:r>
           </w:p>
         </w:tc>
@@ -3877,7 +3877,7 @@
                 <w:sz w:val="18"/>
                 <w:u w:val="none"/>
               </w:rPr>
-              <w:t>Date:   15th May, 2026</w:t>
+              <w:t>Date:   27th May, 2026</w:t>
             </w:r>
           </w:p>
         </w:tc>
@@ -4038,7 +4038,7 @@
           <w:sz w:val="20"/>
           <w:u w:val="none"/>
         </w:rPr>
-        <w:t>15th May, 2026</w:t>
+        <w:t>27th May, 2026</w:t>
       </w:r>
     </w:p>
     <w:p>

--- a/Backend/Director_Disclosure/Output_Disclosures/2024-25/ORIENT_CEMENT_LIMITED/MBP-1/MBP1_RAVI_KAPOOR_00003847.docx
+++ b/Backend/Director_Disclosure/Output_Disclosures/2024-25/ORIENT_CEMENT_LIMITED/MBP-1/MBP1_RAVI_KAPOOR_00003847.docx
@@ -417,148 +417,6 @@
                 <w:sz w:val="18"/>
                 <w:u w:val="none"/>
               </w:rPr>
-              <w:t>Additional Director</w:t>
-            </w:r>
-          </w:p>
-        </w:tc>
-        <w:tc>
-          <w:tcPr>
-            <w:tcW w:type="dxa" w:w="1020"/>
-            <w:shd w:val="clear" w:color="auto" w:fill="FFFFFF"/>
-            <w:tcBorders>
-              <w:top w:val="single" w:sz="4" w:space="0" w:color="000000"/>
-              <w:left w:val="single" w:sz="4" w:space="0" w:color="000000"/>
-              <w:bottom w:val="single" w:sz="4" w:space="0" w:color="000000"/>
-              <w:right w:val="single" w:sz="4" w:space="0" w:color="000000"/>
-            </w:tcBorders>
-            <w:vAlign w:val="center"/>
-          </w:tcPr>
-          <w:p>
-            <w:pPr>
-              <w:spacing w:before="40" w:after="40"/>
-              <w:jc w:val="left"/>
-            </w:pPr>
-            <w:r>
-              <w:rPr>
-                <w:rFonts w:ascii="Adani" w:hAnsi="Adani"/>
-                <w:b w:val="0"/>
-                <w:sz w:val="18"/>
-                <w:u w:val="none"/>
-              </w:rPr>
-              <w:t>NIL</w:t>
-            </w:r>
-          </w:p>
-        </w:tc>
-        <w:tc>
-          <w:tcPr>
-            <w:tcW w:type="dxa" w:w="1247"/>
-            <w:shd w:val="clear" w:color="auto" w:fill="FFFFFF"/>
-            <w:tcBorders>
-              <w:top w:val="single" w:sz="4" w:space="0" w:color="000000"/>
-              <w:left w:val="single" w:sz="4" w:space="0" w:color="000000"/>
-              <w:bottom w:val="single" w:sz="4" w:space="0" w:color="000000"/>
-              <w:right w:val="single" w:sz="4" w:space="0" w:color="000000"/>
-            </w:tcBorders>
-            <w:vAlign w:val="center"/>
-          </w:tcPr>
-          <w:p>
-            <w:pPr>
-              <w:spacing w:before="40" w:after="40"/>
-              <w:jc w:val="left"/>
-            </w:pPr>
-            <w:r>
-              <w:rPr>
-                <w:rFonts w:ascii="Adani" w:hAnsi="Adani"/>
-                <w:b w:val="0"/>
-                <w:sz w:val="18"/>
-                <w:u w:val="none"/>
-              </w:rPr>
-              <w:t>—</w:t>
-            </w:r>
-          </w:p>
-        </w:tc>
-      </w:tr>
-      <w:tr>
-        <w:tc>
-          <w:tcPr>
-            <w:tcW w:type="dxa" w:w="680"/>
-            <w:shd w:val="clear" w:color="auto" w:fill="FFFFFF"/>
-            <w:tcBorders>
-              <w:top w:val="single" w:sz="4" w:space="0" w:color="000000"/>
-              <w:left w:val="single" w:sz="4" w:space="0" w:color="000000"/>
-              <w:bottom w:val="single" w:sz="4" w:space="0" w:color="000000"/>
-              <w:right w:val="single" w:sz="4" w:space="0" w:color="000000"/>
-            </w:tcBorders>
-            <w:vAlign w:val="center"/>
-          </w:tcPr>
-          <w:p>
-            <w:pPr>
-              <w:spacing w:before="40" w:after="40"/>
-              <w:jc w:val="left"/>
-            </w:pPr>
-            <w:r>
-              <w:rPr>
-                <w:rFonts w:ascii="Adani" w:hAnsi="Adani"/>
-                <w:b w:val="0"/>
-                <w:sz w:val="18"/>
-                <w:u w:val="none"/>
-              </w:rPr>
-              <w:t>2</w:t>
-            </w:r>
-          </w:p>
-        </w:tc>
-        <w:tc>
-          <w:tcPr>
-            <w:tcW w:type="dxa" w:w="3969"/>
-            <w:shd w:val="clear" w:color="auto" w:fill="FFFFFF"/>
-            <w:tcBorders>
-              <w:top w:val="single" w:sz="4" w:space="0" w:color="000000"/>
-              <w:left w:val="single" w:sz="4" w:space="0" w:color="000000"/>
-              <w:bottom w:val="single" w:sz="4" w:space="0" w:color="000000"/>
-              <w:right w:val="single" w:sz="4" w:space="0" w:color="000000"/>
-            </w:tcBorders>
-            <w:vAlign w:val="center"/>
-          </w:tcPr>
-          <w:p>
-            <w:pPr>
-              <w:spacing w:before="40" w:after="40"/>
-              <w:jc w:val="left"/>
-            </w:pPr>
-            <w:r>
-              <w:rPr>
-                <w:rFonts w:ascii="Adani" w:hAnsi="Adani"/>
-                <w:b w:val="0"/>
-                <w:sz w:val="18"/>
-                <w:u w:val="none"/>
-              </w:rPr>
-              <w:t>SANGHI INDUSTRIES LIMITED</w:t>
-            </w:r>
-          </w:p>
-        </w:tc>
-        <w:tc>
-          <w:tcPr>
-            <w:tcW w:type="dxa" w:w="1814"/>
-            <w:shd w:val="clear" w:color="auto" w:fill="FFFFFF"/>
-            <w:tcBorders>
-              <w:top w:val="single" w:sz="4" w:space="0" w:color="000000"/>
-              <w:left w:val="single" w:sz="4" w:space="0" w:color="000000"/>
-              <w:bottom w:val="single" w:sz="4" w:space="0" w:color="000000"/>
-              <w:right w:val="single" w:sz="4" w:space="0" w:color="000000"/>
-            </w:tcBorders>
-            <w:vAlign w:val="center"/>
-          </w:tcPr>
-          <w:p>
-            <w:pPr>
-              <w:spacing w:before="40" w:after="40"/>
-              <w:jc w:val="left"/>
-            </w:pPr>
-            <w:r>
-              <w:rPr>
-                <w:rFonts w:ascii="Adani" w:hAnsi="Adani"/>
-                <w:b w:val="0"/>
-                <w:sz w:val="18"/>
-                <w:u w:val="none"/>
-              </w:rPr>
               <w:t>Director</w:t>
             </w:r>
           </w:p>
@@ -615,7 +473,7 @@
                 <w:sz w:val="18"/>
                 <w:u w:val="none"/>
               </w:rPr>
-              <w:t>08/02/2024</w:t>
+              <w:t>28/06/2025</w:t>
             </w:r>
           </w:p>
         </w:tc>
@@ -645,7 +503,7 @@
                 <w:sz w:val="18"/>
                 <w:u w:val="none"/>
               </w:rPr>
-              <w:t>3</w:t>
+              <w:t>2</w:t>
             </w:r>
           </w:p>
         </w:tc>
@@ -787,149 +645,7 @@
                 <w:sz w:val="18"/>
                 <w:u w:val="none"/>
               </w:rPr>
-              <w:t>4</w:t>
-            </w:r>
-          </w:p>
-        </w:tc>
-        <w:tc>
-          <w:tcPr>
-            <w:tcW w:type="dxa" w:w="3969"/>
-            <w:shd w:val="clear" w:color="auto" w:fill="FFFFFF"/>
-            <w:tcBorders>
-              <w:top w:val="single" w:sz="4" w:space="0" w:color="000000"/>
-              <w:left w:val="single" w:sz="4" w:space="0" w:color="000000"/>
-              <w:bottom w:val="single" w:sz="4" w:space="0" w:color="000000"/>
-              <w:right w:val="single" w:sz="4" w:space="0" w:color="000000"/>
-            </w:tcBorders>
-            <w:vAlign w:val="center"/>
-          </w:tcPr>
-          <w:p>
-            <w:pPr>
-              <w:spacing w:before="40" w:after="40"/>
-              <w:jc w:val="left"/>
-            </w:pPr>
-            <w:r>
-              <w:rPr>
-                <w:rFonts w:ascii="Adani" w:hAnsi="Adani"/>
-                <w:b w:val="0"/>
-                <w:sz w:val="18"/>
-                <w:u w:val="none"/>
-              </w:rPr>
-              <w:t>SURAJKIRAN RENEWABLE RESOURCES LIMITED</w:t>
-            </w:r>
-          </w:p>
-        </w:tc>
-        <w:tc>
-          <w:tcPr>
-            <w:tcW w:type="dxa" w:w="1814"/>
-            <w:shd w:val="clear" w:color="auto" w:fill="FFFFFF"/>
-            <w:tcBorders>
-              <w:top w:val="single" w:sz="4" w:space="0" w:color="000000"/>
-              <w:left w:val="single" w:sz="4" w:space="0" w:color="000000"/>
-              <w:bottom w:val="single" w:sz="4" w:space="0" w:color="000000"/>
-              <w:right w:val="single" w:sz="4" w:space="0" w:color="000000"/>
-            </w:tcBorders>
-            <w:vAlign w:val="center"/>
-          </w:tcPr>
-          <w:p>
-            <w:pPr>
-              <w:spacing w:before="40" w:after="40"/>
-              <w:jc w:val="left"/>
-            </w:pPr>
-            <w:r>
-              <w:rPr>
-                <w:rFonts w:ascii="Adani" w:hAnsi="Adani"/>
-                <w:b w:val="0"/>
-                <w:sz w:val="18"/>
-                <w:u w:val="none"/>
-              </w:rPr>
-              <w:t>Director</w:t>
-            </w:r>
-          </w:p>
-        </w:tc>
-        <w:tc>
-          <w:tcPr>
-            <w:tcW w:type="dxa" w:w="1020"/>
-            <w:shd w:val="clear" w:color="auto" w:fill="FFFFFF"/>
-            <w:tcBorders>
-              <w:top w:val="single" w:sz="4" w:space="0" w:color="000000"/>
-              <w:left w:val="single" w:sz="4" w:space="0" w:color="000000"/>
-              <w:bottom w:val="single" w:sz="4" w:space="0" w:color="000000"/>
-              <w:right w:val="single" w:sz="4" w:space="0" w:color="000000"/>
-            </w:tcBorders>
-            <w:vAlign w:val="center"/>
-          </w:tcPr>
-          <w:p>
-            <w:pPr>
-              <w:spacing w:before="40" w:after="40"/>
-              <w:jc w:val="left"/>
-            </w:pPr>
-            <w:r>
-              <w:rPr>
-                <w:rFonts w:ascii="Adani" w:hAnsi="Adani"/>
-                <w:b w:val="0"/>
-                <w:sz w:val="18"/>
-                <w:u w:val="none"/>
-              </w:rPr>
-              <w:t>NIL</w:t>
-            </w:r>
-          </w:p>
-        </w:tc>
-        <w:tc>
-          <w:tcPr>
-            <w:tcW w:type="dxa" w:w="1247"/>
-            <w:shd w:val="clear" w:color="auto" w:fill="FFFFFF"/>
-            <w:tcBorders>
-              <w:top w:val="single" w:sz="4" w:space="0" w:color="000000"/>
-              <w:left w:val="single" w:sz="4" w:space="0" w:color="000000"/>
-              <w:bottom w:val="single" w:sz="4" w:space="0" w:color="000000"/>
-              <w:right w:val="single" w:sz="4" w:space="0" w:color="000000"/>
-            </w:tcBorders>
-            <w:vAlign w:val="center"/>
-          </w:tcPr>
-          <w:p>
-            <w:pPr>
-              <w:spacing w:before="40" w:after="40"/>
-              <w:jc w:val="left"/>
-            </w:pPr>
-            <w:r>
-              <w:rPr>
-                <w:rFonts w:ascii="Adani" w:hAnsi="Adani"/>
-                <w:b w:val="0"/>
-                <w:sz w:val="18"/>
-                <w:u w:val="none"/>
-              </w:rPr>
-              <w:t>22/02/2022</w:t>
-            </w:r>
-          </w:p>
-        </w:tc>
-      </w:tr>
-      <w:tr>
-        <w:tc>
-          <w:tcPr>
-            <w:tcW w:type="dxa" w:w="680"/>
-            <w:shd w:val="clear" w:color="auto" w:fill="FFFFFF"/>
-            <w:tcBorders>
-              <w:top w:val="single" w:sz="4" w:space="0" w:color="000000"/>
-              <w:left w:val="single" w:sz="4" w:space="0" w:color="000000"/>
-              <w:bottom w:val="single" w:sz="4" w:space="0" w:color="000000"/>
-              <w:right w:val="single" w:sz="4" w:space="0" w:color="000000"/>
-            </w:tcBorders>
-            <w:vAlign w:val="center"/>
-          </w:tcPr>
-          <w:p>
-            <w:pPr>
-              <w:spacing w:before="40" w:after="40"/>
-              <w:jc w:val="left"/>
-            </w:pPr>
-            <w:r>
-              <w:rPr>
-                <w:rFonts w:ascii="Adani" w:hAnsi="Adani"/>
-                <w:b w:val="0"/>
-                <w:sz w:val="18"/>
-                <w:u w:val="none"/>
-              </w:rPr>
-              <w:t>5</w:t>
+              <w:t>3</w:t>
             </w:r>
           </w:p>
         </w:tc>
@@ -1071,7 +787,7 @@
                 <w:sz w:val="18"/>
                 <w:u w:val="none"/>
               </w:rPr>
-              <w:t>6</w:t>
+              <w:t>4</w:t>
             </w:r>
           </w:p>
         </w:tc>
@@ -1213,7 +929,149 @@
                 <w:sz w:val="18"/>
                 <w:u w:val="none"/>
               </w:rPr>
-              <w:t>7</w:t>
+              <w:t>5</w:t>
+            </w:r>
+          </w:p>
+        </w:tc>
+        <w:tc>
+          <w:tcPr>
+            <w:tcW w:type="dxa" w:w="3969"/>
+            <w:shd w:val="clear" w:color="auto" w:fill="FFFFFF"/>
+            <w:tcBorders>
+              <w:top w:val="single" w:sz="4" w:space="0" w:color="000000"/>
+              <w:left w:val="single" w:sz="4" w:space="0" w:color="000000"/>
+              <w:bottom w:val="single" w:sz="4" w:space="0" w:color="000000"/>
+              <w:right w:val="single" w:sz="4" w:space="0" w:color="000000"/>
+            </w:tcBorders>
+            <w:vAlign w:val="center"/>
+          </w:tcPr>
+          <w:p>
+            <w:pPr>
+              <w:spacing w:before="40" w:after="40"/>
+              <w:jc w:val="left"/>
+            </w:pPr>
+            <w:r>
+              <w:rPr>
+                <w:rFonts w:ascii="Adani" w:hAnsi="Adani"/>
+                <w:b w:val="0"/>
+                <w:sz w:val="18"/>
+                <w:u w:val="none"/>
+              </w:rPr>
+              <w:t>WARDHA SOLAR (MAHARASHTRA) LIMITED</w:t>
+            </w:r>
+          </w:p>
+        </w:tc>
+        <w:tc>
+          <w:tcPr>
+            <w:tcW w:type="dxa" w:w="1814"/>
+            <w:shd w:val="clear" w:color="auto" w:fill="FFFFFF"/>
+            <w:tcBorders>
+              <w:top w:val="single" w:sz="4" w:space="0" w:color="000000"/>
+              <w:left w:val="single" w:sz="4" w:space="0" w:color="000000"/>
+              <w:bottom w:val="single" w:sz="4" w:space="0" w:color="000000"/>
+              <w:right w:val="single" w:sz="4" w:space="0" w:color="000000"/>
+            </w:tcBorders>
+            <w:vAlign w:val="center"/>
+          </w:tcPr>
+          <w:p>
+            <w:pPr>
+              <w:spacing w:before="40" w:after="40"/>
+              <w:jc w:val="left"/>
+            </w:pPr>
+            <w:r>
+              <w:rPr>
+                <w:rFonts w:ascii="Adani" w:hAnsi="Adani"/>
+                <w:b w:val="0"/>
+                <w:sz w:val="18"/>
+                <w:u w:val="none"/>
+              </w:rPr>
+              <w:t>Director</w:t>
+            </w:r>
+          </w:p>
+        </w:tc>
+        <w:tc>
+          <w:tcPr>
+            <w:tcW w:type="dxa" w:w="1020"/>
+            <w:shd w:val="clear" w:color="auto" w:fill="FFFFFF"/>
+            <w:tcBorders>
+              <w:top w:val="single" w:sz="4" w:space="0" w:color="000000"/>
+              <w:left w:val="single" w:sz="4" w:space="0" w:color="000000"/>
+              <w:bottom w:val="single" w:sz="4" w:space="0" w:color="000000"/>
+              <w:right w:val="single" w:sz="4" w:space="0" w:color="000000"/>
+            </w:tcBorders>
+            <w:vAlign w:val="center"/>
+          </w:tcPr>
+          <w:p>
+            <w:pPr>
+              <w:spacing w:before="40" w:after="40"/>
+              <w:jc w:val="left"/>
+            </w:pPr>
+            <w:r>
+              <w:rPr>
+                <w:rFonts w:ascii="Adani" w:hAnsi="Adani"/>
+                <w:b w:val="0"/>
+                <w:sz w:val="18"/>
+                <w:u w:val="none"/>
+              </w:rPr>
+              <w:t>NIL</w:t>
+            </w:r>
+          </w:p>
+        </w:tc>
+        <w:tc>
+          <w:tcPr>
+            <w:tcW w:type="dxa" w:w="1247"/>
+            <w:shd w:val="clear" w:color="auto" w:fill="FFFFFF"/>
+            <w:tcBorders>
+              <w:top w:val="single" w:sz="4" w:space="0" w:color="000000"/>
+              <w:left w:val="single" w:sz="4" w:space="0" w:color="000000"/>
+              <w:bottom w:val="single" w:sz="4" w:space="0" w:color="000000"/>
+              <w:right w:val="single" w:sz="4" w:space="0" w:color="000000"/>
+            </w:tcBorders>
+            <w:vAlign w:val="center"/>
+          </w:tcPr>
+          <w:p>
+            <w:pPr>
+              <w:spacing w:before="40" w:after="40"/>
+              <w:jc w:val="left"/>
+            </w:pPr>
+            <w:r>
+              <w:rPr>
+                <w:rFonts w:ascii="Adani" w:hAnsi="Adani"/>
+                <w:b w:val="0"/>
+                <w:sz w:val="18"/>
+                <w:u w:val="none"/>
+              </w:rPr>
+              <w:t>31/03/2021</w:t>
+            </w:r>
+          </w:p>
+        </w:tc>
+      </w:tr>
+      <w:tr>
+        <w:tc>
+          <w:tcPr>
+            <w:tcW w:type="dxa" w:w="680"/>
+            <w:shd w:val="clear" w:color="auto" w:fill="FFFFFF"/>
+            <w:tcBorders>
+              <w:top w:val="single" w:sz="4" w:space="0" w:color="000000"/>
+              <w:left w:val="single" w:sz="4" w:space="0" w:color="000000"/>
+              <w:bottom w:val="single" w:sz="4" w:space="0" w:color="000000"/>
+              <w:right w:val="single" w:sz="4" w:space="0" w:color="000000"/>
+            </w:tcBorders>
+            <w:vAlign w:val="center"/>
+          </w:tcPr>
+          <w:p>
+            <w:pPr>
+              <w:spacing w:before="40" w:after="40"/>
+              <w:jc w:val="left"/>
+            </w:pPr>
+            <w:r>
+              <w:rPr>
+                <w:rFonts w:ascii="Adani" w:hAnsi="Adani"/>
+                <w:b w:val="0"/>
+                <w:sz w:val="18"/>
+                <w:u w:val="none"/>
+              </w:rPr>
+              <w:t>6</w:t>
             </w:r>
           </w:p>
         </w:tc>
@@ -1355,7 +1213,7 @@
                 <w:sz w:val="18"/>
                 <w:u w:val="none"/>
               </w:rPr>
-              <w:t>8</w:t>
+              <w:t>7</w:t>
             </w:r>
           </w:p>
         </w:tc>
@@ -1497,149 +1355,7 @@
                 <w:sz w:val="18"/>
                 <w:u w:val="none"/>
               </w:rPr>
-              <w:t>9</w:t>
-            </w:r>
-          </w:p>
-        </w:tc>
-        <w:tc>
-          <w:tcPr>
-            <w:tcW w:type="dxa" w:w="3969"/>
-            <w:shd w:val="clear" w:color="auto" w:fill="FFFFFF"/>
-            <w:tcBorders>
-              <w:top w:val="single" w:sz="4" w:space="0" w:color="000000"/>
-              <w:left w:val="single" w:sz="4" w:space="0" w:color="000000"/>
-              <w:bottom w:val="single" w:sz="4" w:space="0" w:color="000000"/>
-              <w:right w:val="single" w:sz="4" w:space="0" w:color="000000"/>
-            </w:tcBorders>
-            <w:vAlign w:val="center"/>
-          </w:tcPr>
-          <w:p>
-            <w:pPr>
-              <w:spacing w:before="40" w:after="40"/>
-              <w:jc w:val="left"/>
-            </w:pPr>
-            <w:r>
-              <w:rPr>
-                <w:rFonts w:ascii="Adani" w:hAnsi="Adani"/>
-                <w:b w:val="0"/>
-                <w:sz w:val="18"/>
-                <w:u w:val="none"/>
-              </w:rPr>
-              <w:t>WARDHA SOLAR (MAHARASHTRA) LIMITED</w:t>
-            </w:r>
-          </w:p>
-        </w:tc>
-        <w:tc>
-          <w:tcPr>
-            <w:tcW w:type="dxa" w:w="1814"/>
-            <w:shd w:val="clear" w:color="auto" w:fill="FFFFFF"/>
-            <w:tcBorders>
-              <w:top w:val="single" w:sz="4" w:space="0" w:color="000000"/>
-              <w:left w:val="single" w:sz="4" w:space="0" w:color="000000"/>
-              <w:bottom w:val="single" w:sz="4" w:space="0" w:color="000000"/>
-              <w:right w:val="single" w:sz="4" w:space="0" w:color="000000"/>
-            </w:tcBorders>
-            <w:vAlign w:val="center"/>
-          </w:tcPr>
-          <w:p>
-            <w:pPr>
-              <w:spacing w:before="40" w:after="40"/>
-              <w:jc w:val="left"/>
-            </w:pPr>
-            <w:r>
-              <w:rPr>
-                <w:rFonts w:ascii="Adani" w:hAnsi="Adani"/>
-                <w:b w:val="0"/>
-                <w:sz w:val="18"/>
-                <w:u w:val="none"/>
-              </w:rPr>
-              <w:t>Director</w:t>
-            </w:r>
-          </w:p>
-        </w:tc>
-        <w:tc>
-          <w:tcPr>
-            <w:tcW w:type="dxa" w:w="1020"/>
-            <w:shd w:val="clear" w:color="auto" w:fill="FFFFFF"/>
-            <w:tcBorders>
-              <w:top w:val="single" w:sz="4" w:space="0" w:color="000000"/>
-              <w:left w:val="single" w:sz="4" w:space="0" w:color="000000"/>
-              <w:bottom w:val="single" w:sz="4" w:space="0" w:color="000000"/>
-              <w:right w:val="single" w:sz="4" w:space="0" w:color="000000"/>
-            </w:tcBorders>
-            <w:vAlign w:val="center"/>
-          </w:tcPr>
-          <w:p>
-            <w:pPr>
-              <w:spacing w:before="40" w:after="40"/>
-              <w:jc w:val="left"/>
-            </w:pPr>
-            <w:r>
-              <w:rPr>
-                <w:rFonts w:ascii="Adani" w:hAnsi="Adani"/>
-                <w:b w:val="0"/>
-                <w:sz w:val="18"/>
-                <w:u w:val="none"/>
-              </w:rPr>
-              <w:t>NIL</w:t>
-            </w:r>
-          </w:p>
-        </w:tc>
-        <w:tc>
-          <w:tcPr>
-            <w:tcW w:type="dxa" w:w="1247"/>
-            <w:shd w:val="clear" w:color="auto" w:fill="FFFFFF"/>
-            <w:tcBorders>
-              <w:top w:val="single" w:sz="4" w:space="0" w:color="000000"/>
-              <w:left w:val="single" w:sz="4" w:space="0" w:color="000000"/>
-              <w:bottom w:val="single" w:sz="4" w:space="0" w:color="000000"/>
-              <w:right w:val="single" w:sz="4" w:space="0" w:color="000000"/>
-            </w:tcBorders>
-            <w:vAlign w:val="center"/>
-          </w:tcPr>
-          <w:p>
-            <w:pPr>
-              <w:spacing w:before="40" w:after="40"/>
-              <w:jc w:val="left"/>
-            </w:pPr>
-            <w:r>
-              <w:rPr>
-                <w:rFonts w:ascii="Adani" w:hAnsi="Adani"/>
-                <w:b w:val="0"/>
-                <w:sz w:val="18"/>
-                <w:u w:val="none"/>
-              </w:rPr>
-              <w:t>31/03/2021</w:t>
-            </w:r>
-          </w:p>
-        </w:tc>
-      </w:tr>
-      <w:tr>
-        <w:tc>
-          <w:tcPr>
-            <w:tcW w:type="dxa" w:w="680"/>
-            <w:shd w:val="clear" w:color="auto" w:fill="FFFFFF"/>
-            <w:tcBorders>
-              <w:top w:val="single" w:sz="4" w:space="0" w:color="000000"/>
-              <w:left w:val="single" w:sz="4" w:space="0" w:color="000000"/>
-              <w:bottom w:val="single" w:sz="4" w:space="0" w:color="000000"/>
-              <w:right w:val="single" w:sz="4" w:space="0" w:color="000000"/>
-            </w:tcBorders>
-            <w:vAlign w:val="center"/>
-          </w:tcPr>
-          <w:p>
-            <w:pPr>
-              <w:spacing w:before="40" w:after="40"/>
-              <w:jc w:val="left"/>
-            </w:pPr>
-            <w:r>
-              <w:rPr>
-                <w:rFonts w:ascii="Adani" w:hAnsi="Adani"/>
-                <w:b w:val="0"/>
-                <w:sz w:val="18"/>
-                <w:u w:val="none"/>
-              </w:rPr>
-              <w:t>10</w:t>
+              <w:t>8</w:t>
             </w:r>
           </w:p>
         </w:tc>
@@ -1781,7 +1497,7 @@
                 <w:sz w:val="18"/>
                 <w:u w:val="none"/>
               </w:rPr>
-              <w:t>11</w:t>
+              <w:t>9</w:t>
             </w:r>
           </w:p>
         </w:tc>
@@ -1923,7 +1639,7 @@
                 <w:sz w:val="18"/>
                 <w:u w:val="none"/>
               </w:rPr>
-              <w:t>12</w:t>
+              <w:t>10</w:t>
             </w:r>
           </w:p>
         </w:tc>
@@ -2065,7 +1781,7 @@
                 <w:sz w:val="18"/>
                 <w:u w:val="none"/>
               </w:rPr>
-              <w:t>13</w:t>
+              <w:t>11</w:t>
             </w:r>
           </w:p>
         </w:tc>
@@ -2207,291 +1923,7 @@
                 <w:sz w:val="18"/>
                 <w:u w:val="none"/>
               </w:rPr>
-              <w:t>14</w:t>
-            </w:r>
-          </w:p>
-        </w:tc>
-        <w:tc>
-          <w:tcPr>
-            <w:tcW w:type="dxa" w:w="3969"/>
-            <w:shd w:val="clear" w:color="auto" w:fill="FFFFFF"/>
-            <w:tcBorders>
-              <w:top w:val="single" w:sz="4" w:space="0" w:color="000000"/>
-              <w:left w:val="single" w:sz="4" w:space="0" w:color="000000"/>
-              <w:bottom w:val="single" w:sz="4" w:space="0" w:color="000000"/>
-              <w:right w:val="single" w:sz="4" w:space="0" w:color="000000"/>
-            </w:tcBorders>
-            <w:vAlign w:val="center"/>
-          </w:tcPr>
-          <w:p>
-            <w:pPr>
-              <w:spacing w:before="40" w:after="40"/>
-              <w:jc w:val="left"/>
-            </w:pPr>
-            <w:r>
-              <w:rPr>
-                <w:rFonts w:ascii="Adani" w:hAnsi="Adani"/>
-                <w:b w:val="0"/>
-                <w:sz w:val="18"/>
-                <w:u w:val="none"/>
-              </w:rPr>
-              <w:t>YAN ADVISORY SERVICES PRIVATE LIMITED</w:t>
-            </w:r>
-          </w:p>
-        </w:tc>
-        <w:tc>
-          <w:tcPr>
-            <w:tcW w:type="dxa" w:w="1814"/>
-            <w:shd w:val="clear" w:color="auto" w:fill="FFFFFF"/>
-            <w:tcBorders>
-              <w:top w:val="single" w:sz="4" w:space="0" w:color="000000"/>
-              <w:left w:val="single" w:sz="4" w:space="0" w:color="000000"/>
-              <w:bottom w:val="single" w:sz="4" w:space="0" w:color="000000"/>
-              <w:right w:val="single" w:sz="4" w:space="0" w:color="000000"/>
-            </w:tcBorders>
-            <w:vAlign w:val="center"/>
-          </w:tcPr>
-          <w:p>
-            <w:pPr>
-              <w:spacing w:before="40" w:after="40"/>
-              <w:jc w:val="left"/>
-            </w:pPr>
-            <w:r>
-              <w:rPr>
-                <w:rFonts w:ascii="Adani" w:hAnsi="Adani"/>
-                <w:b w:val="0"/>
-                <w:sz w:val="18"/>
-                <w:u w:val="none"/>
-              </w:rPr>
-              <w:t>Director</w:t>
-            </w:r>
-          </w:p>
-        </w:tc>
-        <w:tc>
-          <w:tcPr>
-            <w:tcW w:type="dxa" w:w="1020"/>
-            <w:shd w:val="clear" w:color="auto" w:fill="FFFFFF"/>
-            <w:tcBorders>
-              <w:top w:val="single" w:sz="4" w:space="0" w:color="000000"/>
-              <w:left w:val="single" w:sz="4" w:space="0" w:color="000000"/>
-              <w:bottom w:val="single" w:sz="4" w:space="0" w:color="000000"/>
-              <w:right w:val="single" w:sz="4" w:space="0" w:color="000000"/>
-            </w:tcBorders>
-            <w:vAlign w:val="center"/>
-          </w:tcPr>
-          <w:p>
-            <w:pPr>
-              <w:spacing w:before="40" w:after="40"/>
-              <w:jc w:val="left"/>
-            </w:pPr>
-            <w:r>
-              <w:rPr>
-                <w:rFonts w:ascii="Adani" w:hAnsi="Adani"/>
-                <w:b w:val="0"/>
-                <w:sz w:val="18"/>
-                <w:u w:val="none"/>
-              </w:rPr>
-              <w:t>NIL</w:t>
-            </w:r>
-          </w:p>
-        </w:tc>
-        <w:tc>
-          <w:tcPr>
-            <w:tcW w:type="dxa" w:w="1247"/>
-            <w:shd w:val="clear" w:color="auto" w:fill="FFFFFF"/>
-            <w:tcBorders>
-              <w:top w:val="single" w:sz="4" w:space="0" w:color="000000"/>
-              <w:left w:val="single" w:sz="4" w:space="0" w:color="000000"/>
-              <w:bottom w:val="single" w:sz="4" w:space="0" w:color="000000"/>
-              <w:right w:val="single" w:sz="4" w:space="0" w:color="000000"/>
-            </w:tcBorders>
-            <w:vAlign w:val="center"/>
-          </w:tcPr>
-          <w:p>
-            <w:pPr>
-              <w:spacing w:before="40" w:after="40"/>
-              <w:jc w:val="left"/>
-            </w:pPr>
-            <w:r>
-              <w:rPr>
-                <w:rFonts w:ascii="Adani" w:hAnsi="Adani"/>
-                <w:b w:val="0"/>
-                <w:sz w:val="18"/>
-                <w:u w:val="none"/>
-              </w:rPr>
-              <w:t>05/02/2007</w:t>
-            </w:r>
-          </w:p>
-        </w:tc>
-      </w:tr>
-      <w:tr>
-        <w:tc>
-          <w:tcPr>
-            <w:tcW w:type="dxa" w:w="680"/>
-            <w:shd w:val="clear" w:color="auto" w:fill="FFFFFF"/>
-            <w:tcBorders>
-              <w:top w:val="single" w:sz="4" w:space="0" w:color="000000"/>
-              <w:left w:val="single" w:sz="4" w:space="0" w:color="000000"/>
-              <w:bottom w:val="single" w:sz="4" w:space="0" w:color="000000"/>
-              <w:right w:val="single" w:sz="4" w:space="0" w:color="000000"/>
-            </w:tcBorders>
-            <w:vAlign w:val="center"/>
-          </w:tcPr>
-          <w:p>
-            <w:pPr>
-              <w:spacing w:before="40" w:after="40"/>
-              <w:jc w:val="left"/>
-            </w:pPr>
-            <w:r>
-              <w:rPr>
-                <w:rFonts w:ascii="Adani" w:hAnsi="Adani"/>
-                <w:b w:val="0"/>
-                <w:sz w:val="18"/>
-                <w:u w:val="none"/>
-              </w:rPr>
-              <w:t>15</w:t>
-            </w:r>
-          </w:p>
-        </w:tc>
-        <w:tc>
-          <w:tcPr>
-            <w:tcW w:type="dxa" w:w="3969"/>
-            <w:shd w:val="clear" w:color="auto" w:fill="FFFFFF"/>
-            <w:tcBorders>
-              <w:top w:val="single" w:sz="4" w:space="0" w:color="000000"/>
-              <w:left w:val="single" w:sz="4" w:space="0" w:color="000000"/>
-              <w:bottom w:val="single" w:sz="4" w:space="0" w:color="000000"/>
-              <w:right w:val="single" w:sz="4" w:space="0" w:color="000000"/>
-            </w:tcBorders>
-            <w:vAlign w:val="center"/>
-          </w:tcPr>
-          <w:p>
-            <w:pPr>
-              <w:spacing w:before="40" w:after="40"/>
-              <w:jc w:val="left"/>
-            </w:pPr>
-            <w:r>
-              <w:rPr>
-                <w:rFonts w:ascii="Adani" w:hAnsi="Adani"/>
-                <w:b w:val="0"/>
-                <w:sz w:val="18"/>
-                <w:u w:val="none"/>
-              </w:rPr>
-              <w:t>AMITY CONSULTANTS PRIVATE LIMITED</w:t>
-            </w:r>
-          </w:p>
-        </w:tc>
-        <w:tc>
-          <w:tcPr>
-            <w:tcW w:type="dxa" w:w="1814"/>
-            <w:shd w:val="clear" w:color="auto" w:fill="FFFFFF"/>
-            <w:tcBorders>
-              <w:top w:val="single" w:sz="4" w:space="0" w:color="000000"/>
-              <w:left w:val="single" w:sz="4" w:space="0" w:color="000000"/>
-              <w:bottom w:val="single" w:sz="4" w:space="0" w:color="000000"/>
-              <w:right w:val="single" w:sz="4" w:space="0" w:color="000000"/>
-            </w:tcBorders>
-            <w:vAlign w:val="center"/>
-          </w:tcPr>
-          <w:p>
-            <w:pPr>
-              <w:spacing w:before="40" w:after="40"/>
-              <w:jc w:val="left"/>
-            </w:pPr>
-            <w:r>
-              <w:rPr>
-                <w:rFonts w:ascii="Adani" w:hAnsi="Adani"/>
-                <w:b w:val="0"/>
-                <w:sz w:val="18"/>
-                <w:u w:val="none"/>
-              </w:rPr>
-              <w:t>Director</w:t>
-            </w:r>
-          </w:p>
-        </w:tc>
-        <w:tc>
-          <w:tcPr>
-            <w:tcW w:type="dxa" w:w="1020"/>
-            <w:shd w:val="clear" w:color="auto" w:fill="FFFFFF"/>
-            <w:tcBorders>
-              <w:top w:val="single" w:sz="4" w:space="0" w:color="000000"/>
-              <w:left w:val="single" w:sz="4" w:space="0" w:color="000000"/>
-              <w:bottom w:val="single" w:sz="4" w:space="0" w:color="000000"/>
-              <w:right w:val="single" w:sz="4" w:space="0" w:color="000000"/>
-            </w:tcBorders>
-            <w:vAlign w:val="center"/>
-          </w:tcPr>
-          <w:p>
-            <w:pPr>
-              <w:spacing w:before="40" w:after="40"/>
-              <w:jc w:val="left"/>
-            </w:pPr>
-            <w:r>
-              <w:rPr>
-                <w:rFonts w:ascii="Adani" w:hAnsi="Adani"/>
-                <w:b w:val="0"/>
-                <w:sz w:val="18"/>
-                <w:u w:val="none"/>
-              </w:rPr>
-              <w:t>NIL</w:t>
-            </w:r>
-          </w:p>
-        </w:tc>
-        <w:tc>
-          <w:tcPr>
-            <w:tcW w:type="dxa" w:w="1247"/>
-            <w:shd w:val="clear" w:color="auto" w:fill="FFFFFF"/>
-            <w:tcBorders>
-              <w:top w:val="single" w:sz="4" w:space="0" w:color="000000"/>
-              <w:left w:val="single" w:sz="4" w:space="0" w:color="000000"/>
-              <w:bottom w:val="single" w:sz="4" w:space="0" w:color="000000"/>
-              <w:right w:val="single" w:sz="4" w:space="0" w:color="000000"/>
-            </w:tcBorders>
-            <w:vAlign w:val="center"/>
-          </w:tcPr>
-          <w:p>
-            <w:pPr>
-              <w:spacing w:before="40" w:after="40"/>
-              <w:jc w:val="left"/>
-            </w:pPr>
-            <w:r>
-              <w:rPr>
-                <w:rFonts w:ascii="Adani" w:hAnsi="Adani"/>
-                <w:b w:val="0"/>
-                <w:sz w:val="18"/>
-                <w:u w:val="none"/>
-              </w:rPr>
-              <w:t>20/12/2004</w:t>
-            </w:r>
-          </w:p>
-        </w:tc>
-      </w:tr>
-      <w:tr>
-        <w:tc>
-          <w:tcPr>
-            <w:tcW w:type="dxa" w:w="680"/>
-            <w:shd w:val="clear" w:color="auto" w:fill="FFFFFF"/>
-            <w:tcBorders>
-              <w:top w:val="single" w:sz="4" w:space="0" w:color="000000"/>
-              <w:left w:val="single" w:sz="4" w:space="0" w:color="000000"/>
-              <w:bottom w:val="single" w:sz="4" w:space="0" w:color="000000"/>
-              <w:right w:val="single" w:sz="4" w:space="0" w:color="000000"/>
-            </w:tcBorders>
-            <w:vAlign w:val="center"/>
-          </w:tcPr>
-          <w:p>
-            <w:pPr>
-              <w:spacing w:before="40" w:after="40"/>
-              <w:jc w:val="left"/>
-            </w:pPr>
-            <w:r>
-              <w:rPr>
-                <w:rFonts w:ascii="Adani" w:hAnsi="Adani"/>
-                <w:b w:val="0"/>
-                <w:sz w:val="18"/>
-                <w:u w:val="none"/>
-              </w:rPr>
-              <w:t>16</w:t>
+              <w:t>12</w:t>
             </w:r>
           </w:p>
         </w:tc>
@@ -2840,7 +2272,7 @@
                 <w:sz w:val="18"/>
                 <w:u w:val="none"/>
               </w:rPr>
-              <w:t>Date:   27th May, 2026</w:t>
+              <w:t>Date:   09th June, 2026</w:t>
             </w:r>
           </w:p>
         </w:tc>
@@ -3877,7 +3309,7 @@
                 <w:sz w:val="18"/>
                 <w:u w:val="none"/>
               </w:rPr>
-              <w:t>Date:   27th May, 2026</w:t>
+              <w:t>Date:   09th June, 2026</w:t>
             </w:r>
           </w:p>
         </w:tc>
@@ -4038,7 +3470,7 @@
           <w:sz w:val="20"/>
           <w:u w:val="none"/>
         </w:rPr>
-        <w:t>27th May, 2026</w:t>
+        <w:t>09th June, 2026</w:t>
       </w:r>
     </w:p>
     <w:p>
@@ -4098,37 +3530,7 @@
           <w:sz w:val="20"/>
           <w:u w:val="none"/>
         </w:rPr>
-        <w:t>SANGHI INDUSTRIES LIMITED</w:t>
-      </w:r>
-    </w:p>
-    <w:p>
-      <w:pPr>
-        <w:spacing w:before="0" w:after="20"/>
-        <w:jc w:val="left"/>
-      </w:pPr>
-      <w:r>
-        <w:rPr>
-          <w:rFonts w:ascii="Adani" w:hAnsi="Adani"/>
-          <w:b/>
-          <w:sz w:val="20"/>
-          <w:u w:val="none"/>
-        </w:rPr>
         <w:t>ADANI WIND ENERGY (GUJARAT) LIMITED</w:t>
-      </w:r>
-    </w:p>
-    <w:p>
-      <w:pPr>
-        <w:spacing w:before="0" w:after="20"/>
-        <w:jc w:val="left"/>
-      </w:pPr>
-      <w:r>
-        <w:rPr>
-          <w:rFonts w:ascii="Adani" w:hAnsi="Adani"/>
-          <w:b/>
-          <w:sz w:val="20"/>
-          <w:u w:val="none"/>
-        </w:rPr>
-        <w:t>SURAJKIRAN RENEWABLE RESOURCES LIMITED</w:t>
       </w:r>
     </w:p>
     <w:p>
@@ -4173,6 +3575,21 @@
           <w:sz w:val="20"/>
           <w:u w:val="none"/>
         </w:rPr>
+        <w:t>WARDHA SOLAR (MAHARASHTRA) LIMITED</w:t>
+      </w:r>
+    </w:p>
+    <w:p>
+      <w:pPr>
+        <w:spacing w:before="0" w:after="20"/>
+        <w:jc w:val="left"/>
+      </w:pPr>
+      <w:r>
+        <w:rPr>
+          <w:rFonts w:ascii="Adani" w:hAnsi="Adani"/>
+          <w:b/>
+          <w:sz w:val="20"/>
+          <w:u w:val="none"/>
+        </w:rPr>
         <w:t>ADANI GREEN ENERGY (UP) LIMITED</w:t>
       </w:r>
     </w:p>
@@ -4189,21 +3606,6 @@
           <w:u w:val="none"/>
         </w:rPr>
         <w:t>KODANGAL SOLAR PARKS LIMITED</w:t>
-      </w:r>
-    </w:p>
-    <w:p>
-      <w:pPr>
-        <w:spacing w:before="0" w:after="20"/>
-        <w:jc w:val="left"/>
-      </w:pPr>
-      <w:r>
-        <w:rPr>
-          <w:rFonts w:ascii="Adani" w:hAnsi="Adani"/>
-          <w:b/>
-          <w:sz w:val="20"/>
-          <w:u w:val="none"/>
-        </w:rPr>
-        <w:t>WARDHA SOLAR (MAHARASHTRA) LIMITED</w:t>
       </w:r>
     </w:p>
     <w:p>
@@ -4264,36 +3666,6 @@
           <w:u w:val="none"/>
         </w:rPr>
         <w:t>CORONEY TECHNOLOGIES PRIVATE LIMITED</w:t>
-      </w:r>
-    </w:p>
-    <w:p>
-      <w:pPr>
-        <w:spacing w:before="0" w:after="20"/>
-        <w:jc w:val="left"/>
-      </w:pPr>
-      <w:r>
-        <w:rPr>
-          <w:rFonts w:ascii="Adani" w:hAnsi="Adani"/>
-          <w:b/>
-          <w:sz w:val="20"/>
-          <w:u w:val="none"/>
-        </w:rPr>
-        <w:t>YAN ADVISORY SERVICES PRIVATE LIMITED</w:t>
-      </w:r>
-    </w:p>
-    <w:p>
-      <w:pPr>
-        <w:spacing w:before="0" w:after="20"/>
-        <w:jc w:val="left"/>
-      </w:pPr>
-      <w:r>
-        <w:rPr>
-          <w:rFonts w:ascii="Adani" w:hAnsi="Adani"/>
-          <w:b/>
-          <w:sz w:val="20"/>
-          <w:u w:val="none"/>
-        </w:rPr>
-        <w:t>AMITY CONSULTANTS PRIVATE LIMITED</w:t>
       </w:r>
     </w:p>
     <w:p>
@@ -4384,37 +3756,7 @@
           <w:sz w:val="20"/>
           <w:u w:val="none"/>
         </w:rPr>
-        <w:t>SANGHI INDUSTRIES LIMITED</w:t>
-      </w:r>
-    </w:p>
-    <w:p>
-      <w:pPr>
-        <w:spacing w:before="0" w:after="20"/>
-        <w:jc w:val="left"/>
-      </w:pPr>
-      <w:r>
-        <w:rPr>
-          <w:rFonts w:ascii="Adani" w:hAnsi="Adani"/>
-          <w:b w:val="0"/>
-          <w:sz w:val="20"/>
-          <w:u w:val="none"/>
-        </w:rPr>
         <w:t>ADANI WIND ENERGY (GUJARAT) LIMITED</w:t>
-      </w:r>
-    </w:p>
-    <w:p>
-      <w:pPr>
-        <w:spacing w:before="0" w:after="20"/>
-        <w:jc w:val="left"/>
-      </w:pPr>
-      <w:r>
-        <w:rPr>
-          <w:rFonts w:ascii="Adani" w:hAnsi="Adani"/>
-          <w:b w:val="0"/>
-          <w:sz w:val="20"/>
-          <w:u w:val="none"/>
-        </w:rPr>
-        <w:t>SURAJKIRAN RENEWABLE RESOURCES LIMITED</w:t>
       </w:r>
     </w:p>
     <w:p>
@@ -4459,6 +3801,21 @@
           <w:sz w:val="20"/>
           <w:u w:val="none"/>
         </w:rPr>
+        <w:t>WARDHA SOLAR (MAHARASHTRA) LIMITED</w:t>
+      </w:r>
+    </w:p>
+    <w:p>
+      <w:pPr>
+        <w:spacing w:before="0" w:after="20"/>
+        <w:jc w:val="left"/>
+      </w:pPr>
+      <w:r>
+        <w:rPr>
+          <w:rFonts w:ascii="Adani" w:hAnsi="Adani"/>
+          <w:b w:val="0"/>
+          <w:sz w:val="20"/>
+          <w:u w:val="none"/>
+        </w:rPr>
         <w:t>ADANI GREEN ENERGY (UP) LIMITED</w:t>
       </w:r>
     </w:p>
@@ -4475,21 +3832,6 @@
           <w:u w:val="none"/>
         </w:rPr>
         <w:t>KODANGAL SOLAR PARKS LIMITED</w:t>
-      </w:r>
-    </w:p>
-    <w:p>
-      <w:pPr>
-        <w:spacing w:before="0" w:after="20"/>
-        <w:jc w:val="left"/>
-      </w:pPr>
-      <w:r>
-        <w:rPr>
-          <w:rFonts w:ascii="Adani" w:hAnsi="Adani"/>
-          <w:b w:val="0"/>
-          <w:sz w:val="20"/>
-          <w:u w:val="none"/>
-        </w:rPr>
-        <w:t>WARDHA SOLAR (MAHARASHTRA) LIMITED</w:t>
       </w:r>
     </w:p>
     <w:p>
@@ -4615,36 +3957,6 @@
           <w:u w:val="none"/>
         </w:rPr>
         <w:t>CORONEY TECHNOLOGIES PRIVATE LIMITED</w:t>
-      </w:r>
-    </w:p>
-    <w:p>
-      <w:pPr>
-        <w:spacing w:before="0" w:after="20"/>
-        <w:jc w:val="left"/>
-      </w:pPr>
-      <w:r>
-        <w:rPr>
-          <w:rFonts w:ascii="Adani" w:hAnsi="Adani"/>
-          <w:b w:val="0"/>
-          <w:sz w:val="20"/>
-          <w:u w:val="none"/>
-        </w:rPr>
-        <w:t>YAN ADVISORY SERVICES PRIVATE LIMITED</w:t>
-      </w:r>
-    </w:p>
-    <w:p>
-      <w:pPr>
-        <w:spacing w:before="0" w:after="20"/>
-        <w:jc w:val="left"/>
-      </w:pPr>
-      <w:r>
-        <w:rPr>
-          <w:rFonts w:ascii="Adani" w:hAnsi="Adani"/>
-          <w:b w:val="0"/>
-          <w:sz w:val="20"/>
-          <w:u w:val="none"/>
-        </w:rPr>
-        <w:t>AMITY CONSULTANTS PRIVATE LIMITED</w:t>
       </w:r>
     </w:p>
     <w:p/>
@@ -5402,7 +4714,7 @@
                 <w:sz w:val="18"/>
                 <w:u w:val="none"/>
               </w:rPr>
-              <w:t>16</w:t>
+              <w:t>12</w:t>
             </w:r>
           </w:p>
         </w:tc>
@@ -5631,119 +4943,6 @@
                 <w:sz w:val="18"/>
                 <w:u w:val="none"/>
               </w:rPr>
-              <w:t>Additional Director</w:t>
-            </w:r>
-          </w:p>
-        </w:tc>
-        <w:tc>
-          <w:tcPr>
-            <w:tcW w:type="dxa" w:w="1304"/>
-            <w:shd w:val="clear" w:color="auto" w:fill="FFFFFF"/>
-            <w:tcBorders>
-              <w:top w:val="single" w:sz="4" w:space="0" w:color="000000"/>
-              <w:left w:val="single" w:sz="4" w:space="0" w:color="000000"/>
-              <w:bottom w:val="single" w:sz="4" w:space="0" w:color="000000"/>
-              <w:right w:val="single" w:sz="4" w:space="0" w:color="000000"/>
-            </w:tcBorders>
-            <w:vAlign w:val="center"/>
-          </w:tcPr>
-          <w:p>
-            <w:pPr>
-              <w:spacing w:before="40" w:after="40"/>
-              <w:jc w:val="left"/>
-            </w:pPr>
-            <w:r>
-              <w:rPr>
-                <w:rFonts w:ascii="Adani" w:hAnsi="Adani"/>
-                <w:b w:val="0"/>
-                <w:sz w:val="18"/>
-                <w:u w:val="none"/>
-              </w:rPr>
-            </w:r>
-          </w:p>
-        </w:tc>
-      </w:tr>
-      <w:tr>
-        <w:tc>
-          <w:tcPr>
-            <w:tcW w:type="dxa" w:w="2268"/>
-            <w:shd w:val="clear" w:color="auto" w:fill="FFFFFF"/>
-            <w:tcBorders>
-              <w:top w:val="single" w:sz="4" w:space="0" w:color="000000"/>
-              <w:left w:val="single" w:sz="4" w:space="0" w:color="000000"/>
-              <w:bottom w:val="single" w:sz="4" w:space="0" w:color="000000"/>
-              <w:right w:val="single" w:sz="4" w:space="0" w:color="000000"/>
-            </w:tcBorders>
-            <w:vAlign w:val="center"/>
-          </w:tcPr>
-          <w:p>
-            <w:pPr>
-              <w:spacing w:before="40" w:after="40"/>
-              <w:jc w:val="left"/>
-            </w:pPr>
-            <w:r>
-              <w:rPr>
-                <w:rFonts w:ascii="Adani" w:hAnsi="Adani"/>
-                <w:b w:val="0"/>
-                <w:sz w:val="18"/>
-                <w:u w:val="none"/>
-              </w:rPr>
-              <w:t>L18209GJ1985PLC157787</w:t>
-            </w:r>
-          </w:p>
-        </w:tc>
-        <w:tc>
-          <w:tcPr>
-            <w:tcW w:type="dxa" w:w="4252"/>
-            <w:shd w:val="clear" w:color="auto" w:fill="FFFFFF"/>
-            <w:tcBorders>
-              <w:top w:val="single" w:sz="4" w:space="0" w:color="000000"/>
-              <w:left w:val="single" w:sz="4" w:space="0" w:color="000000"/>
-              <w:bottom w:val="single" w:sz="4" w:space="0" w:color="000000"/>
-              <w:right w:val="single" w:sz="4" w:space="0" w:color="000000"/>
-            </w:tcBorders>
-            <w:vAlign w:val="center"/>
-          </w:tcPr>
-          <w:p>
-            <w:pPr>
-              <w:spacing w:before="40" w:after="40"/>
-              <w:jc w:val="left"/>
-            </w:pPr>
-            <w:r>
-              <w:rPr>
-                <w:rFonts w:ascii="Adani" w:hAnsi="Adani"/>
-                <w:b w:val="0"/>
-                <w:sz w:val="18"/>
-                <w:u w:val="none"/>
-              </w:rPr>
-              <w:t>SANGHI INDUSTRIES LIMITED</w:t>
-            </w:r>
-          </w:p>
-        </w:tc>
-        <w:tc>
-          <w:tcPr>
-            <w:tcW w:type="dxa" w:w="1587"/>
-            <w:shd w:val="clear" w:color="auto" w:fill="FFFFFF"/>
-            <w:tcBorders>
-              <w:top w:val="single" w:sz="4" w:space="0" w:color="000000"/>
-              <w:left w:val="single" w:sz="4" w:space="0" w:color="000000"/>
-              <w:bottom w:val="single" w:sz="4" w:space="0" w:color="000000"/>
-              <w:right w:val="single" w:sz="4" w:space="0" w:color="000000"/>
-            </w:tcBorders>
-            <w:vAlign w:val="center"/>
-          </w:tcPr>
-          <w:p>
-            <w:pPr>
-              <w:spacing w:before="40" w:after="40"/>
-              <w:jc w:val="left"/>
-            </w:pPr>
-            <w:r>
-              <w:rPr>
-                <w:rFonts w:ascii="Adani" w:hAnsi="Adani"/>
-                <w:b w:val="0"/>
-                <w:sz w:val="18"/>
-                <w:u w:val="none"/>
-              </w:rPr>
               <w:t>Director</w:t>
             </w:r>
           </w:p>
@@ -5772,7 +4971,7 @@
                 <w:sz w:val="18"/>
                 <w:u w:val="none"/>
               </w:rPr>
-              <w:t>08/02/2024</w:t>
+              <w:t>28/06/2025</w:t>
             </w:r>
           </w:p>
         </w:tc>
@@ -5831,120 +5030,6 @@
                 <w:u w:val="none"/>
               </w:rPr>
               <w:t>ADANI WIND ENERGY (GUJARAT) LIMITED</w:t>
-            </w:r>
-          </w:p>
-        </w:tc>
-        <w:tc>
-          <w:tcPr>
-            <w:tcW w:type="dxa" w:w="1587"/>
-            <w:shd w:val="clear" w:color="auto" w:fill="FFFFFF"/>
-            <w:tcBorders>
-              <w:top w:val="single" w:sz="4" w:space="0" w:color="000000"/>
-              <w:left w:val="single" w:sz="4" w:space="0" w:color="000000"/>
-              <w:bottom w:val="single" w:sz="4" w:space="0" w:color="000000"/>
-              <w:right w:val="single" w:sz="4" w:space="0" w:color="000000"/>
-            </w:tcBorders>
-            <w:vAlign w:val="center"/>
-          </w:tcPr>
-          <w:p>
-            <w:pPr>
-              <w:spacing w:before="40" w:after="40"/>
-              <w:jc w:val="left"/>
-            </w:pPr>
-            <w:r>
-              <w:rPr>
-                <w:rFonts w:ascii="Adani" w:hAnsi="Adani"/>
-                <w:b w:val="0"/>
-                <w:sz w:val="18"/>
-                <w:u w:val="none"/>
-              </w:rPr>
-              <w:t>Director</w:t>
-            </w:r>
-          </w:p>
-        </w:tc>
-        <w:tc>
-          <w:tcPr>
-            <w:tcW w:type="dxa" w:w="1304"/>
-            <w:shd w:val="clear" w:color="auto" w:fill="FFFFFF"/>
-            <w:tcBorders>
-              <w:top w:val="single" w:sz="4" w:space="0" w:color="000000"/>
-              <w:left w:val="single" w:sz="4" w:space="0" w:color="000000"/>
-              <w:bottom w:val="single" w:sz="4" w:space="0" w:color="000000"/>
-              <w:right w:val="single" w:sz="4" w:space="0" w:color="000000"/>
-            </w:tcBorders>
-            <w:vAlign w:val="center"/>
-          </w:tcPr>
-          <w:p>
-            <w:pPr>
-              <w:spacing w:before="40" w:after="40"/>
-              <w:jc w:val="left"/>
-            </w:pPr>
-            <w:r>
-              <w:rPr>
-                <w:rFonts w:ascii="Adani" w:hAnsi="Adani"/>
-                <w:b w:val="0"/>
-                <w:sz w:val="18"/>
-                <w:u w:val="none"/>
-              </w:rPr>
-              <w:t>22/02/2022</w:t>
-            </w:r>
-          </w:p>
-        </w:tc>
-      </w:tr>
-      <w:tr>
-        <w:tc>
-          <w:tcPr>
-            <w:tcW w:type="dxa" w:w="2268"/>
-            <w:shd w:val="clear" w:color="auto" w:fill="FFFFFF"/>
-            <w:tcBorders>
-              <w:top w:val="single" w:sz="4" w:space="0" w:color="000000"/>
-              <w:left w:val="single" w:sz="4" w:space="0" w:color="000000"/>
-              <w:bottom w:val="single" w:sz="4" w:space="0" w:color="000000"/>
-              <w:right w:val="single" w:sz="4" w:space="0" w:color="000000"/>
-            </w:tcBorders>
-            <w:vAlign w:val="center"/>
-          </w:tcPr>
-          <w:p>
-            <w:pPr>
-              <w:spacing w:before="40" w:after="40"/>
-              <w:jc w:val="left"/>
-            </w:pPr>
-            <w:r>
-              <w:rPr>
-                <w:rFonts w:ascii="Adani" w:hAnsi="Adani"/>
-                <w:b w:val="0"/>
-                <w:sz w:val="18"/>
-                <w:u w:val="none"/>
-              </w:rPr>
-              <w:t>U74999GJ2015PLC127992</w:t>
-            </w:r>
-          </w:p>
-        </w:tc>
-        <w:tc>
-          <w:tcPr>
-            <w:tcW w:type="dxa" w:w="4252"/>
-            <w:shd w:val="clear" w:color="auto" w:fill="FFFFFF"/>
-            <w:tcBorders>
-              <w:top w:val="single" w:sz="4" w:space="0" w:color="000000"/>
-              <w:left w:val="single" w:sz="4" w:space="0" w:color="000000"/>
-              <w:bottom w:val="single" w:sz="4" w:space="0" w:color="000000"/>
-              <w:right w:val="single" w:sz="4" w:space="0" w:color="000000"/>
-            </w:tcBorders>
-            <w:vAlign w:val="center"/>
-          </w:tcPr>
-          <w:p>
-            <w:pPr>
-              <w:spacing w:before="40" w:after="40"/>
-              <w:jc w:val="left"/>
-            </w:pPr>
-            <w:r>
-              <w:rPr>
-                <w:rFonts w:ascii="Adani" w:hAnsi="Adani"/>
-                <w:b w:val="0"/>
-                <w:sz w:val="18"/>
-                <w:u w:val="none"/>
-              </w:rPr>
-              <w:t>SURAJKIRAN RENEWABLE RESOURCES LIMITED</w:t>
             </w:r>
           </w:p>
         </w:tc>
@@ -6258,6 +5343,120 @@
                 <w:sz w:val="18"/>
                 <w:u w:val="none"/>
               </w:rPr>
+              <w:t>U40106GJ2016PLC086499</w:t>
+            </w:r>
+          </w:p>
+        </w:tc>
+        <w:tc>
+          <w:tcPr>
+            <w:tcW w:type="dxa" w:w="4252"/>
+            <w:shd w:val="clear" w:color="auto" w:fill="FFFFFF"/>
+            <w:tcBorders>
+              <w:top w:val="single" w:sz="4" w:space="0" w:color="000000"/>
+              <w:left w:val="single" w:sz="4" w:space="0" w:color="000000"/>
+              <w:bottom w:val="single" w:sz="4" w:space="0" w:color="000000"/>
+              <w:right w:val="single" w:sz="4" w:space="0" w:color="000000"/>
+            </w:tcBorders>
+            <w:vAlign w:val="center"/>
+          </w:tcPr>
+          <w:p>
+            <w:pPr>
+              <w:spacing w:before="40" w:after="40"/>
+              <w:jc w:val="left"/>
+            </w:pPr>
+            <w:r>
+              <w:rPr>
+                <w:rFonts w:ascii="Adani" w:hAnsi="Adani"/>
+                <w:b w:val="0"/>
+                <w:sz w:val="18"/>
+                <w:u w:val="none"/>
+              </w:rPr>
+              <w:t>WARDHA SOLAR (MAHARASHTRA) LIMITED</w:t>
+            </w:r>
+          </w:p>
+        </w:tc>
+        <w:tc>
+          <w:tcPr>
+            <w:tcW w:type="dxa" w:w="1587"/>
+            <w:shd w:val="clear" w:color="auto" w:fill="FFFFFF"/>
+            <w:tcBorders>
+              <w:top w:val="single" w:sz="4" w:space="0" w:color="000000"/>
+              <w:left w:val="single" w:sz="4" w:space="0" w:color="000000"/>
+              <w:bottom w:val="single" w:sz="4" w:space="0" w:color="000000"/>
+              <w:right w:val="single" w:sz="4" w:space="0" w:color="000000"/>
+            </w:tcBorders>
+            <w:vAlign w:val="center"/>
+          </w:tcPr>
+          <w:p>
+            <w:pPr>
+              <w:spacing w:before="40" w:after="40"/>
+              <w:jc w:val="left"/>
+            </w:pPr>
+            <w:r>
+              <w:rPr>
+                <w:rFonts w:ascii="Adani" w:hAnsi="Adani"/>
+                <w:b w:val="0"/>
+                <w:sz w:val="18"/>
+                <w:u w:val="none"/>
+              </w:rPr>
+              <w:t>Director</w:t>
+            </w:r>
+          </w:p>
+        </w:tc>
+        <w:tc>
+          <w:tcPr>
+            <w:tcW w:type="dxa" w:w="1304"/>
+            <w:shd w:val="clear" w:color="auto" w:fill="FFFFFF"/>
+            <w:tcBorders>
+              <w:top w:val="single" w:sz="4" w:space="0" w:color="000000"/>
+              <w:left w:val="single" w:sz="4" w:space="0" w:color="000000"/>
+              <w:bottom w:val="single" w:sz="4" w:space="0" w:color="000000"/>
+              <w:right w:val="single" w:sz="4" w:space="0" w:color="000000"/>
+            </w:tcBorders>
+            <w:vAlign w:val="center"/>
+          </w:tcPr>
+          <w:p>
+            <w:pPr>
+              <w:spacing w:before="40" w:after="40"/>
+              <w:jc w:val="left"/>
+            </w:pPr>
+            <w:r>
+              <w:rPr>
+                <w:rFonts w:ascii="Adani" w:hAnsi="Adani"/>
+                <w:b w:val="0"/>
+                <w:sz w:val="18"/>
+                <w:u w:val="none"/>
+              </w:rPr>
+              <w:t>31/03/2021</w:t>
+            </w:r>
+          </w:p>
+        </w:tc>
+      </w:tr>
+      <w:tr>
+        <w:tc>
+          <w:tcPr>
+            <w:tcW w:type="dxa" w:w="2268"/>
+            <w:shd w:val="clear" w:color="auto" w:fill="FFFFFF"/>
+            <w:tcBorders>
+              <w:top w:val="single" w:sz="4" w:space="0" w:color="000000"/>
+              <w:left w:val="single" w:sz="4" w:space="0" w:color="000000"/>
+              <w:bottom w:val="single" w:sz="4" w:space="0" w:color="000000"/>
+              <w:right w:val="single" w:sz="4" w:space="0" w:color="000000"/>
+            </w:tcBorders>
+            <w:vAlign w:val="center"/>
+          </w:tcPr>
+          <w:p>
+            <w:pPr>
+              <w:spacing w:before="40" w:after="40"/>
+              <w:jc w:val="left"/>
+            </w:pPr>
+            <w:r>
+              <w:rPr>
+                <w:rFonts w:ascii="Adani" w:hAnsi="Adani"/>
+                <w:b w:val="0"/>
+                <w:sz w:val="18"/>
+                <w:u w:val="none"/>
+              </w:rPr>
               <w:t>U40106GJ2015PLC083925</w:t>
             </w:r>
           </w:p>
@@ -6401,120 +5600,6 @@
                 <w:u w:val="none"/>
               </w:rPr>
               <w:t>KODANGAL SOLAR PARKS LIMITED</w:t>
-            </w:r>
-          </w:p>
-        </w:tc>
-        <w:tc>
-          <w:tcPr>
-            <w:tcW w:type="dxa" w:w="1587"/>
-            <w:shd w:val="clear" w:color="auto" w:fill="FFFFFF"/>
-            <w:tcBorders>
-              <w:top w:val="single" w:sz="4" w:space="0" w:color="000000"/>
-              <w:left w:val="single" w:sz="4" w:space="0" w:color="000000"/>
-              <w:bottom w:val="single" w:sz="4" w:space="0" w:color="000000"/>
-              <w:right w:val="single" w:sz="4" w:space="0" w:color="000000"/>
-            </w:tcBorders>
-            <w:vAlign w:val="center"/>
-          </w:tcPr>
-          <w:p>
-            <w:pPr>
-              <w:spacing w:before="40" w:after="40"/>
-              <w:jc w:val="left"/>
-            </w:pPr>
-            <w:r>
-              <w:rPr>
-                <w:rFonts w:ascii="Adani" w:hAnsi="Adani"/>
-                <w:b w:val="0"/>
-                <w:sz w:val="18"/>
-                <w:u w:val="none"/>
-              </w:rPr>
-              <w:t>Director</w:t>
-            </w:r>
-          </w:p>
-        </w:tc>
-        <w:tc>
-          <w:tcPr>
-            <w:tcW w:type="dxa" w:w="1304"/>
-            <w:shd w:val="clear" w:color="auto" w:fill="FFFFFF"/>
-            <w:tcBorders>
-              <w:top w:val="single" w:sz="4" w:space="0" w:color="000000"/>
-              <w:left w:val="single" w:sz="4" w:space="0" w:color="000000"/>
-              <w:bottom w:val="single" w:sz="4" w:space="0" w:color="000000"/>
-              <w:right w:val="single" w:sz="4" w:space="0" w:color="000000"/>
-            </w:tcBorders>
-            <w:vAlign w:val="center"/>
-          </w:tcPr>
-          <w:p>
-            <w:pPr>
-              <w:spacing w:before="40" w:after="40"/>
-              <w:jc w:val="left"/>
-            </w:pPr>
-            <w:r>
-              <w:rPr>
-                <w:rFonts w:ascii="Adani" w:hAnsi="Adani"/>
-                <w:b w:val="0"/>
-                <w:sz w:val="18"/>
-                <w:u w:val="none"/>
-              </w:rPr>
-              <w:t>31/03/2021</w:t>
-            </w:r>
-          </w:p>
-        </w:tc>
-      </w:tr>
-      <w:tr>
-        <w:tc>
-          <w:tcPr>
-            <w:tcW w:type="dxa" w:w="2268"/>
-            <w:shd w:val="clear" w:color="auto" w:fill="FFFFFF"/>
-            <w:tcBorders>
-              <w:top w:val="single" w:sz="4" w:space="0" w:color="000000"/>
-              <w:left w:val="single" w:sz="4" w:space="0" w:color="000000"/>
-              <w:bottom w:val="single" w:sz="4" w:space="0" w:color="000000"/>
-              <w:right w:val="single" w:sz="4" w:space="0" w:color="000000"/>
-            </w:tcBorders>
-            <w:vAlign w:val="center"/>
-          </w:tcPr>
-          <w:p>
-            <w:pPr>
-              <w:spacing w:before="40" w:after="40"/>
-              <w:jc w:val="left"/>
-            </w:pPr>
-            <w:r>
-              <w:rPr>
-                <w:rFonts w:ascii="Adani" w:hAnsi="Adani"/>
-                <w:b w:val="0"/>
-                <w:sz w:val="18"/>
-                <w:u w:val="none"/>
-              </w:rPr>
-              <w:t>U40106GJ2016PLC086499</w:t>
-            </w:r>
-          </w:p>
-        </w:tc>
-        <w:tc>
-          <w:tcPr>
-            <w:tcW w:type="dxa" w:w="4252"/>
-            <w:shd w:val="clear" w:color="auto" w:fill="FFFFFF"/>
-            <w:tcBorders>
-              <w:top w:val="single" w:sz="4" w:space="0" w:color="000000"/>
-              <w:left w:val="single" w:sz="4" w:space="0" w:color="000000"/>
-              <w:bottom w:val="single" w:sz="4" w:space="0" w:color="000000"/>
-              <w:right w:val="single" w:sz="4" w:space="0" w:color="000000"/>
-            </w:tcBorders>
-            <w:vAlign w:val="center"/>
-          </w:tcPr>
-          <w:p>
-            <w:pPr>
-              <w:spacing w:before="40" w:after="40"/>
-              <w:jc w:val="left"/>
-            </w:pPr>
-            <w:r>
-              <w:rPr>
-                <w:rFonts w:ascii="Adani" w:hAnsi="Adani"/>
-                <w:b w:val="0"/>
-                <w:sz w:val="18"/>
-                <w:u w:val="none"/>
-              </w:rPr>
-              <w:t>WARDHA SOLAR (MAHARASHTRA) LIMITED</w:t>
             </w:r>
           </w:p>
         </w:tc>
@@ -7056,234 +6141,6 @@
                 <w:sz w:val="18"/>
                 <w:u w:val="none"/>
               </w:rPr>
-              <w:t>U74999GJ1991PTC016402</w:t>
-            </w:r>
-          </w:p>
-        </w:tc>
-        <w:tc>
-          <w:tcPr>
-            <w:tcW w:type="dxa" w:w="4252"/>
-            <w:shd w:val="clear" w:color="auto" w:fill="FFFFFF"/>
-            <w:tcBorders>
-              <w:top w:val="single" w:sz="4" w:space="0" w:color="000000"/>
-              <w:left w:val="single" w:sz="4" w:space="0" w:color="000000"/>
-              <w:bottom w:val="single" w:sz="4" w:space="0" w:color="000000"/>
-              <w:right w:val="single" w:sz="4" w:space="0" w:color="000000"/>
-            </w:tcBorders>
-            <w:vAlign w:val="center"/>
-          </w:tcPr>
-          <w:p>
-            <w:pPr>
-              <w:spacing w:before="40" w:after="40"/>
-              <w:jc w:val="left"/>
-            </w:pPr>
-            <w:r>
-              <w:rPr>
-                <w:rFonts w:ascii="Adani" w:hAnsi="Adani"/>
-                <w:b w:val="0"/>
-                <w:sz w:val="18"/>
-                <w:u w:val="none"/>
-              </w:rPr>
-              <w:t>YAN ADVISORY SERVICES PRIVATE LIMITED</w:t>
-            </w:r>
-          </w:p>
-        </w:tc>
-        <w:tc>
-          <w:tcPr>
-            <w:tcW w:type="dxa" w:w="1587"/>
-            <w:shd w:val="clear" w:color="auto" w:fill="FFFFFF"/>
-            <w:tcBorders>
-              <w:top w:val="single" w:sz="4" w:space="0" w:color="000000"/>
-              <w:left w:val="single" w:sz="4" w:space="0" w:color="000000"/>
-              <w:bottom w:val="single" w:sz="4" w:space="0" w:color="000000"/>
-              <w:right w:val="single" w:sz="4" w:space="0" w:color="000000"/>
-            </w:tcBorders>
-            <w:vAlign w:val="center"/>
-          </w:tcPr>
-          <w:p>
-            <w:pPr>
-              <w:spacing w:before="40" w:after="40"/>
-              <w:jc w:val="left"/>
-            </w:pPr>
-            <w:r>
-              <w:rPr>
-                <w:rFonts w:ascii="Adani" w:hAnsi="Adani"/>
-                <w:b w:val="0"/>
-                <w:sz w:val="18"/>
-                <w:u w:val="none"/>
-              </w:rPr>
-              <w:t>Director</w:t>
-            </w:r>
-          </w:p>
-        </w:tc>
-        <w:tc>
-          <w:tcPr>
-            <w:tcW w:type="dxa" w:w="1304"/>
-            <w:shd w:val="clear" w:color="auto" w:fill="FFFFFF"/>
-            <w:tcBorders>
-              <w:top w:val="single" w:sz="4" w:space="0" w:color="000000"/>
-              <w:left w:val="single" w:sz="4" w:space="0" w:color="000000"/>
-              <w:bottom w:val="single" w:sz="4" w:space="0" w:color="000000"/>
-              <w:right w:val="single" w:sz="4" w:space="0" w:color="000000"/>
-            </w:tcBorders>
-            <w:vAlign w:val="center"/>
-          </w:tcPr>
-          <w:p>
-            <w:pPr>
-              <w:spacing w:before="40" w:after="40"/>
-              <w:jc w:val="left"/>
-            </w:pPr>
-            <w:r>
-              <w:rPr>
-                <w:rFonts w:ascii="Adani" w:hAnsi="Adani"/>
-                <w:b w:val="0"/>
-                <w:sz w:val="18"/>
-                <w:u w:val="none"/>
-              </w:rPr>
-              <w:t>05/02/2007</w:t>
-            </w:r>
-          </w:p>
-        </w:tc>
-      </w:tr>
-      <w:tr>
-        <w:tc>
-          <w:tcPr>
-            <w:tcW w:type="dxa" w:w="2268"/>
-            <w:shd w:val="clear" w:color="auto" w:fill="FFFFFF"/>
-            <w:tcBorders>
-              <w:top w:val="single" w:sz="4" w:space="0" w:color="000000"/>
-              <w:left w:val="single" w:sz="4" w:space="0" w:color="000000"/>
-              <w:bottom w:val="single" w:sz="4" w:space="0" w:color="000000"/>
-              <w:right w:val="single" w:sz="4" w:space="0" w:color="000000"/>
-            </w:tcBorders>
-            <w:vAlign w:val="center"/>
-          </w:tcPr>
-          <w:p>
-            <w:pPr>
-              <w:spacing w:before="40" w:after="40"/>
-              <w:jc w:val="left"/>
-            </w:pPr>
-            <w:r>
-              <w:rPr>
-                <w:rFonts w:ascii="Adani" w:hAnsi="Adani"/>
-                <w:b w:val="0"/>
-                <w:sz w:val="18"/>
-                <w:u w:val="none"/>
-              </w:rPr>
-              <w:t>U74140GJ2004PTC044545</w:t>
-            </w:r>
-          </w:p>
-        </w:tc>
-        <w:tc>
-          <w:tcPr>
-            <w:tcW w:type="dxa" w:w="4252"/>
-            <w:shd w:val="clear" w:color="auto" w:fill="FFFFFF"/>
-            <w:tcBorders>
-              <w:top w:val="single" w:sz="4" w:space="0" w:color="000000"/>
-              <w:left w:val="single" w:sz="4" w:space="0" w:color="000000"/>
-              <w:bottom w:val="single" w:sz="4" w:space="0" w:color="000000"/>
-              <w:right w:val="single" w:sz="4" w:space="0" w:color="000000"/>
-            </w:tcBorders>
-            <w:vAlign w:val="center"/>
-          </w:tcPr>
-          <w:p>
-            <w:pPr>
-              <w:spacing w:before="40" w:after="40"/>
-              <w:jc w:val="left"/>
-            </w:pPr>
-            <w:r>
-              <w:rPr>
-                <w:rFonts w:ascii="Adani" w:hAnsi="Adani"/>
-                <w:b w:val="0"/>
-                <w:sz w:val="18"/>
-                <w:u w:val="none"/>
-              </w:rPr>
-              <w:t>AMITY CONSULTANTS PRIVATE LIMITED</w:t>
-            </w:r>
-          </w:p>
-        </w:tc>
-        <w:tc>
-          <w:tcPr>
-            <w:tcW w:type="dxa" w:w="1587"/>
-            <w:shd w:val="clear" w:color="auto" w:fill="FFFFFF"/>
-            <w:tcBorders>
-              <w:top w:val="single" w:sz="4" w:space="0" w:color="000000"/>
-              <w:left w:val="single" w:sz="4" w:space="0" w:color="000000"/>
-              <w:bottom w:val="single" w:sz="4" w:space="0" w:color="000000"/>
-              <w:right w:val="single" w:sz="4" w:space="0" w:color="000000"/>
-            </w:tcBorders>
-            <w:vAlign w:val="center"/>
-          </w:tcPr>
-          <w:p>
-            <w:pPr>
-              <w:spacing w:before="40" w:after="40"/>
-              <w:jc w:val="left"/>
-            </w:pPr>
-            <w:r>
-              <w:rPr>
-                <w:rFonts w:ascii="Adani" w:hAnsi="Adani"/>
-                <w:b w:val="0"/>
-                <w:sz w:val="18"/>
-                <w:u w:val="none"/>
-              </w:rPr>
-              <w:t>Director</w:t>
-            </w:r>
-          </w:p>
-        </w:tc>
-        <w:tc>
-          <w:tcPr>
-            <w:tcW w:type="dxa" w:w="1304"/>
-            <w:shd w:val="clear" w:color="auto" w:fill="FFFFFF"/>
-            <w:tcBorders>
-              <w:top w:val="single" w:sz="4" w:space="0" w:color="000000"/>
-              <w:left w:val="single" w:sz="4" w:space="0" w:color="000000"/>
-              <w:bottom w:val="single" w:sz="4" w:space="0" w:color="000000"/>
-              <w:right w:val="single" w:sz="4" w:space="0" w:color="000000"/>
-            </w:tcBorders>
-            <w:vAlign w:val="center"/>
-          </w:tcPr>
-          <w:p>
-            <w:pPr>
-              <w:spacing w:before="40" w:after="40"/>
-              <w:jc w:val="left"/>
-            </w:pPr>
-            <w:r>
-              <w:rPr>
-                <w:rFonts w:ascii="Adani" w:hAnsi="Adani"/>
-                <w:b w:val="0"/>
-                <w:sz w:val="18"/>
-                <w:u w:val="none"/>
-              </w:rPr>
-              <w:t>20/12/2004</w:t>
-            </w:r>
-          </w:p>
-        </w:tc>
-      </w:tr>
-      <w:tr>
-        <w:tc>
-          <w:tcPr>
-            <w:tcW w:type="dxa" w:w="2268"/>
-            <w:shd w:val="clear" w:color="auto" w:fill="FFFFFF"/>
-            <w:tcBorders>
-              <w:top w:val="single" w:sz="4" w:space="0" w:color="000000"/>
-              <w:left w:val="single" w:sz="4" w:space="0" w:color="000000"/>
-              <w:bottom w:val="single" w:sz="4" w:space="0" w:color="000000"/>
-              <w:right w:val="single" w:sz="4" w:space="0" w:color="000000"/>
-            </w:tcBorders>
-            <w:vAlign w:val="center"/>
-          </w:tcPr>
-          <w:p>
-            <w:pPr>
-              <w:spacing w:before="40" w:after="40"/>
-              <w:jc w:val="left"/>
-            </w:pPr>
-            <w:r>
-              <w:rPr>
-                <w:rFonts w:ascii="Adani" w:hAnsi="Adani"/>
-                <w:b w:val="0"/>
-                <w:sz w:val="18"/>
-                <w:u w:val="none"/>
-              </w:rPr>
               <w:t>L24230GJ1984PLC007440</w:t>
             </w:r>
           </w:p>
